--- a/courseware/LP-CompTIA Security+ Exam Prep (SY0-701).docx
+++ b/courseware/LP-CompTIA Security+ Exam Prep (SY0-701).docx
@@ -308,7 +308,7 @@
               <w:rPr>
                 <w:sz w:val="19"/>
               </w:rPr>
-              <w:t>2 July 2026</w:t>
+              <w:t>22 July 2026</w:t>
             </w:r>
           </w:p>
         </w:tc>
@@ -322,7 +322,7 @@
               <w:rPr>
                 <w:sz w:val="19"/>
               </w:rPr>
-              <w:t>Initial release — Security+ SY0-701 3-day lesson plan aligned to the 36 labs.</w:t>
+              <w:t>Initial release of the C628 courseware — 5 exam domains, 36 hands-on labs.</w:t>
             </w:r>
           </w:p>
         </w:tc>
@@ -366,7 +366,7 @@
               <w:rPr>
                 <w:sz w:val="19"/>
               </w:rPr>
-              <w:t>18 August 2026</w:t>
+              <w:t>28 October 2026</w:t>
             </w:r>
           </w:p>
         </w:tc>
@@ -380,7 +380,7 @@
               <w:rPr>
                 <w:sz w:val="19"/>
               </w:rPr>
-              <w:t>Reorganised to 5 days aligned to the SY0-701 exam domains (one domain per day); added full concept coverage per exam objective and 7 new labs (43 total); added exam-registration and practice-exam sections.</w:t>
+              <w:t>Re-sequenced to the official SY0-701 blueprint (5 domains, 28 objectives); concept content expanded per objective; 52 labs aligned one-to-one with objectives (9 new labs); exam tips and practice questions per domain; 5-day schedule (one domain per day, 37.5 instructional hours) to match the published course duration.</w:t>
             </w:r>
           </w:p>
         </w:tc>
@@ -470,7 +470,7 @@
           <w:color w:val="333333"/>
           <w:sz w:val="22"/>
         </w:rPr>
-        <w:t>Assessment</w:t>
+        <w:t>Learning Reinforcement</w:t>
         <w:tab/>
         <w:t>4</w:t>
       </w:r>
@@ -529,7 +529,7 @@
           <w:color w:val="333333"/>
           <w:sz w:val="21"/>
         </w:rPr>
-        <w:t>Day 2 — Domain 2 — Threats, Vulnerabilities &amp; Mitigations (22%)</w:t>
+        <w:t>Day 2 — Domain 2 — Threats, Vulnerabilities and Mitigations (22%)</w:t>
         <w:tab/>
         <w:t>5</w:t>
       </w:r>
@@ -551,7 +551,7 @@
         </w:rPr>
         <w:t>Day 3 — Domain 3 — Security Architecture (18%)</w:t>
         <w:tab/>
-        <w:t>6</w:t>
+        <w:t>5</w:t>
       </w:r>
     </w:p>
     <w:p>
@@ -571,7 +571,7 @@
         </w:rPr>
         <w:t>Day 4 — Domain 4 — Security Operations (28%)</w:t>
         <w:tab/>
-        <w:t>7</w:t>
+        <w:t>6</w:t>
       </w:r>
     </w:p>
     <w:p>
@@ -589,7 +589,26 @@
           <w:color w:val="333333"/>
           <w:sz w:val="21"/>
         </w:rPr>
-        <w:t>Day 5 — Domain 5 — Program Management, Oversight &amp; Assessment (20%)</w:t>
+        <w:t>Day 5 — Domain 5 — Security Program Management and Oversight (20%) &amp; Exam Readiness</w:t>
+        <w:tab/>
+        <w:t>6</w:t>
+      </w:r>
+    </w:p>
+    <w:p>
+      <w:pPr>
+        <w:tabs>
+          <w:tab w:pos="9072" w:val="right" w:leader="dot"/>
+        </w:tabs>
+        <w:spacing w:after="60"/>
+      </w:pPr>
+      <w:r>
+        <w:rPr>
+          <w:rFonts w:ascii="Arial" w:hAnsi="Arial"/>
+          <w:b/>
+          <w:color w:val="333333"/>
+          <w:sz w:val="22"/>
+        </w:rPr>
+        <w:t>Lab Reference (aligned to the exam domains)</w:t>
         <w:tab/>
         <w:t>7</w:t>
       </w:r>
@@ -608,9 +627,9 @@
           <w:color w:val="333333"/>
           <w:sz w:val="22"/>
         </w:rPr>
-        <w:t>Lab Reference (aligned to exam domains)</w:t>
+        <w:t>SY0-701 Exam Objective Coverage</w:t>
         <w:tab/>
-        <w:t>8</w:t>
+        <w:t>7</w:t>
       </w:r>
     </w:p>
     <w:p>
@@ -658,13 +677,12 @@
             <w:tcW w:type="dxa" w:w="4320"/>
           </w:tcPr>
           <w:p>
-            <w:r>
+            <w:r/>
+            <w:r>
+              <w:rPr>
+                <w:sz w:val="20"/>
+              </w:rPr>
               <w:t>CompTIA Security+ Exam Prep (SY0-701)</w:t>
-            </w:r>
-            <w:r>
-              <w:rPr>
-                <w:sz w:val="20"/>
-              </w:rPr>
             </w:r>
           </w:p>
         </w:tc>
@@ -676,14 +694,13 @@
             <w:shd w:val="clear" w:color="auto" w:fill="E8F0FE"/>
           </w:tcPr>
           <w:p>
-            <w:r>
-              <w:t>Course Reference</w:t>
-            </w:r>
+            <w:r/>
             <w:r>
               <w:rPr>
                 <w:b/>
                 <w:sz w:val="20"/>
               </w:rPr>
+              <w:t>Course Reference</w:t>
             </w:r>
           </w:p>
         </w:tc>
@@ -692,13 +709,12 @@
             <w:tcW w:type="dxa" w:w="4320"/>
           </w:tcPr>
           <w:p>
-            <w:r>
+            <w:r/>
+            <w:r>
+              <w:rPr>
+                <w:sz w:val="20"/>
+              </w:rPr>
               <w:t>C628</w:t>
-            </w:r>
-            <w:r>
-              <w:rPr>
-                <w:sz w:val="20"/>
-              </w:rPr>
             </w:r>
           </w:p>
         </w:tc>
@@ -757,13 +773,12 @@
             <w:tcW w:type="dxa" w:w="4320"/>
           </w:tcPr>
           <w:p>
-            <w:r>
-              <w:t>5 days · 7.5 instructional hours per day (37.5 hours)</w:t>
-            </w:r>
+            <w:r/>
             <w:r>
               <w:rPr>
                 <w:sz w:val="20"/>
               </w:rPr>
+              <w:t>5 days · 8 training hours per day (40 hours), of which 37.5 hours are instructional and the balance is tea breaks</w:t>
             </w:r>
           </w:p>
         </w:tc>
@@ -790,13 +805,12 @@
             <w:tcW w:type="dxa" w:w="4320"/>
           </w:tcPr>
           <w:p>
-            <w:r>
-              <w:t>9:30 am – 5:30 pm (30-minute lunch; refreshments during activity time)</w:t>
-            </w:r>
+            <w:r/>
             <w:r>
               <w:rPr>
                 <w:sz w:val="20"/>
               </w:rPr>
+              <w:t>9:30 am – 6:30 pm (1-hour lunch; tea breaks within training time)</w:t>
             </w:r>
           </w:p>
         </w:tc>
@@ -828,7 +842,7 @@
               <w:rPr>
                 <w:sz w:val="20"/>
               </w:rPr>
-              <w:t>Instructor-led, hands-on labs on the free Killercoda Ubuntu Playground</w:t>
+              <w:t>Instructor-led, hands-on practical labs</w:t>
             </w:r>
           </w:p>
         </w:tc>
@@ -887,7 +901,7 @@
         <w:rPr>
           <w:sz w:val="21"/>
         </w:rPr>
-        <w:t>LO1: Apply general security concepts — control categories and types, the CIA triad and AAA, Zero Trust, change management, cryptographic primitives (hashing, symmetric/asymmetric encryption) and PKI.</w:t>
+        <w:t>LO1: Explain general security concepts — control types, CIA and AAA, Zero Trust, physical security, deception, change management and cryptography with PKI.</w:t>
       </w:r>
     </w:p>
     <w:p>
@@ -898,7 +912,7 @@
         <w:rPr>
           <w:sz w:val="21"/>
         </w:rPr>
-        <w:t>LO2: Identify threats, vulnerabilities and mitigations — threat actors, social engineering, password and web attacks (SQLi, XSS), malware, denial-of-service, wireless attacks and hardening.</w:t>
+        <w:t>LO2: Analyse threat actors, vectors and social engineering, application and platform vulnerabilities, indicators of attack, and mitigation techniques.</w:t>
       </w:r>
     </w:p>
     <w:p>
@@ -909,7 +923,7 @@
         <w:rPr>
           <w:sz w:val="21"/>
         </w:rPr>
-        <w:t>LO3: Implement secure architecture — cloud and enterprise models, network segmentation, firewalls, WAF, VPN, container security, data-at-rest encryption, TLS hardening and resilient backup/RAID.</w:t>
+        <w:t>LO3: Apply secure architecture — cloud and on-premises models, secure enterprise infrastructure, data protection, and resilience and recovery.</w:t>
       </w:r>
     </w:p>
     <w:p>
@@ -920,7 +934,7 @@
         <w:rPr>
           <w:sz w:val="21"/>
         </w:rPr>
-        <w:t>LO4: Run security operations — SSH/identity hardening, MFA, SIEM, IDS, EDR, file-integrity monitoring, packet analysis, vulnerability management, incident response, forensics and automation.</w:t>
+        <w:t>LO4: Perform security operations — hardening, asset and vulnerability management, monitoring, security capabilities, IAM, automation and incident response.</w:t>
       </w:r>
     </w:p>
     <w:p>
@@ -931,7 +945,15 @@
         <w:rPr>
           <w:sz w:val="21"/>
         </w:rPr>
-        <w:t>LO5: Manage the security program — governance, risk registers and CVSS, third-party risk, reconnaissance, penetration testing, compliance auditing and security-awareness testing.</w:t>
+        <w:t>LO5: Support program oversight — governance, risk and third-party risk, compliance, audits and penetration testing, and security awareness.</w:t>
+      </w:r>
+    </w:p>
+    <w:p>
+      <w:pPr>
+        <w:pStyle w:val="Heading1"/>
+      </w:pPr>
+      <w:r>
+        <w:t>Learning Reinforcement</w:t>
       </w:r>
     </w:p>
     <w:p>
@@ -942,7 +964,51 @@
         <w:rPr>
           <w:sz w:val="21"/>
         </w:rPr>
-        <w:t>Full attendance is expected — attend all five days to get the most from the course.</w:t>
+        <w:t>Every SY0-701 objective is taught first and then practised in at least one hands-on lab in the browser-based Killercoda playground.</w:t>
+      </w:r>
+    </w:p>
+    <w:p>
+      <w:pPr>
+        <w:pStyle w:val="ListBullet"/>
+      </w:pPr>
+      <w:r>
+        <w:rPr>
+          <w:sz w:val="21"/>
+        </w:rPr>
+        <w:t>Each lab ends with a 'Test it' verification step so learners can confirm their own progress, plus a challenge task for fast finishers.</w:t>
+      </w:r>
+    </w:p>
+    <w:p>
+      <w:pPr>
+        <w:pStyle w:val="ListBullet"/>
+      </w:pPr>
+      <w:r>
+        <w:rPr>
+          <w:sz w:val="21"/>
+        </w:rPr>
+        <w:t>Each objective closes with exam tips that highlight commonly confused terms and high-yield facts.</w:t>
+      </w:r>
+    </w:p>
+    <w:p>
+      <w:pPr>
+        <w:pStyle w:val="ListBullet"/>
+      </w:pPr>
+      <w:r>
+        <w:rPr>
+          <w:sz w:val="21"/>
+        </w:rPr>
+        <w:t>Each domain closes with exam-style practice questions, reviewed together in the recap session.</w:t>
+      </w:r>
+    </w:p>
+    <w:p>
+      <w:pPr>
+        <w:pStyle w:val="ListBullet"/>
+      </w:pPr>
+      <w:r>
+        <w:rPr>
+          <w:sz w:val="21"/>
+        </w:rPr>
+        <w:t>The trainer circulates during lab time to give individual feedback and unblock learners.</w:t>
       </w:r>
     </w:p>
     <w:p>
@@ -966,12 +1032,13 @@
         <w:tblStyle w:val="TableGrid"/>
         <w:tblW w:type="auto" w:w="0"/>
         <w:jc w:val="center"/>
+        <w:tblLayout w:type="fixed"/>
         <w:tblLook w:firstColumn="1" w:firstRow="1" w:lastColumn="0" w:lastRow="0" w:noHBand="0" w:noVBand="1" w:val="04A0"/>
       </w:tblPr>
       <w:tblGrid>
-        <w:gridCol w:w="2880"/>
-        <w:gridCol w:w="2880"/>
-        <w:gridCol w:w="2880"/>
+        <w:gridCol w:w="1656"/>
+        <w:gridCol w:w="1296"/>
+        <w:gridCol w:w="6840"/>
       </w:tblGrid>
       <w:tr>
         <w:tc>
@@ -1032,37 +1099,52 @@
       <w:tr>
         <w:tc>
           <w:tcPr>
-            <w:tcW w:type="dxa" w:w="2880"/>
+            <w:tcW w:type="dxa" w:w="1656"/>
             <w:shd w:val="clear" w:color="auto" w:fill="F3F5F8"/>
           </w:tcPr>
           <w:p>
-            <w:r>
-              <w:rPr/>
+            <w:r/>
+            <w:r>
+              <w:rPr>
+                <w:rFonts w:ascii="Arial" w:hAnsi="Arial"/>
+                <w:b w:val="0"/>
+                <w:sz w:val="19"/>
+              </w:rPr>
               <w:t>9:30–10:00</w:t>
             </w:r>
           </w:p>
         </w:tc>
         <w:tc>
           <w:tcPr>
-            <w:tcW w:type="dxa" w:w="2880"/>
+            <w:tcW w:type="dxa" w:w="1296"/>
             <w:shd w:val="clear" w:color="auto" w:fill="F3F5F8"/>
           </w:tcPr>
           <w:p>
-            <w:r>
-              <w:rPr/>
+            <w:r/>
+            <w:r>
+              <w:rPr>
+                <w:rFonts w:ascii="Arial" w:hAnsi="Arial"/>
+                <w:b w:val="0"/>
+                <w:sz w:val="19"/>
+              </w:rPr>
               <w:t>30 min</w:t>
             </w:r>
           </w:p>
         </w:tc>
         <w:tc>
           <w:tcPr>
-            <w:tcW w:type="dxa" w:w="2880"/>
+            <w:tcW w:type="dxa" w:w="6840"/>
             <w:shd w:val="clear" w:color="auto" w:fill="F3F5F8"/>
           </w:tcPr>
           <w:p>
-            <w:r>
-              <w:rPr/>
-              <w:t>Welcome, course introduction, exam-domain overview and ground rules</w:t>
+            <w:r/>
+            <w:r>
+              <w:rPr>
+                <w:rFonts w:ascii="Arial" w:hAnsi="Arial"/>
+                <w:b w:val="0"/>
+                <w:sz w:val="19"/>
+              </w:rPr>
+              <w:t>Welcome, course introduction, the SY0-701 exam format and domains, and lab environment setup</w:t>
             </w:r>
           </w:p>
         </w:tc>
@@ -1070,37 +1152,52 @@
       <w:tr>
         <w:tc>
           <w:tcPr>
-            <w:tcW w:type="dxa" w:w="2880"/>
-            <w:shd w:val="clear" w:color="auto" w:fill="F3F5F8"/>
-          </w:tcPr>
-          <w:p>
-            <w:r>
-              <w:rPr/>
+            <w:tcW w:type="dxa" w:w="1656"/>
+            <w:shd w:val="clear" w:color="auto" w:fill="E8F0FE"/>
+          </w:tcPr>
+          <w:p>
+            <w:r/>
+            <w:r>
+              <w:rPr>
+                <w:rFonts w:ascii="Arial" w:hAnsi="Arial"/>
+                <w:b/>
+                <w:sz w:val="19"/>
+              </w:rPr>
               <w:t>10:00–11:00</w:t>
             </w:r>
           </w:p>
         </w:tc>
         <w:tc>
           <w:tcPr>
-            <w:tcW w:type="dxa" w:w="2880"/>
-            <w:shd w:val="clear" w:color="auto" w:fill="F3F5F8"/>
-          </w:tcPr>
-          <w:p>
-            <w:r>
-              <w:rPr/>
+            <w:tcW w:type="dxa" w:w="1296"/>
+            <w:shd w:val="clear" w:color="auto" w:fill="E8F0FE"/>
+          </w:tcPr>
+          <w:p>
+            <w:r/>
+            <w:r>
+              <w:rPr>
+                <w:rFonts w:ascii="Arial" w:hAnsi="Arial"/>
+                <w:b w:val="0"/>
+                <w:sz w:val="19"/>
+              </w:rPr>
               <w:t>60 min</w:t>
             </w:r>
           </w:p>
         </w:tc>
         <w:tc>
           <w:tcPr>
-            <w:tcW w:type="dxa" w:w="2880"/>
-            <w:shd w:val="clear" w:color="auto" w:fill="F3F5F8"/>
-          </w:tcPr>
-          <w:p>
-            <w:r>
-              <w:rPr/>
-              <w:t>Domain 1 concepts: security control categories &amp; types, defence in depth, gap analysis</w:t>
+            <w:tcW w:type="dxa" w:w="6840"/>
+            <w:shd w:val="clear" w:color="auto" w:fill="E8F0FE"/>
+          </w:tcPr>
+          <w:p>
+            <w:r/>
+            <w:r>
+              <w:rPr>
+                <w:rFonts w:ascii="Arial" w:hAnsi="Arial"/>
+                <w:b/>
+                <w:sz w:val="19"/>
+              </w:rPr>
+              <w:t>Domain 1 General Security Concepts — Objective 1.1 security controls and 1.2 fundamental concepts (CIA, AAA, Zero Trust, physical security, deception)</w:t>
             </w:r>
           </w:p>
         </w:tc>
@@ -1108,37 +1205,52 @@
       <w:tr>
         <w:tc>
           <w:tcPr>
-            <w:tcW w:type="dxa" w:w="2880"/>
-            <w:shd w:val="clear" w:color="auto" w:fill="F3F5F8"/>
-          </w:tcPr>
-          <w:p>
-            <w:r>
-              <w:rPr/>
-              <w:t>11:00–12:45</w:t>
-            </w:r>
-          </w:p>
-        </w:tc>
-        <w:tc>
-          <w:tcPr>
-            <w:tcW w:type="dxa" w:w="2880"/>
-            <w:shd w:val="clear" w:color="auto" w:fill="F3F5F8"/>
-          </w:tcPr>
-          <w:p>
-            <w:r>
-              <w:rPr/>
-              <w:t>105 min</w:t>
-            </w:r>
-          </w:p>
-        </w:tc>
-        <w:tc>
-          <w:tcPr>
-            <w:tcW w:type="dxa" w:w="2880"/>
-            <w:shd w:val="clear" w:color="auto" w:fill="F3F5F8"/>
-          </w:tcPr>
-          <w:p>
-            <w:r>
-              <w:rPr/>
-              <w:t>Domain 1 concepts: CIA/DAD triad, AAA, MFA, Zero Trust, physical security, deception</w:t>
+            <w:tcW w:type="dxa" w:w="1656"/>
+            <w:shd w:val="clear" w:color="auto" w:fill="FFF4E5"/>
+          </w:tcPr>
+          <w:p>
+            <w:r/>
+            <w:r>
+              <w:rPr>
+                <w:rFonts w:ascii="Arial" w:hAnsi="Arial"/>
+                <w:b w:val="0"/>
+                <w:sz w:val="19"/>
+              </w:rPr>
+              <w:t>11:00–11:15</w:t>
+            </w:r>
+          </w:p>
+        </w:tc>
+        <w:tc>
+          <w:tcPr>
+            <w:tcW w:type="dxa" w:w="1296"/>
+            <w:shd w:val="clear" w:color="auto" w:fill="FFF4E5"/>
+          </w:tcPr>
+          <w:p>
+            <w:r/>
+            <w:r>
+              <w:rPr>
+                <w:rFonts w:ascii="Arial" w:hAnsi="Arial"/>
+                <w:b w:val="0"/>
+                <w:sz w:val="19"/>
+              </w:rPr>
+              <w:t>15 min</w:t>
+            </w:r>
+          </w:p>
+        </w:tc>
+        <w:tc>
+          <w:tcPr>
+            <w:tcW w:type="dxa" w:w="6840"/>
+            <w:shd w:val="clear" w:color="auto" w:fill="FFF4E5"/>
+          </w:tcPr>
+          <w:p>
+            <w:r/>
+            <w:r>
+              <w:rPr>
+                <w:rFonts w:ascii="Arial" w:hAnsi="Arial"/>
+                <w:b w:val="0"/>
+                <w:sz w:val="19"/>
+              </w:rPr>
+              <w:t>Tea break</w:t>
             </w:r>
           </w:p>
         </w:tc>
@@ -1146,37 +1258,49 @@
       <w:tr>
         <w:tc>
           <w:tcPr>
-            <w:tcW w:type="dxa" w:w="2880"/>
-            <w:shd w:val="clear" w:color="auto" w:fill="F3F5F8"/>
-          </w:tcPr>
-          <w:p>
-            <w:r>
-              <w:rPr/>
-              <w:t>12:45–13:15</w:t>
-            </w:r>
-          </w:p>
-        </w:tc>
-        <w:tc>
-          <w:tcPr>
-            <w:tcW w:type="dxa" w:w="2880"/>
-            <w:shd w:val="clear" w:color="auto" w:fill="F3F5F8"/>
-          </w:tcPr>
-          <w:p>
-            <w:r>
-              <w:rPr/>
-              <w:t>30 min</w:t>
-            </w:r>
-          </w:p>
-        </w:tc>
-        <w:tc>
-          <w:tcPr>
-            <w:tcW w:type="dxa" w:w="2880"/>
-            <w:shd w:val="clear" w:color="auto" w:fill="F3F5F8"/>
-          </w:tcPr>
-          <w:p>
-            <w:r>
-              <w:rPr/>
-              <w:t>Lunch break</w:t>
+            <w:tcW w:type="dxa" w:w="1656"/>
+          </w:tcPr>
+          <w:p>
+            <w:r/>
+            <w:r>
+              <w:rPr>
+                <w:rFonts w:ascii="Arial" w:hAnsi="Arial"/>
+                <w:b w:val="0"/>
+                <w:sz w:val="19"/>
+              </w:rPr>
+              <w:t>11:15–13:00</w:t>
+            </w:r>
+          </w:p>
+        </w:tc>
+        <w:tc>
+          <w:tcPr>
+            <w:tcW w:type="dxa" w:w="1296"/>
+          </w:tcPr>
+          <w:p>
+            <w:r/>
+            <w:r>
+              <w:rPr>
+                <w:rFonts w:ascii="Arial" w:hAnsi="Arial"/>
+                <w:b w:val="0"/>
+                <w:sz w:val="19"/>
+              </w:rPr>
+              <w:t>105 min</w:t>
+            </w:r>
+          </w:p>
+        </w:tc>
+        <w:tc>
+          <w:tcPr>
+            <w:tcW w:type="dxa" w:w="6840"/>
+          </w:tcPr>
+          <w:p>
+            <w:r/>
+            <w:r>
+              <w:rPr>
+                <w:rFonts w:ascii="Arial" w:hAnsi="Arial"/>
+                <w:b w:val="0"/>
+                <w:sz w:val="19"/>
+              </w:rPr>
+              <w:t>Hands-on: Lab 1: Security Controls Categorization; Lab 2: CIA Triad and AAA on Linux; Lab 3: Deception: Honeypots, Honeyfiles and Honeytokens</w:t>
             </w:r>
           </w:p>
         </w:tc>
@@ -1184,37 +1308,52 @@
       <w:tr>
         <w:tc>
           <w:tcPr>
-            <w:tcW w:type="dxa" w:w="2880"/>
-            <w:shd w:val="clear" w:color="auto" w:fill="F3F5F8"/>
-          </w:tcPr>
-          <w:p>
-            <w:r>
-              <w:rPr/>
-              <w:t>13:15–14:30</w:t>
-            </w:r>
-          </w:p>
-        </w:tc>
-        <w:tc>
-          <w:tcPr>
-            <w:tcW w:type="dxa" w:w="2880"/>
-            <w:shd w:val="clear" w:color="auto" w:fill="F3F5F8"/>
-          </w:tcPr>
-          <w:p>
-            <w:r>
-              <w:rPr/>
-              <w:t>75 min</w:t>
-            </w:r>
-          </w:p>
-        </w:tc>
-        <w:tc>
-          <w:tcPr>
-            <w:tcW w:type="dxa" w:w="2880"/>
-            <w:shd w:val="clear" w:color="auto" w:fill="F3F5F8"/>
-          </w:tcPr>
-          <w:p>
-            <w:r>
-              <w:rPr/>
-              <w:t>Domain 1 concepts: cryptography — symmetric/asymmetric, hashing, signatures, PKI, key protection</w:t>
+            <w:tcW w:type="dxa" w:w="1656"/>
+            <w:shd w:val="clear" w:color="auto" w:fill="FDE9D9"/>
+          </w:tcPr>
+          <w:p>
+            <w:r/>
+            <w:r>
+              <w:rPr>
+                <w:rFonts w:ascii="Arial" w:hAnsi="Arial"/>
+                <w:b w:val="0"/>
+                <w:sz w:val="19"/>
+              </w:rPr>
+              <w:t>13:00–14:00</w:t>
+            </w:r>
+          </w:p>
+        </w:tc>
+        <w:tc>
+          <w:tcPr>
+            <w:tcW w:type="dxa" w:w="1296"/>
+            <w:shd w:val="clear" w:color="auto" w:fill="FDE9D9"/>
+          </w:tcPr>
+          <w:p>
+            <w:r/>
+            <w:r>
+              <w:rPr>
+                <w:rFonts w:ascii="Arial" w:hAnsi="Arial"/>
+                <w:b w:val="0"/>
+                <w:sz w:val="19"/>
+              </w:rPr>
+              <w:t>60 min</w:t>
+            </w:r>
+          </w:p>
+        </w:tc>
+        <w:tc>
+          <w:tcPr>
+            <w:tcW w:type="dxa" w:w="6840"/>
+            <w:shd w:val="clear" w:color="auto" w:fill="FDE9D9"/>
+          </w:tcPr>
+          <w:p>
+            <w:r/>
+            <w:r>
+              <w:rPr>
+                <w:rFonts w:ascii="Arial" w:hAnsi="Arial"/>
+                <w:b w:val="0"/>
+                <w:sz w:val="19"/>
+              </w:rPr>
+              <w:t>Lunch break</w:t>
             </w:r>
           </w:p>
         </w:tc>
@@ -1222,37 +1361,52 @@
       <w:tr>
         <w:tc>
           <w:tcPr>
-            <w:tcW w:type="dxa" w:w="2880"/>
-            <w:shd w:val="clear" w:color="auto" w:fill="F3F5F8"/>
-          </w:tcPr>
-          <w:p>
-            <w:r>
-              <w:rPr/>
-              <w:t>14:30–16:00</w:t>
-            </w:r>
-          </w:p>
-        </w:tc>
-        <w:tc>
-          <w:tcPr>
-            <w:tcW w:type="dxa" w:w="2880"/>
-            <w:shd w:val="clear" w:color="auto" w:fill="F3F5F8"/>
-          </w:tcPr>
-          <w:p>
-            <w:r>
-              <w:rPr/>
-              <w:t>90 min</w:t>
-            </w:r>
-          </w:p>
-        </w:tc>
-        <w:tc>
-          <w:tcPr>
-            <w:tcW w:type="dxa" w:w="2880"/>
-            <w:shd w:val="clear" w:color="auto" w:fill="F3F5F8"/>
-          </w:tcPr>
-          <w:p>
-            <w:r>
-              <w:rPr/>
-              <w:t>Hands-on: Lab 1: Security Controls Categorization; Lab 2: CIA Triad and AAA on Linux; Lab 3: Hashing, Salting and Digital Signatures</w:t>
+            <w:tcW w:type="dxa" w:w="1656"/>
+            <w:shd w:val="clear" w:color="auto" w:fill="E8F0FE"/>
+          </w:tcPr>
+          <w:p>
+            <w:r/>
+            <w:r>
+              <w:rPr>
+                <w:rFonts w:ascii="Arial" w:hAnsi="Arial"/>
+                <w:b/>
+                <w:sz w:val="19"/>
+              </w:rPr>
+              <w:t>14:00–15:00</w:t>
+            </w:r>
+          </w:p>
+        </w:tc>
+        <w:tc>
+          <w:tcPr>
+            <w:tcW w:type="dxa" w:w="1296"/>
+            <w:shd w:val="clear" w:color="auto" w:fill="E8F0FE"/>
+          </w:tcPr>
+          <w:p>
+            <w:r/>
+            <w:r>
+              <w:rPr>
+                <w:rFonts w:ascii="Arial" w:hAnsi="Arial"/>
+                <w:b w:val="0"/>
+                <w:sz w:val="19"/>
+              </w:rPr>
+              <w:t>60 min</w:t>
+            </w:r>
+          </w:p>
+        </w:tc>
+        <w:tc>
+          <w:tcPr>
+            <w:tcW w:type="dxa" w:w="6840"/>
+            <w:shd w:val="clear" w:color="auto" w:fill="E8F0FE"/>
+          </w:tcPr>
+          <w:p>
+            <w:r/>
+            <w:r>
+              <w:rPr>
+                <w:rFonts w:ascii="Arial" w:hAnsi="Arial"/>
+                <w:b/>
+                <w:sz w:val="19"/>
+              </w:rPr>
+              <w:t>Objective 1.3 change management and 1.4 cryptographic solutions (encryption, hashing, signatures, PKI, key protection, obfuscation)</w:t>
             </w:r>
           </w:p>
         </w:tc>
@@ -1260,37 +1414,49 @@
       <w:tr>
         <w:tc>
           <w:tcPr>
-            <w:tcW w:type="dxa" w:w="2880"/>
-            <w:shd w:val="clear" w:color="auto" w:fill="F3F5F8"/>
-          </w:tcPr>
-          <w:p>
-            <w:r>
-              <w:rPr/>
-              <w:t>16:00–17:15</w:t>
-            </w:r>
-          </w:p>
-        </w:tc>
-        <w:tc>
-          <w:tcPr>
-            <w:tcW w:type="dxa" w:w="2880"/>
-            <w:shd w:val="clear" w:color="auto" w:fill="F3F5F8"/>
-          </w:tcPr>
-          <w:p>
-            <w:r>
-              <w:rPr/>
-              <w:t>75 min</w:t>
-            </w:r>
-          </w:p>
-        </w:tc>
-        <w:tc>
-          <w:tcPr>
-            <w:tcW w:type="dxa" w:w="2880"/>
-            <w:shd w:val="clear" w:color="auto" w:fill="F3F5F8"/>
-          </w:tcPr>
-          <w:p>
-            <w:r>
-              <w:rPr/>
-              <w:t>Hands-on: Lab 4: Symmetric vs. Asymmetric Encryption; Lab 5: PKI and Certificate Authority</w:t>
+            <w:tcW w:type="dxa" w:w="1656"/>
+          </w:tcPr>
+          <w:p>
+            <w:r/>
+            <w:r>
+              <w:rPr>
+                <w:rFonts w:ascii="Arial" w:hAnsi="Arial"/>
+                <w:b w:val="0"/>
+                <w:sz w:val="19"/>
+              </w:rPr>
+              <w:t>15:00–16:30</w:t>
+            </w:r>
+          </w:p>
+        </w:tc>
+        <w:tc>
+          <w:tcPr>
+            <w:tcW w:type="dxa" w:w="1296"/>
+          </w:tcPr>
+          <w:p>
+            <w:r/>
+            <w:r>
+              <w:rPr>
+                <w:rFonts w:ascii="Arial" w:hAnsi="Arial"/>
+                <w:b w:val="0"/>
+                <w:sz w:val="19"/>
+              </w:rPr>
+              <w:t>90 min</w:t>
+            </w:r>
+          </w:p>
+        </w:tc>
+        <w:tc>
+          <w:tcPr>
+            <w:tcW w:type="dxa" w:w="6840"/>
+          </w:tcPr>
+          <w:p>
+            <w:r/>
+            <w:r>
+              <w:rPr>
+                <w:rFonts w:ascii="Arial" w:hAnsi="Arial"/>
+                <w:b w:val="0"/>
+                <w:sz w:val="19"/>
+              </w:rPr>
+              <w:t>Hands-on: Lab 4: Change Management with Version-Controlled Configuration; Lab 5: Hashing, Salting, and Digital Signatures</w:t>
             </w:r>
           </w:p>
         </w:tc>
@@ -1298,37 +1464,155 @@
       <w:tr>
         <w:tc>
           <w:tcPr>
-            <w:tcW w:type="dxa" w:w="2880"/>
+            <w:tcW w:type="dxa" w:w="1656"/>
+            <w:shd w:val="clear" w:color="auto" w:fill="FFF4E5"/>
+          </w:tcPr>
+          <w:p>
+            <w:r/>
+            <w:r>
+              <w:rPr>
+                <w:rFonts w:ascii="Arial" w:hAnsi="Arial"/>
+                <w:b w:val="0"/>
+                <w:sz w:val="19"/>
+              </w:rPr>
+              <w:t>16:30–16:45</w:t>
+            </w:r>
+          </w:p>
+        </w:tc>
+        <w:tc>
+          <w:tcPr>
+            <w:tcW w:type="dxa" w:w="1296"/>
+            <w:shd w:val="clear" w:color="auto" w:fill="FFF4E5"/>
+          </w:tcPr>
+          <w:p>
+            <w:r/>
+            <w:r>
+              <w:rPr>
+                <w:rFonts w:ascii="Arial" w:hAnsi="Arial"/>
+                <w:b w:val="0"/>
+                <w:sz w:val="19"/>
+              </w:rPr>
+              <w:t>15 min</w:t>
+            </w:r>
+          </w:p>
+        </w:tc>
+        <w:tc>
+          <w:tcPr>
+            <w:tcW w:type="dxa" w:w="6840"/>
+            <w:shd w:val="clear" w:color="auto" w:fill="FFF4E5"/>
+          </w:tcPr>
+          <w:p>
+            <w:r/>
+            <w:r>
+              <w:rPr>
+                <w:rFonts w:ascii="Arial" w:hAnsi="Arial"/>
+                <w:b w:val="0"/>
+                <w:sz w:val="19"/>
+              </w:rPr>
+              <w:t>Tea break</w:t>
+            </w:r>
+          </w:p>
+        </w:tc>
+      </w:tr>
+      <w:tr>
+        <w:tc>
+          <w:tcPr>
+            <w:tcW w:type="dxa" w:w="1656"/>
+          </w:tcPr>
+          <w:p>
+            <w:r/>
+            <w:r>
+              <w:rPr>
+                <w:rFonts w:ascii="Arial" w:hAnsi="Arial"/>
+                <w:b w:val="0"/>
+                <w:sz w:val="19"/>
+              </w:rPr>
+              <w:t>16:45–17:45</w:t>
+            </w:r>
+          </w:p>
+        </w:tc>
+        <w:tc>
+          <w:tcPr>
+            <w:tcW w:type="dxa" w:w="1296"/>
+          </w:tcPr>
+          <w:p>
+            <w:r/>
+            <w:r>
+              <w:rPr>
+                <w:rFonts w:ascii="Arial" w:hAnsi="Arial"/>
+                <w:b w:val="0"/>
+                <w:sz w:val="19"/>
+              </w:rPr>
+              <w:t>60 min</w:t>
+            </w:r>
+          </w:p>
+        </w:tc>
+        <w:tc>
+          <w:tcPr>
+            <w:tcW w:type="dxa" w:w="6840"/>
+          </w:tcPr>
+          <w:p>
+            <w:r/>
+            <w:r>
+              <w:rPr>
+                <w:rFonts w:ascii="Arial" w:hAnsi="Arial"/>
+                <w:b w:val="0"/>
+                <w:sz w:val="19"/>
+              </w:rPr>
+              <w:t>Hands-on: Lab 6: Symmetric vs. Asymmetric Encryption and Key Exchange; Lab 7: PKI: Build Your Own Certificate Authority</w:t>
+            </w:r>
+          </w:p>
+        </w:tc>
+      </w:tr>
+      <w:tr>
+        <w:tc>
+          <w:tcPr>
+            <w:tcW w:type="dxa" w:w="1656"/>
             <w:shd w:val="clear" w:color="auto" w:fill="F3F5F8"/>
           </w:tcPr>
           <w:p>
-            <w:r>
-              <w:rPr/>
-              <w:t>17:15–17:30</w:t>
-            </w:r>
-          </w:p>
-        </w:tc>
-        <w:tc>
-          <w:tcPr>
-            <w:tcW w:type="dxa" w:w="2880"/>
+            <w:r/>
+            <w:r>
+              <w:rPr>
+                <w:rFonts w:ascii="Arial" w:hAnsi="Arial"/>
+                <w:b w:val="0"/>
+                <w:sz w:val="19"/>
+              </w:rPr>
+              <w:t>17:45–18:30</w:t>
+            </w:r>
+          </w:p>
+        </w:tc>
+        <w:tc>
+          <w:tcPr>
+            <w:tcW w:type="dxa" w:w="1296"/>
             <w:shd w:val="clear" w:color="auto" w:fill="F3F5F8"/>
           </w:tcPr>
           <w:p>
-            <w:r>
-              <w:rPr/>
-              <w:t>15 min</w:t>
-            </w:r>
-          </w:p>
-        </w:tc>
-        <w:tc>
-          <w:tcPr>
-            <w:tcW w:type="dxa" w:w="2880"/>
+            <w:r/>
+            <w:r>
+              <w:rPr>
+                <w:rFonts w:ascii="Arial" w:hAnsi="Arial"/>
+                <w:b w:val="0"/>
+                <w:sz w:val="19"/>
+              </w:rPr>
+              <w:t>45 min</w:t>
+            </w:r>
+          </w:p>
+        </w:tc>
+        <w:tc>
+          <w:tcPr>
+            <w:tcW w:type="dxa" w:w="6840"/>
             <w:shd w:val="clear" w:color="auto" w:fill="F3F5F8"/>
           </w:tcPr>
           <w:p>
-            <w:r>
-              <w:rPr/>
-              <w:t>Day 1 recap and Q&amp;A</w:t>
+            <w:r/>
+            <w:r>
+              <w:rPr>
+                <w:rFonts w:ascii="Arial" w:hAnsi="Arial"/>
+                <w:b w:val="0"/>
+                <w:sz w:val="19"/>
+              </w:rPr>
+              <w:t>Domain 1 recap, exam-style practice questions and Q&amp;A</w:t>
             </w:r>
           </w:p>
         </w:tc>
@@ -1341,7 +1625,7 @@
           <w:color w:val="555B66"/>
           <w:sz w:val="19"/>
         </w:rPr>
-        <w:t>Total instructional time: 450 minutes (7.5 hours).</w:t>
+        <w:t>Total scheduled time: 480 minutes (8 hours) excluding lunch — of which 450 minutes (7.5 hours) are instructional, plus 30 minutes of tea breaks.</w:t>
       </w:r>
     </w:p>
     <w:p>
@@ -1349,7 +1633,7 @@
         <w:pStyle w:val="Heading2"/>
       </w:pPr>
       <w:r>
-        <w:t>Day 2 — Domain 2 — Threats, Vulnerabilities &amp; Mitigations (22%)</w:t>
+        <w:t>Day 2 — Domain 2 — Threats, Vulnerabilities and Mitigations (22%)</w:t>
       </w:r>
     </w:p>
     <w:tbl>
@@ -1357,12 +1641,13 @@
         <w:tblStyle w:val="TableGrid"/>
         <w:tblW w:type="auto" w:w="0"/>
         <w:jc w:val="center"/>
+        <w:tblLayout w:type="fixed"/>
         <w:tblLook w:firstColumn="1" w:firstRow="1" w:lastColumn="0" w:lastRow="0" w:noHBand="0" w:noVBand="1" w:val="04A0"/>
       </w:tblPr>
       <w:tblGrid>
-        <w:gridCol w:w="2880"/>
-        <w:gridCol w:w="2880"/>
-        <w:gridCol w:w="2880"/>
+        <w:gridCol w:w="1656"/>
+        <w:gridCol w:w="1296"/>
+        <w:gridCol w:w="6840"/>
       </w:tblGrid>
       <w:tr>
         <w:tc>
@@ -1423,37 +1708,52 @@
       <w:tr>
         <w:tc>
           <w:tcPr>
-            <w:tcW w:type="dxa" w:w="2880"/>
+            <w:tcW w:type="dxa" w:w="1656"/>
             <w:shd w:val="clear" w:color="auto" w:fill="F3F5F8"/>
           </w:tcPr>
           <w:p>
-            <w:r>
-              <w:rPr/>
+            <w:r/>
+            <w:r>
+              <w:rPr>
+                <w:rFonts w:ascii="Arial" w:hAnsi="Arial"/>
+                <w:b w:val="0"/>
+                <w:sz w:val="19"/>
+              </w:rPr>
               <w:t>9:30–9:45</w:t>
             </w:r>
           </w:p>
         </w:tc>
         <w:tc>
           <w:tcPr>
-            <w:tcW w:type="dxa" w:w="2880"/>
+            <w:tcW w:type="dxa" w:w="1296"/>
             <w:shd w:val="clear" w:color="auto" w:fill="F3F5F8"/>
           </w:tcPr>
           <w:p>
-            <w:r>
-              <w:rPr/>
+            <w:r/>
+            <w:r>
+              <w:rPr>
+                <w:rFonts w:ascii="Arial" w:hAnsi="Arial"/>
+                <w:b w:val="0"/>
+                <w:sz w:val="19"/>
+              </w:rPr>
               <w:t>15 min</w:t>
             </w:r>
           </w:p>
         </w:tc>
         <w:tc>
           <w:tcPr>
-            <w:tcW w:type="dxa" w:w="2880"/>
+            <w:tcW w:type="dxa" w:w="6840"/>
             <w:shd w:val="clear" w:color="auto" w:fill="F3F5F8"/>
           </w:tcPr>
           <w:p>
-            <w:r>
-              <w:rPr/>
-              <w:t>Day 1 recap and Q&amp;A</w:t>
+            <w:r/>
+            <w:r>
+              <w:rPr>
+                <w:rFonts w:ascii="Arial" w:hAnsi="Arial"/>
+                <w:b w:val="0"/>
+                <w:sz w:val="19"/>
+              </w:rPr>
+              <w:t>Day 1 review and warm-up questions</w:t>
             </w:r>
           </w:p>
         </w:tc>
@@ -1461,37 +1761,52 @@
       <w:tr>
         <w:tc>
           <w:tcPr>
-            <w:tcW w:type="dxa" w:w="2880"/>
-            <w:shd w:val="clear" w:color="auto" w:fill="F3F5F8"/>
-          </w:tcPr>
-          <w:p>
-            <w:r>
-              <w:rPr/>
-              <w:t>9:45–11:00</w:t>
-            </w:r>
-          </w:p>
-        </w:tc>
-        <w:tc>
-          <w:tcPr>
-            <w:tcW w:type="dxa" w:w="2880"/>
-            <w:shd w:val="clear" w:color="auto" w:fill="F3F5F8"/>
-          </w:tcPr>
-          <w:p>
-            <w:r>
-              <w:rPr/>
-              <w:t>75 min</w:t>
-            </w:r>
-          </w:p>
-        </w:tc>
-        <w:tc>
-          <w:tcPr>
-            <w:tcW w:type="dxa" w:w="2880"/>
-            <w:shd w:val="clear" w:color="auto" w:fill="F3F5F8"/>
-          </w:tcPr>
-          <w:p>
-            <w:r>
-              <w:rPr/>
-              <w:t>Domain 2 concepts: threat actors &amp; motivations, vectors &amp; attack surfaces</w:t>
+            <w:tcW w:type="dxa" w:w="1656"/>
+            <w:shd w:val="clear" w:color="auto" w:fill="E8F0FE"/>
+          </w:tcPr>
+          <w:p>
+            <w:r/>
+            <w:r>
+              <w:rPr>
+                <w:rFonts w:ascii="Arial" w:hAnsi="Arial"/>
+                <w:b/>
+                <w:sz w:val="19"/>
+              </w:rPr>
+              <w:t>9:45–10:30</w:t>
+            </w:r>
+          </w:p>
+        </w:tc>
+        <w:tc>
+          <w:tcPr>
+            <w:tcW w:type="dxa" w:w="1296"/>
+            <w:shd w:val="clear" w:color="auto" w:fill="E8F0FE"/>
+          </w:tcPr>
+          <w:p>
+            <w:r/>
+            <w:r>
+              <w:rPr>
+                <w:rFonts w:ascii="Arial" w:hAnsi="Arial"/>
+                <w:b w:val="0"/>
+                <w:sz w:val="19"/>
+              </w:rPr>
+              <w:t>45 min</w:t>
+            </w:r>
+          </w:p>
+        </w:tc>
+        <w:tc>
+          <w:tcPr>
+            <w:tcW w:type="dxa" w:w="6840"/>
+            <w:shd w:val="clear" w:color="auto" w:fill="E8F0FE"/>
+          </w:tcPr>
+          <w:p>
+            <w:r/>
+            <w:r>
+              <w:rPr>
+                <w:rFonts w:ascii="Arial" w:hAnsi="Arial"/>
+                <w:b/>
+                <w:sz w:val="19"/>
+              </w:rPr>
+              <w:t>Domain 2 Threats, Vulnerabilities and Mitigations — Objective 2.1 threat actors and motivations, 2.2 threat vectors, attack surfaces and social engineering</w:t>
             </w:r>
           </w:p>
         </w:tc>
@@ -1499,37 +1814,49 @@
       <w:tr>
         <w:tc>
           <w:tcPr>
-            <w:tcW w:type="dxa" w:w="2880"/>
-            <w:shd w:val="clear" w:color="auto" w:fill="F3F5F8"/>
-          </w:tcPr>
-          <w:p>
-            <w:r>
-              <w:rPr/>
-              <w:t>11:00–12:45</w:t>
-            </w:r>
-          </w:p>
-        </w:tc>
-        <w:tc>
-          <w:tcPr>
-            <w:tcW w:type="dxa" w:w="2880"/>
-            <w:shd w:val="clear" w:color="auto" w:fill="F3F5F8"/>
-          </w:tcPr>
-          <w:p>
-            <w:r>
-              <w:rPr/>
-              <w:t>105 min</w:t>
-            </w:r>
-          </w:p>
-        </w:tc>
-        <w:tc>
-          <w:tcPr>
-            <w:tcW w:type="dxa" w:w="2880"/>
-            <w:shd w:val="clear" w:color="auto" w:fill="F3F5F8"/>
-          </w:tcPr>
-          <w:p>
-            <w:r>
-              <w:rPr/>
-              <w:t>Domain 2 concepts: social engineering, IOCs, password &amp; wireless attacks, application attacks</w:t>
+            <w:tcW w:type="dxa" w:w="1656"/>
+          </w:tcPr>
+          <w:p>
+            <w:r/>
+            <w:r>
+              <w:rPr>
+                <w:rFonts w:ascii="Arial" w:hAnsi="Arial"/>
+                <w:b w:val="0"/>
+                <w:sz w:val="19"/>
+              </w:rPr>
+              <w:t>10:30–11:15</w:t>
+            </w:r>
+          </w:p>
+        </w:tc>
+        <w:tc>
+          <w:tcPr>
+            <w:tcW w:type="dxa" w:w="1296"/>
+          </w:tcPr>
+          <w:p>
+            <w:r/>
+            <w:r>
+              <w:rPr>
+                <w:rFonts w:ascii="Arial" w:hAnsi="Arial"/>
+                <w:b w:val="0"/>
+                <w:sz w:val="19"/>
+              </w:rPr>
+              <w:t>45 min</w:t>
+            </w:r>
+          </w:p>
+        </w:tc>
+        <w:tc>
+          <w:tcPr>
+            <w:tcW w:type="dxa" w:w="6840"/>
+          </w:tcPr>
+          <w:p>
+            <w:r/>
+            <w:r>
+              <w:rPr>
+                <w:rFonts w:ascii="Arial" w:hAnsi="Arial"/>
+                <w:b w:val="0"/>
+                <w:sz w:val="19"/>
+              </w:rPr>
+              <w:t>Hands-on: Lab 8: Threat Actors &amp; the MITRE ATT&amp;CK Framework; Lab 9: Phishing Email Analysis (SPF / DKIM / DMARC)</w:t>
             </w:r>
           </w:p>
         </w:tc>
@@ -1537,37 +1864,52 @@
       <w:tr>
         <w:tc>
           <w:tcPr>
-            <w:tcW w:type="dxa" w:w="2880"/>
-            <w:shd w:val="clear" w:color="auto" w:fill="F3F5F8"/>
-          </w:tcPr>
-          <w:p>
-            <w:r>
-              <w:rPr/>
-              <w:t>12:45–13:15</w:t>
-            </w:r>
-          </w:p>
-        </w:tc>
-        <w:tc>
-          <w:tcPr>
-            <w:tcW w:type="dxa" w:w="2880"/>
-            <w:shd w:val="clear" w:color="auto" w:fill="F3F5F8"/>
-          </w:tcPr>
-          <w:p>
-            <w:r>
-              <w:rPr/>
-              <w:t>30 min</w:t>
-            </w:r>
-          </w:p>
-        </w:tc>
-        <w:tc>
-          <w:tcPr>
-            <w:tcW w:type="dxa" w:w="2880"/>
-            <w:shd w:val="clear" w:color="auto" w:fill="F3F5F8"/>
-          </w:tcPr>
-          <w:p>
-            <w:r>
-              <w:rPr/>
-              <w:t>Lunch break</w:t>
+            <w:tcW w:type="dxa" w:w="1656"/>
+            <w:shd w:val="clear" w:color="auto" w:fill="FFF4E5"/>
+          </w:tcPr>
+          <w:p>
+            <w:r/>
+            <w:r>
+              <w:rPr>
+                <w:rFonts w:ascii="Arial" w:hAnsi="Arial"/>
+                <w:b w:val="0"/>
+                <w:sz w:val="19"/>
+              </w:rPr>
+              <w:t>11:15–11:30</w:t>
+            </w:r>
+          </w:p>
+        </w:tc>
+        <w:tc>
+          <w:tcPr>
+            <w:tcW w:type="dxa" w:w="1296"/>
+            <w:shd w:val="clear" w:color="auto" w:fill="FFF4E5"/>
+          </w:tcPr>
+          <w:p>
+            <w:r/>
+            <w:r>
+              <w:rPr>
+                <w:rFonts w:ascii="Arial" w:hAnsi="Arial"/>
+                <w:b w:val="0"/>
+                <w:sz w:val="19"/>
+              </w:rPr>
+              <w:t>15 min</w:t>
+            </w:r>
+          </w:p>
+        </w:tc>
+        <w:tc>
+          <w:tcPr>
+            <w:tcW w:type="dxa" w:w="6840"/>
+            <w:shd w:val="clear" w:color="auto" w:fill="FFF4E5"/>
+          </w:tcPr>
+          <w:p>
+            <w:r/>
+            <w:r>
+              <w:rPr>
+                <w:rFonts w:ascii="Arial" w:hAnsi="Arial"/>
+                <w:b w:val="0"/>
+                <w:sz w:val="19"/>
+              </w:rPr>
+              <w:t>Tea break</w:t>
             </w:r>
           </w:p>
         </w:tc>
@@ -1575,37 +1917,52 @@
       <w:tr>
         <w:tc>
           <w:tcPr>
-            <w:tcW w:type="dxa" w:w="2880"/>
-            <w:shd w:val="clear" w:color="auto" w:fill="F3F5F8"/>
-          </w:tcPr>
-          <w:p>
-            <w:r>
-              <w:rPr/>
-              <w:t>13:15–15:45</w:t>
-            </w:r>
-          </w:p>
-        </w:tc>
-        <w:tc>
-          <w:tcPr>
-            <w:tcW w:type="dxa" w:w="2880"/>
-            <w:shd w:val="clear" w:color="auto" w:fill="F3F5F8"/>
-          </w:tcPr>
-          <w:p>
-            <w:r>
-              <w:rPr/>
-              <w:t>150 min</w:t>
-            </w:r>
-          </w:p>
-        </w:tc>
-        <w:tc>
-          <w:tcPr>
-            <w:tcW w:type="dxa" w:w="2880"/>
-            <w:shd w:val="clear" w:color="auto" w:fill="F3F5F8"/>
-          </w:tcPr>
-          <w:p>
-            <w:r>
-              <w:rPr/>
-              <w:t>Hands-on: Lab 6: Phishing Email Analysis; Lab 7: Password Attacks; Lab 8: Malware Static Analysis (Safe Sample); Lab 9: SQL Injection; Lab 10: Cross-Site Scripting</w:t>
+            <w:tcW w:type="dxa" w:w="1656"/>
+            <w:shd w:val="clear" w:color="auto" w:fill="E8F0FE"/>
+          </w:tcPr>
+          <w:p>
+            <w:r/>
+            <w:r>
+              <w:rPr>
+                <w:rFonts w:ascii="Arial" w:hAnsi="Arial"/>
+                <w:b/>
+                <w:sz w:val="19"/>
+              </w:rPr>
+              <w:t>11:30–12:00</w:t>
+            </w:r>
+          </w:p>
+        </w:tc>
+        <w:tc>
+          <w:tcPr>
+            <w:tcW w:type="dxa" w:w="1296"/>
+            <w:shd w:val="clear" w:color="auto" w:fill="E8F0FE"/>
+          </w:tcPr>
+          <w:p>
+            <w:r/>
+            <w:r>
+              <w:rPr>
+                <w:rFonts w:ascii="Arial" w:hAnsi="Arial"/>
+                <w:b w:val="0"/>
+                <w:sz w:val="19"/>
+              </w:rPr>
+              <w:t>30 min</w:t>
+            </w:r>
+          </w:p>
+        </w:tc>
+        <w:tc>
+          <w:tcPr>
+            <w:tcW w:type="dxa" w:w="6840"/>
+            <w:shd w:val="clear" w:color="auto" w:fill="E8F0FE"/>
+          </w:tcPr>
+          <w:p>
+            <w:r/>
+            <w:r>
+              <w:rPr>
+                <w:rFonts w:ascii="Arial" w:hAnsi="Arial"/>
+                <w:b/>
+                <w:sz w:val="19"/>
+              </w:rPr>
+              <w:t>Objective 2.3 types of vulnerabilities (application, memory, web, OS, hardware, cloud, supply chain, zero-day)</w:t>
             </w:r>
           </w:p>
         </w:tc>
@@ -1613,37 +1970,49 @@
       <w:tr>
         <w:tc>
           <w:tcPr>
-            <w:tcW w:type="dxa" w:w="2880"/>
-            <w:shd w:val="clear" w:color="auto" w:fill="F3F5F8"/>
-          </w:tcPr>
-          <w:p>
-            <w:r>
-              <w:rPr/>
-              <w:t>15:45–17:15</w:t>
-            </w:r>
-          </w:p>
-        </w:tc>
-        <w:tc>
-          <w:tcPr>
-            <w:tcW w:type="dxa" w:w="2880"/>
-            <w:shd w:val="clear" w:color="auto" w:fill="F3F5F8"/>
-          </w:tcPr>
-          <w:p>
-            <w:r>
-              <w:rPr/>
-              <w:t>90 min</w:t>
-            </w:r>
-          </w:p>
-        </w:tc>
-        <w:tc>
-          <w:tcPr>
-            <w:tcW w:type="dxa" w:w="2880"/>
-            <w:shd w:val="clear" w:color="auto" w:fill="F3F5F8"/>
-          </w:tcPr>
-          <w:p>
-            <w:r>
-              <w:rPr/>
-              <w:t>Hands-on: Lab 11: DoS Simulation and Detection; Lab 12: Vulnerability Scanning; Lab 13: Linux Hardening</w:t>
+            <w:tcW w:type="dxa" w:w="1656"/>
+          </w:tcPr>
+          <w:p>
+            <w:r/>
+            <w:r>
+              <w:rPr>
+                <w:rFonts w:ascii="Arial" w:hAnsi="Arial"/>
+                <w:b w:val="0"/>
+                <w:sz w:val="19"/>
+              </w:rPr>
+              <w:t>12:00–13:00</w:t>
+            </w:r>
+          </w:p>
+        </w:tc>
+        <w:tc>
+          <w:tcPr>
+            <w:tcW w:type="dxa" w:w="1296"/>
+          </w:tcPr>
+          <w:p>
+            <w:r/>
+            <w:r>
+              <w:rPr>
+                <w:rFonts w:ascii="Arial" w:hAnsi="Arial"/>
+                <w:b w:val="0"/>
+                <w:sz w:val="19"/>
+              </w:rPr>
+              <w:t>60 min</w:t>
+            </w:r>
+          </w:p>
+        </w:tc>
+        <w:tc>
+          <w:tcPr>
+            <w:tcW w:type="dxa" w:w="6840"/>
+          </w:tcPr>
+          <w:p>
+            <w:r/>
+            <w:r>
+              <w:rPr>
+                <w:rFonts w:ascii="Arial" w:hAnsi="Arial"/>
+                <w:b w:val="0"/>
+                <w:sz w:val="19"/>
+              </w:rPr>
+              <w:t>Hands-on: Lab 10: SQL Injection (SQLi); Lab 11: Cross-Site Scripting (XSS); Lab 12: Memory Vulnerabilities &amp; Exploit Mitigations</w:t>
             </w:r>
           </w:p>
         </w:tc>
@@ -1651,37 +2020,364 @@
       <w:tr>
         <w:tc>
           <w:tcPr>
-            <w:tcW w:type="dxa" w:w="2880"/>
+            <w:tcW w:type="dxa" w:w="1656"/>
+            <w:shd w:val="clear" w:color="auto" w:fill="FDE9D9"/>
+          </w:tcPr>
+          <w:p>
+            <w:r/>
+            <w:r>
+              <w:rPr>
+                <w:rFonts w:ascii="Arial" w:hAnsi="Arial"/>
+                <w:b w:val="0"/>
+                <w:sz w:val="19"/>
+              </w:rPr>
+              <w:t>13:00–14:00</w:t>
+            </w:r>
+          </w:p>
+        </w:tc>
+        <w:tc>
+          <w:tcPr>
+            <w:tcW w:type="dxa" w:w="1296"/>
+            <w:shd w:val="clear" w:color="auto" w:fill="FDE9D9"/>
+          </w:tcPr>
+          <w:p>
+            <w:r/>
+            <w:r>
+              <w:rPr>
+                <w:rFonts w:ascii="Arial" w:hAnsi="Arial"/>
+                <w:b w:val="0"/>
+                <w:sz w:val="19"/>
+              </w:rPr>
+              <w:t>60 min</w:t>
+            </w:r>
+          </w:p>
+        </w:tc>
+        <w:tc>
+          <w:tcPr>
+            <w:tcW w:type="dxa" w:w="6840"/>
+            <w:shd w:val="clear" w:color="auto" w:fill="FDE9D9"/>
+          </w:tcPr>
+          <w:p>
+            <w:r/>
+            <w:r>
+              <w:rPr>
+                <w:rFonts w:ascii="Arial" w:hAnsi="Arial"/>
+                <w:b w:val="0"/>
+                <w:sz w:val="19"/>
+              </w:rPr>
+              <w:t>Lunch break</w:t>
+            </w:r>
+          </w:p>
+        </w:tc>
+      </w:tr>
+      <w:tr>
+        <w:tc>
+          <w:tcPr>
+            <w:tcW w:type="dxa" w:w="1656"/>
+            <w:shd w:val="clear" w:color="auto" w:fill="E8F0FE"/>
+          </w:tcPr>
+          <w:p>
+            <w:r/>
+            <w:r>
+              <w:rPr>
+                <w:rFonts w:ascii="Arial" w:hAnsi="Arial"/>
+                <w:b/>
+                <w:sz w:val="19"/>
+              </w:rPr>
+              <w:t>14:00–14:45</w:t>
+            </w:r>
+          </w:p>
+        </w:tc>
+        <w:tc>
+          <w:tcPr>
+            <w:tcW w:type="dxa" w:w="1296"/>
+            <w:shd w:val="clear" w:color="auto" w:fill="E8F0FE"/>
+          </w:tcPr>
+          <w:p>
+            <w:r/>
+            <w:r>
+              <w:rPr>
+                <w:rFonts w:ascii="Arial" w:hAnsi="Arial"/>
+                <w:b w:val="0"/>
+                <w:sz w:val="19"/>
+              </w:rPr>
+              <w:t>45 min</w:t>
+            </w:r>
+          </w:p>
+        </w:tc>
+        <w:tc>
+          <w:tcPr>
+            <w:tcW w:type="dxa" w:w="6840"/>
+            <w:shd w:val="clear" w:color="auto" w:fill="E8F0FE"/>
+          </w:tcPr>
+          <w:p>
+            <w:r/>
+            <w:r>
+              <w:rPr>
+                <w:rFonts w:ascii="Arial" w:hAnsi="Arial"/>
+                <w:b/>
+                <w:sz w:val="19"/>
+              </w:rPr>
+              <w:t>Objective 2.4 indicators of malicious activity (malware, physical, network, application, cryptographic and password attacks)</w:t>
+            </w:r>
+          </w:p>
+        </w:tc>
+      </w:tr>
+      <w:tr>
+        <w:tc>
+          <w:tcPr>
+            <w:tcW w:type="dxa" w:w="1656"/>
+          </w:tcPr>
+          <w:p>
+            <w:r/>
+            <w:r>
+              <w:rPr>
+                <w:rFonts w:ascii="Arial" w:hAnsi="Arial"/>
+                <w:b w:val="0"/>
+                <w:sz w:val="19"/>
+              </w:rPr>
+              <w:t>14:45–16:15</w:t>
+            </w:r>
+          </w:p>
+        </w:tc>
+        <w:tc>
+          <w:tcPr>
+            <w:tcW w:type="dxa" w:w="1296"/>
+          </w:tcPr>
+          <w:p>
+            <w:r/>
+            <w:r>
+              <w:rPr>
+                <w:rFonts w:ascii="Arial" w:hAnsi="Arial"/>
+                <w:b w:val="0"/>
+                <w:sz w:val="19"/>
+              </w:rPr>
+              <w:t>90 min</w:t>
+            </w:r>
+          </w:p>
+        </w:tc>
+        <w:tc>
+          <w:tcPr>
+            <w:tcW w:type="dxa" w:w="6840"/>
+          </w:tcPr>
+          <w:p>
+            <w:r/>
+            <w:r>
+              <w:rPr>
+                <w:rFonts w:ascii="Arial" w:hAnsi="Arial"/>
+                <w:b w:val="0"/>
+                <w:sz w:val="19"/>
+              </w:rPr>
+              <w:t>Hands-on: Lab 13: Password Attacks: Spraying &amp; Brute Force; Lab 14: Malware Static Analysis &amp; Linux IOC Hunting; Lab 15: DoS Simulation and Detection</w:t>
+            </w:r>
+          </w:p>
+        </w:tc>
+      </w:tr>
+      <w:tr>
+        <w:tc>
+          <w:tcPr>
+            <w:tcW w:type="dxa" w:w="1656"/>
+            <w:shd w:val="clear" w:color="auto" w:fill="FFF4E5"/>
+          </w:tcPr>
+          <w:p>
+            <w:r/>
+            <w:r>
+              <w:rPr>
+                <w:rFonts w:ascii="Arial" w:hAnsi="Arial"/>
+                <w:b w:val="0"/>
+                <w:sz w:val="19"/>
+              </w:rPr>
+              <w:t>16:15–16:30</w:t>
+            </w:r>
+          </w:p>
+        </w:tc>
+        <w:tc>
+          <w:tcPr>
+            <w:tcW w:type="dxa" w:w="1296"/>
+            <w:shd w:val="clear" w:color="auto" w:fill="FFF4E5"/>
+          </w:tcPr>
+          <w:p>
+            <w:r/>
+            <w:r>
+              <w:rPr>
+                <w:rFonts w:ascii="Arial" w:hAnsi="Arial"/>
+                <w:b w:val="0"/>
+                <w:sz w:val="19"/>
+              </w:rPr>
+              <w:t>15 min</w:t>
+            </w:r>
+          </w:p>
+        </w:tc>
+        <w:tc>
+          <w:tcPr>
+            <w:tcW w:type="dxa" w:w="6840"/>
+            <w:shd w:val="clear" w:color="auto" w:fill="FFF4E5"/>
+          </w:tcPr>
+          <w:p>
+            <w:r/>
+            <w:r>
+              <w:rPr>
+                <w:rFonts w:ascii="Arial" w:hAnsi="Arial"/>
+                <w:b w:val="0"/>
+                <w:sz w:val="19"/>
+              </w:rPr>
+              <w:t>Tea break</w:t>
+            </w:r>
+          </w:p>
+        </w:tc>
+      </w:tr>
+      <w:tr>
+        <w:tc>
+          <w:tcPr>
+            <w:tcW w:type="dxa" w:w="1656"/>
+            <w:shd w:val="clear" w:color="auto" w:fill="E8F0FE"/>
+          </w:tcPr>
+          <w:p>
+            <w:r/>
+            <w:r>
+              <w:rPr>
+                <w:rFonts w:ascii="Arial" w:hAnsi="Arial"/>
+                <w:b/>
+                <w:sz w:val="19"/>
+              </w:rPr>
+              <w:t>16:30–16:50</w:t>
+            </w:r>
+          </w:p>
+        </w:tc>
+        <w:tc>
+          <w:tcPr>
+            <w:tcW w:type="dxa" w:w="1296"/>
+            <w:shd w:val="clear" w:color="auto" w:fill="E8F0FE"/>
+          </w:tcPr>
+          <w:p>
+            <w:r/>
+            <w:r>
+              <w:rPr>
+                <w:rFonts w:ascii="Arial" w:hAnsi="Arial"/>
+                <w:b w:val="0"/>
+                <w:sz w:val="19"/>
+              </w:rPr>
+              <w:t>20 min</w:t>
+            </w:r>
+          </w:p>
+        </w:tc>
+        <w:tc>
+          <w:tcPr>
+            <w:tcW w:type="dxa" w:w="6840"/>
+            <w:shd w:val="clear" w:color="auto" w:fill="E8F0FE"/>
+          </w:tcPr>
+          <w:p>
+            <w:r/>
+            <w:r>
+              <w:rPr>
+                <w:rFonts w:ascii="Arial" w:hAnsi="Arial"/>
+                <w:b/>
+                <w:sz w:val="19"/>
+              </w:rPr>
+              <w:t>Objective 2.5 mitigation techniques used to secure the enterprise</w:t>
+            </w:r>
+          </w:p>
+        </w:tc>
+      </w:tr>
+      <w:tr>
+        <w:tc>
+          <w:tcPr>
+            <w:tcW w:type="dxa" w:w="1656"/>
+          </w:tcPr>
+          <w:p>
+            <w:r/>
+            <w:r>
+              <w:rPr>
+                <w:rFonts w:ascii="Arial" w:hAnsi="Arial"/>
+                <w:b w:val="0"/>
+                <w:sz w:val="19"/>
+              </w:rPr>
+              <w:t>16:50–17:45</w:t>
+            </w:r>
+          </w:p>
+        </w:tc>
+        <w:tc>
+          <w:tcPr>
+            <w:tcW w:type="dxa" w:w="1296"/>
+          </w:tcPr>
+          <w:p>
+            <w:r/>
+            <w:r>
+              <w:rPr>
+                <w:rFonts w:ascii="Arial" w:hAnsi="Arial"/>
+                <w:b w:val="0"/>
+                <w:sz w:val="19"/>
+              </w:rPr>
+              <w:t>55 min</w:t>
+            </w:r>
+          </w:p>
+        </w:tc>
+        <w:tc>
+          <w:tcPr>
+            <w:tcW w:type="dxa" w:w="6840"/>
+          </w:tcPr>
+          <w:p>
+            <w:r/>
+            <w:r>
+              <w:rPr>
+                <w:rFonts w:ascii="Arial" w:hAnsi="Arial"/>
+                <w:b w:val="0"/>
+                <w:sz w:val="19"/>
+              </w:rPr>
+              <w:t>Hands-on: Lab 16: Linux Hardening Baseline with Lynis</w:t>
+            </w:r>
+          </w:p>
+        </w:tc>
+      </w:tr>
+      <w:tr>
+        <w:tc>
+          <w:tcPr>
+            <w:tcW w:type="dxa" w:w="1656"/>
             <w:shd w:val="clear" w:color="auto" w:fill="F3F5F8"/>
           </w:tcPr>
           <w:p>
-            <w:r>
-              <w:rPr/>
-              <w:t>17:15–17:30</w:t>
-            </w:r>
-          </w:p>
-        </w:tc>
-        <w:tc>
-          <w:tcPr>
-            <w:tcW w:type="dxa" w:w="2880"/>
+            <w:r/>
+            <w:r>
+              <w:rPr>
+                <w:rFonts w:ascii="Arial" w:hAnsi="Arial"/>
+                <w:b w:val="0"/>
+                <w:sz w:val="19"/>
+              </w:rPr>
+              <w:t>17:45–18:30</w:t>
+            </w:r>
+          </w:p>
+        </w:tc>
+        <w:tc>
+          <w:tcPr>
+            <w:tcW w:type="dxa" w:w="1296"/>
             <w:shd w:val="clear" w:color="auto" w:fill="F3F5F8"/>
           </w:tcPr>
           <w:p>
-            <w:r>
-              <w:rPr/>
-              <w:t>15 min</w:t>
-            </w:r>
-          </w:p>
-        </w:tc>
-        <w:tc>
-          <w:tcPr>
-            <w:tcW w:type="dxa" w:w="2880"/>
+            <w:r/>
+            <w:r>
+              <w:rPr>
+                <w:rFonts w:ascii="Arial" w:hAnsi="Arial"/>
+                <w:b w:val="0"/>
+                <w:sz w:val="19"/>
+              </w:rPr>
+              <w:t>45 min</w:t>
+            </w:r>
+          </w:p>
+        </w:tc>
+        <w:tc>
+          <w:tcPr>
+            <w:tcW w:type="dxa" w:w="6840"/>
             <w:shd w:val="clear" w:color="auto" w:fill="F3F5F8"/>
           </w:tcPr>
           <w:p>
-            <w:r>
-              <w:rPr/>
-              <w:t>Day 2 recap and Q&amp;A</w:t>
+            <w:r/>
+            <w:r>
+              <w:rPr>
+                <w:rFonts w:ascii="Arial" w:hAnsi="Arial"/>
+                <w:b w:val="0"/>
+                <w:sz w:val="19"/>
+              </w:rPr>
+              <w:t>Domain 2 recap, exam-style practice questions and Q&amp;A</w:t>
             </w:r>
           </w:p>
         </w:tc>
@@ -1694,7 +2390,7 @@
           <w:color w:val="555B66"/>
           <w:sz w:val="19"/>
         </w:rPr>
-        <w:t>Total instructional time: 450 minutes (7.5 hours).</w:t>
+        <w:t>Total scheduled time: 480 minutes (8 hours) excluding lunch — of which 450 minutes (7.5 hours) are instructional, plus 30 minutes of tea breaks.</w:t>
       </w:r>
     </w:p>
     <w:p>
@@ -1710,12 +2406,13 @@
         <w:tblStyle w:val="TableGrid"/>
         <w:tblW w:type="auto" w:w="0"/>
         <w:jc w:val="center"/>
+        <w:tblLayout w:type="fixed"/>
         <w:tblLook w:firstColumn="1" w:firstRow="1" w:lastColumn="0" w:lastRow="0" w:noHBand="0" w:noVBand="1" w:val="04A0"/>
       </w:tblPr>
       <w:tblGrid>
-        <w:gridCol w:w="2880"/>
-        <w:gridCol w:w="2880"/>
-        <w:gridCol w:w="2880"/>
+        <w:gridCol w:w="1656"/>
+        <w:gridCol w:w="1296"/>
+        <w:gridCol w:w="6840"/>
       </w:tblGrid>
       <w:tr>
         <w:tc>
@@ -1776,37 +2473,52 @@
       <w:tr>
         <w:tc>
           <w:tcPr>
-            <w:tcW w:type="dxa" w:w="2880"/>
+            <w:tcW w:type="dxa" w:w="1656"/>
             <w:shd w:val="clear" w:color="auto" w:fill="F3F5F8"/>
           </w:tcPr>
           <w:p>
-            <w:r>
-              <w:rPr/>
+            <w:r/>
+            <w:r>
+              <w:rPr>
+                <w:rFonts w:ascii="Arial" w:hAnsi="Arial"/>
+                <w:b w:val="0"/>
+                <w:sz w:val="19"/>
+              </w:rPr>
               <w:t>9:30–9:45</w:t>
             </w:r>
           </w:p>
         </w:tc>
         <w:tc>
           <w:tcPr>
-            <w:tcW w:type="dxa" w:w="2880"/>
+            <w:tcW w:type="dxa" w:w="1296"/>
             <w:shd w:val="clear" w:color="auto" w:fill="F3F5F8"/>
           </w:tcPr>
           <w:p>
-            <w:r>
-              <w:rPr/>
+            <w:r/>
+            <w:r>
+              <w:rPr>
+                <w:rFonts w:ascii="Arial" w:hAnsi="Arial"/>
+                <w:b w:val="0"/>
+                <w:sz w:val="19"/>
+              </w:rPr>
               <w:t>15 min</w:t>
             </w:r>
           </w:p>
         </w:tc>
         <w:tc>
           <w:tcPr>
-            <w:tcW w:type="dxa" w:w="2880"/>
+            <w:tcW w:type="dxa" w:w="6840"/>
             <w:shd w:val="clear" w:color="auto" w:fill="F3F5F8"/>
           </w:tcPr>
           <w:p>
-            <w:r>
-              <w:rPr/>
-              <w:t>Day 2 recap and Q&amp;A</w:t>
+            <w:r/>
+            <w:r>
+              <w:rPr>
+                <w:rFonts w:ascii="Arial" w:hAnsi="Arial"/>
+                <w:b w:val="0"/>
+                <w:sz w:val="19"/>
+              </w:rPr>
+              <w:t>Day 2 review and warm-up questions</w:t>
             </w:r>
           </w:p>
         </w:tc>
@@ -1814,37 +2526,52 @@
       <w:tr>
         <w:tc>
           <w:tcPr>
-            <w:tcW w:type="dxa" w:w="2880"/>
-            <w:shd w:val="clear" w:color="auto" w:fill="F3F5F8"/>
-          </w:tcPr>
-          <w:p>
-            <w:r>
-              <w:rPr/>
-              <w:t>9:45–11:00</w:t>
-            </w:r>
-          </w:p>
-        </w:tc>
-        <w:tc>
-          <w:tcPr>
-            <w:tcW w:type="dxa" w:w="2880"/>
-            <w:shd w:val="clear" w:color="auto" w:fill="F3F5F8"/>
-          </w:tcPr>
-          <w:p>
-            <w:r>
-              <w:rPr/>
-              <w:t>75 min</w:t>
-            </w:r>
-          </w:p>
-        </w:tc>
-        <w:tc>
-          <w:tcPr>
-            <w:tcW w:type="dxa" w:w="2880"/>
-            <w:shd w:val="clear" w:color="auto" w:fill="F3F5F8"/>
-          </w:tcPr>
-          <w:p>
-            <w:r>
-              <w:rPr/>
-              <w:t>Domain 3 concepts: architecture models, cloud shared responsibility, segmentation, containers</w:t>
+            <w:tcW w:type="dxa" w:w="1656"/>
+            <w:shd w:val="clear" w:color="auto" w:fill="E8F0FE"/>
+          </w:tcPr>
+          <w:p>
+            <w:r/>
+            <w:r>
+              <w:rPr>
+                <w:rFonts w:ascii="Arial" w:hAnsi="Arial"/>
+                <w:b/>
+                <w:sz w:val="19"/>
+              </w:rPr>
+              <w:t>9:45–10:20</w:t>
+            </w:r>
+          </w:p>
+        </w:tc>
+        <w:tc>
+          <w:tcPr>
+            <w:tcW w:type="dxa" w:w="1296"/>
+            <w:shd w:val="clear" w:color="auto" w:fill="E8F0FE"/>
+          </w:tcPr>
+          <w:p>
+            <w:r/>
+            <w:r>
+              <w:rPr>
+                <w:rFonts w:ascii="Arial" w:hAnsi="Arial"/>
+                <w:b w:val="0"/>
+                <w:sz w:val="19"/>
+              </w:rPr>
+              <w:t>35 min</w:t>
+            </w:r>
+          </w:p>
+        </w:tc>
+        <w:tc>
+          <w:tcPr>
+            <w:tcW w:type="dxa" w:w="6840"/>
+            <w:shd w:val="clear" w:color="auto" w:fill="E8F0FE"/>
+          </w:tcPr>
+          <w:p>
+            <w:r/>
+            <w:r>
+              <w:rPr>
+                <w:rFonts w:ascii="Arial" w:hAnsi="Arial"/>
+                <w:b/>
+                <w:sz w:val="19"/>
+              </w:rPr>
+              <w:t>Domain 3 Security Architecture — Objective 3.1 architecture models (cloud, IaC, serverless, containers, IoT, ICS/SCADA)</w:t>
             </w:r>
           </w:p>
         </w:tc>
@@ -1852,37 +2579,49 @@
       <w:tr>
         <w:tc>
           <w:tcPr>
-            <w:tcW w:type="dxa" w:w="2880"/>
-            <w:shd w:val="clear" w:color="auto" w:fill="F3F5F8"/>
-          </w:tcPr>
-          <w:p>
-            <w:r>
-              <w:rPr/>
-              <w:t>11:00–12:45</w:t>
-            </w:r>
-          </w:p>
-        </w:tc>
-        <w:tc>
-          <w:tcPr>
-            <w:tcW w:type="dxa" w:w="2880"/>
-            <w:shd w:val="clear" w:color="auto" w:fill="F3F5F8"/>
-          </w:tcPr>
-          <w:p>
-            <w:r>
-              <w:rPr/>
-              <w:t>105 min</w:t>
-            </w:r>
-          </w:p>
-        </w:tc>
-        <w:tc>
-          <w:tcPr>
-            <w:tcW w:type="dxa" w:w="2880"/>
-            <w:shd w:val="clear" w:color="auto" w:fill="F3F5F8"/>
-          </w:tcPr>
-          <w:p>
-            <w:r>
-              <w:rPr/>
-              <w:t>Domain 3 concepts: data protection &amp; states, encryption, DLP, resilience and recovery</w:t>
+            <w:tcW w:type="dxa" w:w="1656"/>
+          </w:tcPr>
+          <w:p>
+            <w:r/>
+            <w:r>
+              <w:rPr>
+                <w:rFonts w:ascii="Arial" w:hAnsi="Arial"/>
+                <w:b w:val="0"/>
+                <w:sz w:val="19"/>
+              </w:rPr>
+              <w:t>10:20–11:15</w:t>
+            </w:r>
+          </w:p>
+        </w:tc>
+        <w:tc>
+          <w:tcPr>
+            <w:tcW w:type="dxa" w:w="1296"/>
+          </w:tcPr>
+          <w:p>
+            <w:r/>
+            <w:r>
+              <w:rPr>
+                <w:rFonts w:ascii="Arial" w:hAnsi="Arial"/>
+                <w:b w:val="0"/>
+                <w:sz w:val="19"/>
+              </w:rPr>
+              <w:t>55 min</w:t>
+            </w:r>
+          </w:p>
+        </w:tc>
+        <w:tc>
+          <w:tcPr>
+            <w:tcW w:type="dxa" w:w="6840"/>
+          </w:tcPr>
+          <w:p>
+            <w:r/>
+            <w:r>
+              <w:rPr>
+                <w:rFonts w:ascii="Arial" w:hAnsi="Arial"/>
+                <w:b w:val="0"/>
+                <w:sz w:val="19"/>
+              </w:rPr>
+              <w:t>Hands-on: Lab 17: Cloud Shared Responsibility and IAM Least Privilege; Lab 18: Container Security with Docker</w:t>
             </w:r>
           </w:p>
         </w:tc>
@@ -1890,37 +2629,52 @@
       <w:tr>
         <w:tc>
           <w:tcPr>
-            <w:tcW w:type="dxa" w:w="2880"/>
-            <w:shd w:val="clear" w:color="auto" w:fill="F3F5F8"/>
-          </w:tcPr>
-          <w:p>
-            <w:r>
-              <w:rPr/>
-              <w:t>12:45–13:15</w:t>
-            </w:r>
-          </w:p>
-        </w:tc>
-        <w:tc>
-          <w:tcPr>
-            <w:tcW w:type="dxa" w:w="2880"/>
-            <w:shd w:val="clear" w:color="auto" w:fill="F3F5F8"/>
-          </w:tcPr>
-          <w:p>
-            <w:r>
-              <w:rPr/>
-              <w:t>30 min</w:t>
-            </w:r>
-          </w:p>
-        </w:tc>
-        <w:tc>
-          <w:tcPr>
-            <w:tcW w:type="dxa" w:w="2880"/>
-            <w:shd w:val="clear" w:color="auto" w:fill="F3F5F8"/>
-          </w:tcPr>
-          <w:p>
-            <w:r>
-              <w:rPr/>
-              <w:t>Lunch break</w:t>
+            <w:tcW w:type="dxa" w:w="1656"/>
+            <w:shd w:val="clear" w:color="auto" w:fill="FFF4E5"/>
+          </w:tcPr>
+          <w:p>
+            <w:r/>
+            <w:r>
+              <w:rPr>
+                <w:rFonts w:ascii="Arial" w:hAnsi="Arial"/>
+                <w:b w:val="0"/>
+                <w:sz w:val="19"/>
+              </w:rPr>
+              <w:t>11:15–11:30</w:t>
+            </w:r>
+          </w:p>
+        </w:tc>
+        <w:tc>
+          <w:tcPr>
+            <w:tcW w:type="dxa" w:w="1296"/>
+            <w:shd w:val="clear" w:color="auto" w:fill="FFF4E5"/>
+          </w:tcPr>
+          <w:p>
+            <w:r/>
+            <w:r>
+              <w:rPr>
+                <w:rFonts w:ascii="Arial" w:hAnsi="Arial"/>
+                <w:b w:val="0"/>
+                <w:sz w:val="19"/>
+              </w:rPr>
+              <w:t>15 min</w:t>
+            </w:r>
+          </w:p>
+        </w:tc>
+        <w:tc>
+          <w:tcPr>
+            <w:tcW w:type="dxa" w:w="6840"/>
+            <w:shd w:val="clear" w:color="auto" w:fill="FFF4E5"/>
+          </w:tcPr>
+          <w:p>
+            <w:r/>
+            <w:r>
+              <w:rPr>
+                <w:rFonts w:ascii="Arial" w:hAnsi="Arial"/>
+                <w:b w:val="0"/>
+                <w:sz w:val="19"/>
+              </w:rPr>
+              <w:t>Tea break</w:t>
             </w:r>
           </w:p>
         </w:tc>
@@ -1928,37 +2682,52 @@
       <w:tr>
         <w:tc>
           <w:tcPr>
-            <w:tcW w:type="dxa" w:w="2880"/>
-            <w:shd w:val="clear" w:color="auto" w:fill="F3F5F8"/>
-          </w:tcPr>
-          <w:p>
-            <w:r>
-              <w:rPr/>
-              <w:t>13:15–15:45</w:t>
-            </w:r>
-          </w:p>
-        </w:tc>
-        <w:tc>
-          <w:tcPr>
-            <w:tcW w:type="dxa" w:w="2880"/>
-            <w:shd w:val="clear" w:color="auto" w:fill="F3F5F8"/>
-          </w:tcPr>
-          <w:p>
-            <w:r>
-              <w:rPr/>
-              <w:t>150 min</w:t>
-            </w:r>
-          </w:p>
-        </w:tc>
-        <w:tc>
-          <w:tcPr>
-            <w:tcW w:type="dxa" w:w="2880"/>
-            <w:shd w:val="clear" w:color="auto" w:fill="F3F5F8"/>
-          </w:tcPr>
-          <w:p>
-            <w:r>
-              <w:rPr/>
-              <w:t>Hands-on: Lab 14: Network Segmentation; Lab 15: Firewall with UFW/nftables; Lab 16: Web Application Firewall with ModSecurity; Lab 17: VPN with WireGuard; Lab 18: Disk Encryption with LUKS; Lab 19: TLS Hardening</w:t>
+            <w:tcW w:type="dxa" w:w="1656"/>
+            <w:shd w:val="clear" w:color="auto" w:fill="E8F0FE"/>
+          </w:tcPr>
+          <w:p>
+            <w:r/>
+            <w:r>
+              <w:rPr>
+                <w:rFonts w:ascii="Arial" w:hAnsi="Arial"/>
+                <w:b/>
+                <w:sz w:val="19"/>
+              </w:rPr>
+              <w:t>11:30–12:10</w:t>
+            </w:r>
+          </w:p>
+        </w:tc>
+        <w:tc>
+          <w:tcPr>
+            <w:tcW w:type="dxa" w:w="1296"/>
+            <w:shd w:val="clear" w:color="auto" w:fill="E8F0FE"/>
+          </w:tcPr>
+          <w:p>
+            <w:r/>
+            <w:r>
+              <w:rPr>
+                <w:rFonts w:ascii="Arial" w:hAnsi="Arial"/>
+                <w:b w:val="0"/>
+                <w:sz w:val="19"/>
+              </w:rPr>
+              <w:t>40 min</w:t>
+            </w:r>
+          </w:p>
+        </w:tc>
+        <w:tc>
+          <w:tcPr>
+            <w:tcW w:type="dxa" w:w="6840"/>
+            <w:shd w:val="clear" w:color="auto" w:fill="E8F0FE"/>
+          </w:tcPr>
+          <w:p>
+            <w:r/>
+            <w:r>
+              <w:rPr>
+                <w:rFonts w:ascii="Arial" w:hAnsi="Arial"/>
+                <w:b/>
+                <w:sz w:val="19"/>
+              </w:rPr>
+              <w:t>Objective 3.2 secure enterprise infrastructure (zones, appliances, port security, firewall types, VPN, SD-WAN, SASE)</w:t>
             </w:r>
           </w:p>
         </w:tc>
@@ -1966,37 +2735,49 @@
       <w:tr>
         <w:tc>
           <w:tcPr>
-            <w:tcW w:type="dxa" w:w="2880"/>
-            <w:shd w:val="clear" w:color="auto" w:fill="F3F5F8"/>
-          </w:tcPr>
-          <w:p>
-            <w:r>
-              <w:rPr/>
-              <w:t>15:45–17:15</w:t>
-            </w:r>
-          </w:p>
-        </w:tc>
-        <w:tc>
-          <w:tcPr>
-            <w:tcW w:type="dxa" w:w="2880"/>
-            <w:shd w:val="clear" w:color="auto" w:fill="F3F5F8"/>
-          </w:tcPr>
-          <w:p>
-            <w:r>
-              <w:rPr/>
-              <w:t>90 min</w:t>
-            </w:r>
-          </w:p>
-        </w:tc>
-        <w:tc>
-          <w:tcPr>
-            <w:tcW w:type="dxa" w:w="2880"/>
-            <w:shd w:val="clear" w:color="auto" w:fill="F3F5F8"/>
-          </w:tcPr>
-          <w:p>
-            <w:r>
-              <w:rPr/>
-              <w:t>Hands-on: Lab 20: Backup and Recovery with restic; Lab 37: Cloud Shared Responsibility; Lab 38: Container Security; Lab 39: RAID with mdadm</w:t>
+            <w:tcW w:type="dxa" w:w="1656"/>
+          </w:tcPr>
+          <w:p>
+            <w:r/>
+            <w:r>
+              <w:rPr>
+                <w:rFonts w:ascii="Arial" w:hAnsi="Arial"/>
+                <w:b w:val="0"/>
+                <w:sz w:val="19"/>
+              </w:rPr>
+              <w:t>12:10–13:00</w:t>
+            </w:r>
+          </w:p>
+        </w:tc>
+        <w:tc>
+          <w:tcPr>
+            <w:tcW w:type="dxa" w:w="1296"/>
+          </w:tcPr>
+          <w:p>
+            <w:r/>
+            <w:r>
+              <w:rPr>
+                <w:rFonts w:ascii="Arial" w:hAnsi="Arial"/>
+                <w:b w:val="0"/>
+                <w:sz w:val="19"/>
+              </w:rPr>
+              <w:t>50 min</w:t>
+            </w:r>
+          </w:p>
+        </w:tc>
+        <w:tc>
+          <w:tcPr>
+            <w:tcW w:type="dxa" w:w="6840"/>
+          </w:tcPr>
+          <w:p>
+            <w:r/>
+            <w:r>
+              <w:rPr>
+                <w:rFonts w:ascii="Arial" w:hAnsi="Arial"/>
+                <w:b w:val="0"/>
+                <w:sz w:val="19"/>
+              </w:rPr>
+              <w:t>Hands-on: Lab 19: Network Segmentation and Security Zones; Lab 20: Stateful Firewall with UFW and nftables</w:t>
             </w:r>
           </w:p>
         </w:tc>
@@ -2004,37 +2785,361 @@
       <w:tr>
         <w:tc>
           <w:tcPr>
-            <w:tcW w:type="dxa" w:w="2880"/>
+            <w:tcW w:type="dxa" w:w="1656"/>
+            <w:shd w:val="clear" w:color="auto" w:fill="FDE9D9"/>
+          </w:tcPr>
+          <w:p>
+            <w:r/>
+            <w:r>
+              <w:rPr>
+                <w:rFonts w:ascii="Arial" w:hAnsi="Arial"/>
+                <w:b w:val="0"/>
+                <w:sz w:val="19"/>
+              </w:rPr>
+              <w:t>13:00–14:00</w:t>
+            </w:r>
+          </w:p>
+        </w:tc>
+        <w:tc>
+          <w:tcPr>
+            <w:tcW w:type="dxa" w:w="1296"/>
+            <w:shd w:val="clear" w:color="auto" w:fill="FDE9D9"/>
+          </w:tcPr>
+          <w:p>
+            <w:r/>
+            <w:r>
+              <w:rPr>
+                <w:rFonts w:ascii="Arial" w:hAnsi="Arial"/>
+                <w:b w:val="0"/>
+                <w:sz w:val="19"/>
+              </w:rPr>
+              <w:t>60 min</w:t>
+            </w:r>
+          </w:p>
+        </w:tc>
+        <w:tc>
+          <w:tcPr>
+            <w:tcW w:type="dxa" w:w="6840"/>
+            <w:shd w:val="clear" w:color="auto" w:fill="FDE9D9"/>
+          </w:tcPr>
+          <w:p>
+            <w:r/>
+            <w:r>
+              <w:rPr>
+                <w:rFonts w:ascii="Arial" w:hAnsi="Arial"/>
+                <w:b w:val="0"/>
+                <w:sz w:val="19"/>
+              </w:rPr>
+              <w:t>Lunch break</w:t>
+            </w:r>
+          </w:p>
+        </w:tc>
+      </w:tr>
+      <w:tr>
+        <w:tc>
+          <w:tcPr>
+            <w:tcW w:type="dxa" w:w="1656"/>
+          </w:tcPr>
+          <w:p>
+            <w:r/>
+            <w:r>
+              <w:rPr>
+                <w:rFonts w:ascii="Arial" w:hAnsi="Arial"/>
+                <w:b w:val="0"/>
+                <w:sz w:val="19"/>
+              </w:rPr>
+              <w:t>14:00–14:50</w:t>
+            </w:r>
+          </w:p>
+        </w:tc>
+        <w:tc>
+          <w:tcPr>
+            <w:tcW w:type="dxa" w:w="1296"/>
+          </w:tcPr>
+          <w:p>
+            <w:r/>
+            <w:r>
+              <w:rPr>
+                <w:rFonts w:ascii="Arial" w:hAnsi="Arial"/>
+                <w:b w:val="0"/>
+                <w:sz w:val="19"/>
+              </w:rPr>
+              <w:t>50 min</w:t>
+            </w:r>
+          </w:p>
+        </w:tc>
+        <w:tc>
+          <w:tcPr>
+            <w:tcW w:type="dxa" w:w="6840"/>
+          </w:tcPr>
+          <w:p>
+            <w:r/>
+            <w:r>
+              <w:rPr>
+                <w:rFonts w:ascii="Arial" w:hAnsi="Arial"/>
+                <w:b w:val="0"/>
+                <w:sz w:val="19"/>
+              </w:rPr>
+              <w:t>Hands-on: Lab 21: Web Application Firewall with ModSecurity and the OWASP CRS; Lab 22: Site-to-Site VPN with WireGuard</w:t>
+            </w:r>
+          </w:p>
+        </w:tc>
+      </w:tr>
+      <w:tr>
+        <w:tc>
+          <w:tcPr>
+            <w:tcW w:type="dxa" w:w="1656"/>
+            <w:shd w:val="clear" w:color="auto" w:fill="E8F0FE"/>
+          </w:tcPr>
+          <w:p>
+            <w:r/>
+            <w:r>
+              <w:rPr>
+                <w:rFonts w:ascii="Arial" w:hAnsi="Arial"/>
+                <w:b/>
+                <w:sz w:val="19"/>
+              </w:rPr>
+              <w:t>14:50–15:30</w:t>
+            </w:r>
+          </w:p>
+        </w:tc>
+        <w:tc>
+          <w:tcPr>
+            <w:tcW w:type="dxa" w:w="1296"/>
+            <w:shd w:val="clear" w:color="auto" w:fill="E8F0FE"/>
+          </w:tcPr>
+          <w:p>
+            <w:r/>
+            <w:r>
+              <w:rPr>
+                <w:rFonts w:ascii="Arial" w:hAnsi="Arial"/>
+                <w:b w:val="0"/>
+                <w:sz w:val="19"/>
+              </w:rPr>
+              <w:t>40 min</w:t>
+            </w:r>
+          </w:p>
+        </w:tc>
+        <w:tc>
+          <w:tcPr>
+            <w:tcW w:type="dxa" w:w="6840"/>
+            <w:shd w:val="clear" w:color="auto" w:fill="E8F0FE"/>
+          </w:tcPr>
+          <w:p>
+            <w:r/>
+            <w:r>
+              <w:rPr>
+                <w:rFonts w:ascii="Arial" w:hAnsi="Arial"/>
+                <w:b/>
+                <w:sz w:val="19"/>
+              </w:rPr>
+              <w:t>Objective 3.3 data protection strategies and 3.4 resilience and recovery</w:t>
+            </w:r>
+          </w:p>
+        </w:tc>
+      </w:tr>
+      <w:tr>
+        <w:tc>
+          <w:tcPr>
+            <w:tcW w:type="dxa" w:w="1656"/>
+          </w:tcPr>
+          <w:p>
+            <w:r/>
+            <w:r>
+              <w:rPr>
+                <w:rFonts w:ascii="Arial" w:hAnsi="Arial"/>
+                <w:b w:val="0"/>
+                <w:sz w:val="19"/>
+              </w:rPr>
+              <w:t>15:30–16:30</w:t>
+            </w:r>
+          </w:p>
+        </w:tc>
+        <w:tc>
+          <w:tcPr>
+            <w:tcW w:type="dxa" w:w="1296"/>
+          </w:tcPr>
+          <w:p>
+            <w:r/>
+            <w:r>
+              <w:rPr>
+                <w:rFonts w:ascii="Arial" w:hAnsi="Arial"/>
+                <w:b w:val="0"/>
+                <w:sz w:val="19"/>
+              </w:rPr>
+              <w:t>60 min</w:t>
+            </w:r>
+          </w:p>
+        </w:tc>
+        <w:tc>
+          <w:tcPr>
+            <w:tcW w:type="dxa" w:w="6840"/>
+          </w:tcPr>
+          <w:p>
+            <w:r/>
+            <w:r>
+              <w:rPr>
+                <w:rFonts w:ascii="Arial" w:hAnsi="Arial"/>
+                <w:b w:val="0"/>
+                <w:sz w:val="19"/>
+              </w:rPr>
+              <w:t>Hands-on: Lab 23: Data Classification and Data Loss Prevention; Lab 24: Data at Rest: LUKS2 Disk Encryption; Lab 25: Data in Transit: TLS Hardening and Cipher Audit</w:t>
+            </w:r>
+          </w:p>
+        </w:tc>
+      </w:tr>
+      <w:tr>
+        <w:tc>
+          <w:tcPr>
+            <w:tcW w:type="dxa" w:w="1656"/>
+            <w:shd w:val="clear" w:color="auto" w:fill="FFF4E5"/>
+          </w:tcPr>
+          <w:p>
+            <w:r/>
+            <w:r>
+              <w:rPr>
+                <w:rFonts w:ascii="Arial" w:hAnsi="Arial"/>
+                <w:b w:val="0"/>
+                <w:sz w:val="19"/>
+              </w:rPr>
+              <w:t>16:30–16:45</w:t>
+            </w:r>
+          </w:p>
+        </w:tc>
+        <w:tc>
+          <w:tcPr>
+            <w:tcW w:type="dxa" w:w="1296"/>
+            <w:shd w:val="clear" w:color="auto" w:fill="FFF4E5"/>
+          </w:tcPr>
+          <w:p>
+            <w:r/>
+            <w:r>
+              <w:rPr>
+                <w:rFonts w:ascii="Arial" w:hAnsi="Arial"/>
+                <w:b w:val="0"/>
+                <w:sz w:val="19"/>
+              </w:rPr>
+              <w:t>15 min</w:t>
+            </w:r>
+          </w:p>
+        </w:tc>
+        <w:tc>
+          <w:tcPr>
+            <w:tcW w:type="dxa" w:w="6840"/>
+            <w:shd w:val="clear" w:color="auto" w:fill="FFF4E5"/>
+          </w:tcPr>
+          <w:p>
+            <w:r/>
+            <w:r>
+              <w:rPr>
+                <w:rFonts w:ascii="Arial" w:hAnsi="Arial"/>
+                <w:b w:val="0"/>
+                <w:sz w:val="19"/>
+              </w:rPr>
+              <w:t>Tea break</w:t>
+            </w:r>
+          </w:p>
+        </w:tc>
+      </w:tr>
+      <w:tr>
+        <w:tc>
+          <w:tcPr>
+            <w:tcW w:type="dxa" w:w="1656"/>
+          </w:tcPr>
+          <w:p>
+            <w:r/>
+            <w:r>
+              <w:rPr>
+                <w:rFonts w:ascii="Arial" w:hAnsi="Arial"/>
+                <w:b w:val="0"/>
+                <w:sz w:val="19"/>
+              </w:rPr>
+              <w:t>16:45–17:45</w:t>
+            </w:r>
+          </w:p>
+        </w:tc>
+        <w:tc>
+          <w:tcPr>
+            <w:tcW w:type="dxa" w:w="1296"/>
+          </w:tcPr>
+          <w:p>
+            <w:r/>
+            <w:r>
+              <w:rPr>
+                <w:rFonts w:ascii="Arial" w:hAnsi="Arial"/>
+                <w:b w:val="0"/>
+                <w:sz w:val="19"/>
+              </w:rPr>
+              <w:t>60 min</w:t>
+            </w:r>
+          </w:p>
+        </w:tc>
+        <w:tc>
+          <w:tcPr>
+            <w:tcW w:type="dxa" w:w="6840"/>
+          </w:tcPr>
+          <w:p>
+            <w:r/>
+            <w:r>
+              <w:rPr>
+                <w:rFonts w:ascii="Arial" w:hAnsi="Arial"/>
+                <w:b w:val="0"/>
+                <w:sz w:val="19"/>
+              </w:rPr>
+              <w:t>Hands-on: Lab 26: Backup and Recovery with restic; Lab 27: Storage Resilience with Software RAID (mdadm)</w:t>
+            </w:r>
+          </w:p>
+        </w:tc>
+      </w:tr>
+      <w:tr>
+        <w:tc>
+          <w:tcPr>
+            <w:tcW w:type="dxa" w:w="1656"/>
             <w:shd w:val="clear" w:color="auto" w:fill="F3F5F8"/>
           </w:tcPr>
           <w:p>
-            <w:r>
-              <w:rPr/>
-              <w:t>17:15–17:30</w:t>
-            </w:r>
-          </w:p>
-        </w:tc>
-        <w:tc>
-          <w:tcPr>
-            <w:tcW w:type="dxa" w:w="2880"/>
+            <w:r/>
+            <w:r>
+              <w:rPr>
+                <w:rFonts w:ascii="Arial" w:hAnsi="Arial"/>
+                <w:b w:val="0"/>
+                <w:sz w:val="19"/>
+              </w:rPr>
+              <w:t>17:45–18:30</w:t>
+            </w:r>
+          </w:p>
+        </w:tc>
+        <w:tc>
+          <w:tcPr>
+            <w:tcW w:type="dxa" w:w="1296"/>
             <w:shd w:val="clear" w:color="auto" w:fill="F3F5F8"/>
           </w:tcPr>
           <w:p>
-            <w:r>
-              <w:rPr/>
-              <w:t>15 min</w:t>
-            </w:r>
-          </w:p>
-        </w:tc>
-        <w:tc>
-          <w:tcPr>
-            <w:tcW w:type="dxa" w:w="2880"/>
+            <w:r/>
+            <w:r>
+              <w:rPr>
+                <w:rFonts w:ascii="Arial" w:hAnsi="Arial"/>
+                <w:b w:val="0"/>
+                <w:sz w:val="19"/>
+              </w:rPr>
+              <w:t>45 min</w:t>
+            </w:r>
+          </w:p>
+        </w:tc>
+        <w:tc>
+          <w:tcPr>
+            <w:tcW w:type="dxa" w:w="6840"/>
             <w:shd w:val="clear" w:color="auto" w:fill="F3F5F8"/>
           </w:tcPr>
           <w:p>
-            <w:r>
-              <w:rPr/>
-              <w:t>Day 3 recap and Q&amp;A</w:t>
+            <w:r/>
+            <w:r>
+              <w:rPr>
+                <w:rFonts w:ascii="Arial" w:hAnsi="Arial"/>
+                <w:b w:val="0"/>
+                <w:sz w:val="19"/>
+              </w:rPr>
+              <w:t>Domain 3 recap, exam-style practice questions and Q&amp;A</w:t>
             </w:r>
           </w:p>
         </w:tc>
@@ -2047,7 +3152,7 @@
           <w:color w:val="555B66"/>
           <w:sz w:val="19"/>
         </w:rPr>
-        <w:t>Total instructional time: 450 minutes (7.5 hours).</w:t>
+        <w:t>Total scheduled time: 480 minutes (8 hours) excluding lunch — of which 450 minutes (7.5 hours) are instructional, plus 30 minutes of tea breaks.</w:t>
       </w:r>
     </w:p>
     <w:p>
@@ -2063,12 +3168,13 @@
         <w:tblStyle w:val="TableGrid"/>
         <w:tblW w:type="auto" w:w="0"/>
         <w:jc w:val="center"/>
+        <w:tblLayout w:type="fixed"/>
         <w:tblLook w:firstColumn="1" w:firstRow="1" w:lastColumn="0" w:lastRow="0" w:noHBand="0" w:noVBand="1" w:val="04A0"/>
       </w:tblPr>
       <w:tblGrid>
-        <w:gridCol w:w="2880"/>
-        <w:gridCol w:w="2880"/>
-        <w:gridCol w:w="2880"/>
+        <w:gridCol w:w="1656"/>
+        <w:gridCol w:w="1296"/>
+        <w:gridCol w:w="6840"/>
       </w:tblGrid>
       <w:tr>
         <w:tc>
@@ -2129,37 +3235,52 @@
       <w:tr>
         <w:tc>
           <w:tcPr>
-            <w:tcW w:type="dxa" w:w="2880"/>
+            <w:tcW w:type="dxa" w:w="1656"/>
             <w:shd w:val="clear" w:color="auto" w:fill="F3F5F8"/>
           </w:tcPr>
           <w:p>
-            <w:r>
-              <w:rPr/>
+            <w:r/>
+            <w:r>
+              <w:rPr>
+                <w:rFonts w:ascii="Arial" w:hAnsi="Arial"/>
+                <w:b w:val="0"/>
+                <w:sz w:val="19"/>
+              </w:rPr>
               <w:t>9:30–9:45</w:t>
             </w:r>
           </w:p>
         </w:tc>
         <w:tc>
           <w:tcPr>
-            <w:tcW w:type="dxa" w:w="2880"/>
+            <w:tcW w:type="dxa" w:w="1296"/>
             <w:shd w:val="clear" w:color="auto" w:fill="F3F5F8"/>
           </w:tcPr>
           <w:p>
-            <w:r>
-              <w:rPr/>
+            <w:r/>
+            <w:r>
+              <w:rPr>
+                <w:rFonts w:ascii="Arial" w:hAnsi="Arial"/>
+                <w:b w:val="0"/>
+                <w:sz w:val="19"/>
+              </w:rPr>
               <w:t>15 min</w:t>
             </w:r>
           </w:p>
         </w:tc>
         <w:tc>
           <w:tcPr>
-            <w:tcW w:type="dxa" w:w="2880"/>
+            <w:tcW w:type="dxa" w:w="6840"/>
             <w:shd w:val="clear" w:color="auto" w:fill="F3F5F8"/>
           </w:tcPr>
           <w:p>
-            <w:r>
-              <w:rPr/>
-              <w:t>Day 3 recap and Q&amp;A</w:t>
+            <w:r/>
+            <w:r>
+              <w:rPr>
+                <w:rFonts w:ascii="Arial" w:hAnsi="Arial"/>
+                <w:b w:val="0"/>
+                <w:sz w:val="19"/>
+              </w:rPr>
+              <w:t>Day 3 review and warm-up questions</w:t>
             </w:r>
           </w:p>
         </w:tc>
@@ -2167,37 +3288,52 @@
       <w:tr>
         <w:tc>
           <w:tcPr>
-            <w:tcW w:type="dxa" w:w="2880"/>
-            <w:shd w:val="clear" w:color="auto" w:fill="F3F5F8"/>
-          </w:tcPr>
-          <w:p>
-            <w:r>
-              <w:rPr/>
-              <w:t>9:45–11:00</w:t>
-            </w:r>
-          </w:p>
-        </w:tc>
-        <w:tc>
-          <w:tcPr>
-            <w:tcW w:type="dxa" w:w="2880"/>
-            <w:shd w:val="clear" w:color="auto" w:fill="F3F5F8"/>
-          </w:tcPr>
-          <w:p>
-            <w:r>
-              <w:rPr/>
-              <w:t>75 min</w:t>
-            </w:r>
-          </w:p>
-        </w:tc>
-        <w:tc>
-          <w:tcPr>
-            <w:tcW w:type="dxa" w:w="2880"/>
-            <w:shd w:val="clear" w:color="auto" w:fill="F3F5F8"/>
-          </w:tcPr>
-          <w:p>
-            <w:r>
-              <w:rPr/>
-              <w:t>Domain 4 concepts: secure baselines &amp; hardening, asset management, monitoring and alerting</w:t>
+            <w:tcW w:type="dxa" w:w="1656"/>
+            <w:shd w:val="clear" w:color="auto" w:fill="E8F0FE"/>
+          </w:tcPr>
+          <w:p>
+            <w:r/>
+            <w:r>
+              <w:rPr>
+                <w:rFonts w:ascii="Arial" w:hAnsi="Arial"/>
+                <w:b/>
+                <w:sz w:val="19"/>
+              </w:rPr>
+              <w:t>9:45–10:30</w:t>
+            </w:r>
+          </w:p>
+        </w:tc>
+        <w:tc>
+          <w:tcPr>
+            <w:tcW w:type="dxa" w:w="1296"/>
+            <w:shd w:val="clear" w:color="auto" w:fill="E8F0FE"/>
+          </w:tcPr>
+          <w:p>
+            <w:r/>
+            <w:r>
+              <w:rPr>
+                <w:rFonts w:ascii="Arial" w:hAnsi="Arial"/>
+                <w:b w:val="0"/>
+                <w:sz w:val="19"/>
+              </w:rPr>
+              <w:t>45 min</w:t>
+            </w:r>
+          </w:p>
+        </w:tc>
+        <w:tc>
+          <w:tcPr>
+            <w:tcW w:type="dxa" w:w="6840"/>
+            <w:shd w:val="clear" w:color="auto" w:fill="E8F0FE"/>
+          </w:tcPr>
+          <w:p>
+            <w:r/>
+            <w:r>
+              <w:rPr>
+                <w:rFonts w:ascii="Arial" w:hAnsi="Arial"/>
+                <w:b/>
+                <w:sz w:val="19"/>
+              </w:rPr>
+              <w:t>Domain 4 Security Operations — Objectives 4.1 secure computing resources, 4.2 asset management, 4.3 vulnerability management</w:t>
             </w:r>
           </w:p>
         </w:tc>
@@ -2205,37 +3341,49 @@
       <w:tr>
         <w:tc>
           <w:tcPr>
-            <w:tcW w:type="dxa" w:w="2880"/>
-            <w:shd w:val="clear" w:color="auto" w:fill="F3F5F8"/>
-          </w:tcPr>
-          <w:p>
-            <w:r>
-              <w:rPr/>
-              <w:t>11:00–12:45</w:t>
-            </w:r>
-          </w:p>
-        </w:tc>
-        <w:tc>
-          <w:tcPr>
-            <w:tcW w:type="dxa" w:w="2880"/>
-            <w:shd w:val="clear" w:color="auto" w:fill="F3F5F8"/>
-          </w:tcPr>
-          <w:p>
-            <w:r>
-              <w:rPr/>
-              <w:t>105 min</w:t>
-            </w:r>
-          </w:p>
-        </w:tc>
-        <w:tc>
-          <w:tcPr>
-            <w:tcW w:type="dxa" w:w="2880"/>
-            <w:shd w:val="clear" w:color="auto" w:fill="F3F5F8"/>
-          </w:tcPr>
-          <w:p>
-            <w:r>
-              <w:rPr/>
-              <w:t>Hands-on: Lab 21: SSH Hardening + Fail2ban; Lab 22: IAM with PAM and sudo; Lab 23: MFA with TOTP; Lab 24: SIEM with ELK/Wazuh</w:t>
+            <w:tcW w:type="dxa" w:w="1656"/>
+          </w:tcPr>
+          <w:p>
+            <w:r/>
+            <w:r>
+              <w:rPr>
+                <w:rFonts w:ascii="Arial" w:hAnsi="Arial"/>
+                <w:b w:val="0"/>
+                <w:sz w:val="19"/>
+              </w:rPr>
+              <w:t>10:30–11:30</w:t>
+            </w:r>
+          </w:p>
+        </w:tc>
+        <w:tc>
+          <w:tcPr>
+            <w:tcW w:type="dxa" w:w="1296"/>
+          </w:tcPr>
+          <w:p>
+            <w:r/>
+            <w:r>
+              <w:rPr>
+                <w:rFonts w:ascii="Arial" w:hAnsi="Arial"/>
+                <w:b w:val="0"/>
+                <w:sz w:val="19"/>
+              </w:rPr>
+              <w:t>60 min</w:t>
+            </w:r>
+          </w:p>
+        </w:tc>
+        <w:tc>
+          <w:tcPr>
+            <w:tcW w:type="dxa" w:w="6840"/>
+          </w:tcPr>
+          <w:p>
+            <w:r/>
+            <w:r>
+              <w:rPr>
+                <w:rFonts w:ascii="Arial" w:hAnsi="Arial"/>
+                <w:b w:val="0"/>
+                <w:sz w:val="19"/>
+              </w:rPr>
+              <w:t>Hands-on: Lab 28: Mobile and Endpoint Hardening Baseline; Lab 29: Application Security: Validation, SAST and Code Signing; Lab 30: Asset Inventory, Media Sanitisation and Disposal Certificate; Lab 31: Vulnerability Scanning, Confirmation and Rescan; Lab 32: Vulnerability Management Pipeline with Trivy</w:t>
             </w:r>
           </w:p>
         </w:tc>
@@ -2243,37 +3391,52 @@
       <w:tr>
         <w:tc>
           <w:tcPr>
-            <w:tcW w:type="dxa" w:w="2880"/>
-            <w:shd w:val="clear" w:color="auto" w:fill="F3F5F8"/>
-          </w:tcPr>
-          <w:p>
-            <w:r>
-              <w:rPr/>
-              <w:t>12:45–13:15</w:t>
-            </w:r>
-          </w:p>
-        </w:tc>
-        <w:tc>
-          <w:tcPr>
-            <w:tcW w:type="dxa" w:w="2880"/>
-            <w:shd w:val="clear" w:color="auto" w:fill="F3F5F8"/>
-          </w:tcPr>
-          <w:p>
-            <w:r>
-              <w:rPr/>
-              <w:t>30 min</w:t>
-            </w:r>
-          </w:p>
-        </w:tc>
-        <w:tc>
-          <w:tcPr>
-            <w:tcW w:type="dxa" w:w="2880"/>
-            <w:shd w:val="clear" w:color="auto" w:fill="F3F5F8"/>
-          </w:tcPr>
-          <w:p>
-            <w:r>
-              <w:rPr/>
-              <w:t>Lunch break</w:t>
+            <w:tcW w:type="dxa" w:w="1656"/>
+            <w:shd w:val="clear" w:color="auto" w:fill="FFF4E5"/>
+          </w:tcPr>
+          <w:p>
+            <w:r/>
+            <w:r>
+              <w:rPr>
+                <w:rFonts w:ascii="Arial" w:hAnsi="Arial"/>
+                <w:b w:val="0"/>
+                <w:sz w:val="19"/>
+              </w:rPr>
+              <w:t>11:30–11:45</w:t>
+            </w:r>
+          </w:p>
+        </w:tc>
+        <w:tc>
+          <w:tcPr>
+            <w:tcW w:type="dxa" w:w="1296"/>
+            <w:shd w:val="clear" w:color="auto" w:fill="FFF4E5"/>
+          </w:tcPr>
+          <w:p>
+            <w:r/>
+            <w:r>
+              <w:rPr>
+                <w:rFonts w:ascii="Arial" w:hAnsi="Arial"/>
+                <w:b w:val="0"/>
+                <w:sz w:val="19"/>
+              </w:rPr>
+              <w:t>15 min</w:t>
+            </w:r>
+          </w:p>
+        </w:tc>
+        <w:tc>
+          <w:tcPr>
+            <w:tcW w:type="dxa" w:w="6840"/>
+            <w:shd w:val="clear" w:color="auto" w:fill="FFF4E5"/>
+          </w:tcPr>
+          <w:p>
+            <w:r/>
+            <w:r>
+              <w:rPr>
+                <w:rFonts w:ascii="Arial" w:hAnsi="Arial"/>
+                <w:b w:val="0"/>
+                <w:sz w:val="19"/>
+              </w:rPr>
+              <w:t>Tea break</w:t>
             </w:r>
           </w:p>
         </w:tc>
@@ -2281,37 +3444,52 @@
       <w:tr>
         <w:tc>
           <w:tcPr>
-            <w:tcW w:type="dxa" w:w="2880"/>
-            <w:shd w:val="clear" w:color="auto" w:fill="F3F5F8"/>
-          </w:tcPr>
-          <w:p>
-            <w:r>
-              <w:rPr/>
-              <w:t>13:15–14:15</w:t>
-            </w:r>
-          </w:p>
-        </w:tc>
-        <w:tc>
-          <w:tcPr>
-            <w:tcW w:type="dxa" w:w="2880"/>
-            <w:shd w:val="clear" w:color="auto" w:fill="F3F5F8"/>
-          </w:tcPr>
-          <w:p>
-            <w:r>
-              <w:rPr/>
-              <w:t>60 min</w:t>
-            </w:r>
-          </w:p>
-        </w:tc>
-        <w:tc>
-          <w:tcPr>
-            <w:tcW w:type="dxa" w:w="2880"/>
-            <w:shd w:val="clear" w:color="auto" w:fill="F3F5F8"/>
-          </w:tcPr>
-          <w:p>
-            <w:r>
-              <w:rPr/>
-              <w:t>Domain 4 concepts: vulnerability management &amp; CVSS, IAM/MFA, incident response and forensics</w:t>
+            <w:tcW w:type="dxa" w:w="1656"/>
+            <w:shd w:val="clear" w:color="auto" w:fill="E8F0FE"/>
+          </w:tcPr>
+          <w:p>
+            <w:r/>
+            <w:r>
+              <w:rPr>
+                <w:rFonts w:ascii="Arial" w:hAnsi="Arial"/>
+                <w:b/>
+                <w:sz w:val="19"/>
+              </w:rPr>
+              <w:t>11:45–12:15</w:t>
+            </w:r>
+          </w:p>
+        </w:tc>
+        <w:tc>
+          <w:tcPr>
+            <w:tcW w:type="dxa" w:w="1296"/>
+            <w:shd w:val="clear" w:color="auto" w:fill="E8F0FE"/>
+          </w:tcPr>
+          <w:p>
+            <w:r/>
+            <w:r>
+              <w:rPr>
+                <w:rFonts w:ascii="Arial" w:hAnsi="Arial"/>
+                <w:b w:val="0"/>
+                <w:sz w:val="19"/>
+              </w:rPr>
+              <w:t>30 min</w:t>
+            </w:r>
+          </w:p>
+        </w:tc>
+        <w:tc>
+          <w:tcPr>
+            <w:tcW w:type="dxa" w:w="6840"/>
+            <w:shd w:val="clear" w:color="auto" w:fill="E8F0FE"/>
+          </w:tcPr>
+          <w:p>
+            <w:r/>
+            <w:r>
+              <w:rPr>
+                <w:rFonts w:ascii="Arial" w:hAnsi="Arial"/>
+                <w:b/>
+                <w:sz w:val="19"/>
+              </w:rPr>
+              <w:t>Objective 4.4 alerting and monitoring and 4.5 enterprise security capabilities</w:t>
             </w:r>
           </w:p>
         </w:tc>
@@ -2319,37 +3497,49 @@
       <w:tr>
         <w:tc>
           <w:tcPr>
-            <w:tcW w:type="dxa" w:w="2880"/>
-            <w:shd w:val="clear" w:color="auto" w:fill="F3F5F8"/>
-          </w:tcPr>
-          <w:p>
-            <w:r>
-              <w:rPr/>
-              <w:t>14:15–15:45</w:t>
-            </w:r>
-          </w:p>
-        </w:tc>
-        <w:tc>
-          <w:tcPr>
-            <w:tcW w:type="dxa" w:w="2880"/>
-            <w:shd w:val="clear" w:color="auto" w:fill="F3F5F8"/>
-          </w:tcPr>
-          <w:p>
-            <w:r>
-              <w:rPr/>
-              <w:t>90 min</w:t>
-            </w:r>
-          </w:p>
-        </w:tc>
-        <w:tc>
-          <w:tcPr>
-            <w:tcW w:type="dxa" w:w="2880"/>
-            <w:shd w:val="clear" w:color="auto" w:fill="F3F5F8"/>
-          </w:tcPr>
-          <w:p>
-            <w:r>
-              <w:rPr/>
-              <w:t>Hands-on: Lab 25: Network IDS with Suricata; Lab 26: Endpoint Detection with osquery; Lab 27: File Integrity with AIDE; Lab 28: Vulnerability Management with Trivy</w:t>
+            <w:tcW w:type="dxa" w:w="1656"/>
+          </w:tcPr>
+          <w:p>
+            <w:r/>
+            <w:r>
+              <w:rPr>
+                <w:rFonts w:ascii="Arial" w:hAnsi="Arial"/>
+                <w:b w:val="0"/>
+                <w:sz w:val="19"/>
+              </w:rPr>
+              <w:t>12:15–13:00</w:t>
+            </w:r>
+          </w:p>
+        </w:tc>
+        <w:tc>
+          <w:tcPr>
+            <w:tcW w:type="dxa" w:w="1296"/>
+          </w:tcPr>
+          <w:p>
+            <w:r/>
+            <w:r>
+              <w:rPr>
+                <w:rFonts w:ascii="Arial" w:hAnsi="Arial"/>
+                <w:b w:val="0"/>
+                <w:sz w:val="19"/>
+              </w:rPr>
+              <w:t>45 min</w:t>
+            </w:r>
+          </w:p>
+        </w:tc>
+        <w:tc>
+          <w:tcPr>
+            <w:tcW w:type="dxa" w:w="6840"/>
+          </w:tcPr>
+          <w:p>
+            <w:r/>
+            <w:r>
+              <w:rPr>
+                <w:rFonts w:ascii="Arial" w:hAnsi="Arial"/>
+                <w:b w:val="0"/>
+                <w:sz w:val="19"/>
+              </w:rPr>
+              <w:t>Hands-on: Lab 33: SIEM Alerting and Monitoring with Wazuh; Lab 34: File Integrity Monitoring with AIDE</w:t>
             </w:r>
           </w:p>
         </w:tc>
@@ -2357,37 +3547,52 @@
       <w:tr>
         <w:tc>
           <w:tcPr>
-            <w:tcW w:type="dxa" w:w="2880"/>
-            <w:shd w:val="clear" w:color="auto" w:fill="F3F5F8"/>
-          </w:tcPr>
-          <w:p>
-            <w:r>
-              <w:rPr/>
-              <w:t>15:45–17:15</w:t>
-            </w:r>
-          </w:p>
-        </w:tc>
-        <w:tc>
-          <w:tcPr>
-            <w:tcW w:type="dxa" w:w="2880"/>
-            <w:shd w:val="clear" w:color="auto" w:fill="F3F5F8"/>
-          </w:tcPr>
-          <w:p>
-            <w:r>
-              <w:rPr/>
-              <w:t>90 min</w:t>
-            </w:r>
-          </w:p>
-        </w:tc>
-        <w:tc>
-          <w:tcPr>
-            <w:tcW w:type="dxa" w:w="2880"/>
-            <w:shd w:val="clear" w:color="auto" w:fill="F3F5F8"/>
-          </w:tcPr>
-          <w:p>
-            <w:r>
-              <w:rPr/>
-              <w:t>Hands-on: Lab 29: Incident Response and Forensics; Lab 30: Security Automation and SOAR</w:t>
+            <w:tcW w:type="dxa" w:w="1656"/>
+            <w:shd w:val="clear" w:color="auto" w:fill="FDE9D9"/>
+          </w:tcPr>
+          <w:p>
+            <w:r/>
+            <w:r>
+              <w:rPr>
+                <w:rFonts w:ascii="Arial" w:hAnsi="Arial"/>
+                <w:b w:val="0"/>
+                <w:sz w:val="19"/>
+              </w:rPr>
+              <w:t>13:00–14:00</w:t>
+            </w:r>
+          </w:p>
+        </w:tc>
+        <w:tc>
+          <w:tcPr>
+            <w:tcW w:type="dxa" w:w="1296"/>
+            <w:shd w:val="clear" w:color="auto" w:fill="FDE9D9"/>
+          </w:tcPr>
+          <w:p>
+            <w:r/>
+            <w:r>
+              <w:rPr>
+                <w:rFonts w:ascii="Arial" w:hAnsi="Arial"/>
+                <w:b w:val="0"/>
+                <w:sz w:val="19"/>
+              </w:rPr>
+              <w:t>60 min</w:t>
+            </w:r>
+          </w:p>
+        </w:tc>
+        <w:tc>
+          <w:tcPr>
+            <w:tcW w:type="dxa" w:w="6840"/>
+            <w:shd w:val="clear" w:color="auto" w:fill="FDE9D9"/>
+          </w:tcPr>
+          <w:p>
+            <w:r/>
+            <w:r>
+              <w:rPr>
+                <w:rFonts w:ascii="Arial" w:hAnsi="Arial"/>
+                <w:b w:val="0"/>
+                <w:sz w:val="19"/>
+              </w:rPr>
+              <w:t>Lunch break</w:t>
             </w:r>
           </w:p>
         </w:tc>
@@ -2395,37 +3600,308 @@
       <w:tr>
         <w:tc>
           <w:tcPr>
-            <w:tcW w:type="dxa" w:w="2880"/>
+            <w:tcW w:type="dxa" w:w="1656"/>
+          </w:tcPr>
+          <w:p>
+            <w:r/>
+            <w:r>
+              <w:rPr>
+                <w:rFonts w:ascii="Arial" w:hAnsi="Arial"/>
+                <w:b w:val="0"/>
+                <w:sz w:val="19"/>
+              </w:rPr>
+              <w:t>14:00–15:00</w:t>
+            </w:r>
+          </w:p>
+        </w:tc>
+        <w:tc>
+          <w:tcPr>
+            <w:tcW w:type="dxa" w:w="1296"/>
+          </w:tcPr>
+          <w:p>
+            <w:r/>
+            <w:r>
+              <w:rPr>
+                <w:rFonts w:ascii="Arial" w:hAnsi="Arial"/>
+                <w:b w:val="0"/>
+                <w:sz w:val="19"/>
+              </w:rPr>
+              <w:t>60 min</w:t>
+            </w:r>
+          </w:p>
+        </w:tc>
+        <w:tc>
+          <w:tcPr>
+            <w:tcW w:type="dxa" w:w="6840"/>
+          </w:tcPr>
+          <w:p>
+            <w:r/>
+            <w:r>
+              <w:rPr>
+                <w:rFonts w:ascii="Arial" w:hAnsi="Arial"/>
+                <w:b w:val="0"/>
+                <w:sz w:val="19"/>
+              </w:rPr>
+              <w:t>Hands-on: Lab 35: Secure Remote Access: SSH Hardening and Fail2ban; Lab 36: Network IDS with Suricata; Lab 37: Endpoint Detection and Response with osquery</w:t>
+            </w:r>
+          </w:p>
+        </w:tc>
+      </w:tr>
+      <w:tr>
+        <w:tc>
+          <w:tcPr>
+            <w:tcW w:type="dxa" w:w="1656"/>
+            <w:shd w:val="clear" w:color="auto" w:fill="E8F0FE"/>
+          </w:tcPr>
+          <w:p>
+            <w:r/>
+            <w:r>
+              <w:rPr>
+                <w:rFonts w:ascii="Arial" w:hAnsi="Arial"/>
+                <w:b/>
+                <w:sz w:val="19"/>
+              </w:rPr>
+              <w:t>15:00–15:40</w:t>
+            </w:r>
+          </w:p>
+        </w:tc>
+        <w:tc>
+          <w:tcPr>
+            <w:tcW w:type="dxa" w:w="1296"/>
+            <w:shd w:val="clear" w:color="auto" w:fill="E8F0FE"/>
+          </w:tcPr>
+          <w:p>
+            <w:r/>
+            <w:r>
+              <w:rPr>
+                <w:rFonts w:ascii="Arial" w:hAnsi="Arial"/>
+                <w:b w:val="0"/>
+                <w:sz w:val="19"/>
+              </w:rPr>
+              <w:t>40 min</w:t>
+            </w:r>
+          </w:p>
+        </w:tc>
+        <w:tc>
+          <w:tcPr>
+            <w:tcW w:type="dxa" w:w="6840"/>
+            <w:shd w:val="clear" w:color="auto" w:fill="E8F0FE"/>
+          </w:tcPr>
+          <w:p>
+            <w:r/>
+            <w:r>
+              <w:rPr>
+                <w:rFonts w:ascii="Arial" w:hAnsi="Arial"/>
+                <w:b/>
+                <w:sz w:val="19"/>
+              </w:rPr>
+              <w:t>Objectives 4.6 identity and access management, 4.7 automation and orchestration, 4.8 incident response, 4.9 data sources for investigation</w:t>
+            </w:r>
+          </w:p>
+        </w:tc>
+      </w:tr>
+      <w:tr>
+        <w:tc>
+          <w:tcPr>
+            <w:tcW w:type="dxa" w:w="1656"/>
+          </w:tcPr>
+          <w:p>
+            <w:r/>
+            <w:r>
+              <w:rPr>
+                <w:rFonts w:ascii="Arial" w:hAnsi="Arial"/>
+                <w:b w:val="0"/>
+                <w:sz w:val="19"/>
+              </w:rPr>
+              <w:t>15:40–16:30</w:t>
+            </w:r>
+          </w:p>
+        </w:tc>
+        <w:tc>
+          <w:tcPr>
+            <w:tcW w:type="dxa" w:w="1296"/>
+          </w:tcPr>
+          <w:p>
+            <w:r/>
+            <w:r>
+              <w:rPr>
+                <w:rFonts w:ascii="Arial" w:hAnsi="Arial"/>
+                <w:b w:val="0"/>
+                <w:sz w:val="19"/>
+              </w:rPr>
+              <w:t>50 min</w:t>
+            </w:r>
+          </w:p>
+        </w:tc>
+        <w:tc>
+          <w:tcPr>
+            <w:tcW w:type="dxa" w:w="6840"/>
+          </w:tcPr>
+          <w:p>
+            <w:r/>
+            <w:r>
+              <w:rPr>
+                <w:rFonts w:ascii="Arial" w:hAnsi="Arial"/>
+                <w:b w:val="0"/>
+                <w:sz w:val="19"/>
+              </w:rPr>
+              <w:t>Hands-on: Lab 38: Identity &amp; Access Management with PAM and sudo; Lab 39: Multifactor Authentication with TOTP; Lab 40: Automation and Orchestration with a Mini-SOAR Playbook</w:t>
+            </w:r>
+          </w:p>
+        </w:tc>
+      </w:tr>
+      <w:tr>
+        <w:tc>
+          <w:tcPr>
+            <w:tcW w:type="dxa" w:w="1656"/>
+            <w:shd w:val="clear" w:color="auto" w:fill="FFF4E5"/>
+          </w:tcPr>
+          <w:p>
+            <w:r/>
+            <w:r>
+              <w:rPr>
+                <w:rFonts w:ascii="Arial" w:hAnsi="Arial"/>
+                <w:b w:val="0"/>
+                <w:sz w:val="19"/>
+              </w:rPr>
+              <w:t>16:30–16:45</w:t>
+            </w:r>
+          </w:p>
+        </w:tc>
+        <w:tc>
+          <w:tcPr>
+            <w:tcW w:type="dxa" w:w="1296"/>
+            <w:shd w:val="clear" w:color="auto" w:fill="FFF4E5"/>
+          </w:tcPr>
+          <w:p>
+            <w:r/>
+            <w:r>
+              <w:rPr>
+                <w:rFonts w:ascii="Arial" w:hAnsi="Arial"/>
+                <w:b w:val="0"/>
+                <w:sz w:val="19"/>
+              </w:rPr>
+              <w:t>15 min</w:t>
+            </w:r>
+          </w:p>
+        </w:tc>
+        <w:tc>
+          <w:tcPr>
+            <w:tcW w:type="dxa" w:w="6840"/>
+            <w:shd w:val="clear" w:color="auto" w:fill="FFF4E5"/>
+          </w:tcPr>
+          <w:p>
+            <w:r/>
+            <w:r>
+              <w:rPr>
+                <w:rFonts w:ascii="Arial" w:hAnsi="Arial"/>
+                <w:b w:val="0"/>
+                <w:sz w:val="19"/>
+              </w:rPr>
+              <w:t>Tea break</w:t>
+            </w:r>
+          </w:p>
+        </w:tc>
+      </w:tr>
+      <w:tr>
+        <w:tc>
+          <w:tcPr>
+            <w:tcW w:type="dxa" w:w="1656"/>
+          </w:tcPr>
+          <w:p>
+            <w:r/>
+            <w:r>
+              <w:rPr>
+                <w:rFonts w:ascii="Arial" w:hAnsi="Arial"/>
+                <w:b w:val="0"/>
+                <w:sz w:val="19"/>
+              </w:rPr>
+              <w:t>16:45–17:50</w:t>
+            </w:r>
+          </w:p>
+        </w:tc>
+        <w:tc>
+          <w:tcPr>
+            <w:tcW w:type="dxa" w:w="1296"/>
+          </w:tcPr>
+          <w:p>
+            <w:r/>
+            <w:r>
+              <w:rPr>
+                <w:rFonts w:ascii="Arial" w:hAnsi="Arial"/>
+                <w:b w:val="0"/>
+                <w:sz w:val="19"/>
+              </w:rPr>
+              <w:t>65 min</w:t>
+            </w:r>
+          </w:p>
+        </w:tc>
+        <w:tc>
+          <w:tcPr>
+            <w:tcW w:type="dxa" w:w="6840"/>
+          </w:tcPr>
+          <w:p>
+            <w:r/>
+            <w:r>
+              <w:rPr>
+                <w:rFonts w:ascii="Arial" w:hAnsi="Arial"/>
+                <w:b w:val="0"/>
+                <w:sz w:val="19"/>
+              </w:rPr>
+              <w:t>Hands-on: Lab 41: Incident Response: Live Triage; Lab 42: Digital Forensics: Acquisition &amp; Chain of Custody; Lab 43: Packet Capture and Traffic Analysis with tcpdump and tshark; Lab 44: Log Investigation: Building an Attack Timeline</w:t>
+            </w:r>
+          </w:p>
+        </w:tc>
+      </w:tr>
+      <w:tr>
+        <w:tc>
+          <w:tcPr>
+            <w:tcW w:type="dxa" w:w="1656"/>
             <w:shd w:val="clear" w:color="auto" w:fill="F3F5F8"/>
           </w:tcPr>
           <w:p>
-            <w:r>
-              <w:rPr/>
-              <w:t>17:15–17:30</w:t>
-            </w:r>
-          </w:p>
-        </w:tc>
-        <w:tc>
-          <w:tcPr>
-            <w:tcW w:type="dxa" w:w="2880"/>
+            <w:r/>
+            <w:r>
+              <w:rPr>
+                <w:rFonts w:ascii="Arial" w:hAnsi="Arial"/>
+                <w:b w:val="0"/>
+                <w:sz w:val="19"/>
+              </w:rPr>
+              <w:t>17:50–18:30</w:t>
+            </w:r>
+          </w:p>
+        </w:tc>
+        <w:tc>
+          <w:tcPr>
+            <w:tcW w:type="dxa" w:w="1296"/>
             <w:shd w:val="clear" w:color="auto" w:fill="F3F5F8"/>
           </w:tcPr>
           <w:p>
-            <w:r>
-              <w:rPr/>
-              <w:t>15 min</w:t>
-            </w:r>
-          </w:p>
-        </w:tc>
-        <w:tc>
-          <w:tcPr>
-            <w:tcW w:type="dxa" w:w="2880"/>
+            <w:r/>
+            <w:r>
+              <w:rPr>
+                <w:rFonts w:ascii="Arial" w:hAnsi="Arial"/>
+                <w:b w:val="0"/>
+                <w:sz w:val="19"/>
+              </w:rPr>
+              <w:t>40 min</w:t>
+            </w:r>
+          </w:p>
+        </w:tc>
+        <w:tc>
+          <w:tcPr>
+            <w:tcW w:type="dxa" w:w="6840"/>
             <w:shd w:val="clear" w:color="auto" w:fill="F3F5F8"/>
           </w:tcPr>
           <w:p>
-            <w:r>
-              <w:rPr/>
-              <w:t>Day 4 recap and Q&amp;A</w:t>
+            <w:r/>
+            <w:r>
+              <w:rPr>
+                <w:rFonts w:ascii="Arial" w:hAnsi="Arial"/>
+                <w:b w:val="0"/>
+                <w:sz w:val="19"/>
+              </w:rPr>
+              <w:t>Domain 4 recap, exam-style practice questions and Q&amp;A</w:t>
             </w:r>
           </w:p>
         </w:tc>
@@ -2438,7 +3914,7 @@
           <w:color w:val="555B66"/>
           <w:sz w:val="19"/>
         </w:rPr>
-        <w:t>Total instructional time: 450 minutes (7.5 hours).</w:t>
+        <w:t>Total scheduled time: 480 minutes (8 hours) excluding lunch — of which 450 minutes (7.5 hours) are instructional, plus 30 minutes of tea breaks.</w:t>
       </w:r>
     </w:p>
     <w:p>
@@ -2446,7 +3922,7 @@
         <w:pStyle w:val="Heading2"/>
       </w:pPr>
       <w:r>
-        <w:t>Day 5 — Domain 5 — Program Management, Oversight &amp; Assessment (20%)</w:t>
+        <w:t>Day 5 — Domain 5 — Security Program Management and Oversight (20%) &amp; Exam Readiness</w:t>
       </w:r>
     </w:p>
     <w:tbl>
@@ -2454,12 +3930,13 @@
         <w:tblStyle w:val="TableGrid"/>
         <w:tblW w:type="auto" w:w="0"/>
         <w:jc w:val="center"/>
+        <w:tblLayout w:type="fixed"/>
         <w:tblLook w:firstColumn="1" w:firstRow="1" w:lastColumn="0" w:lastRow="0" w:noHBand="0" w:noVBand="1" w:val="04A0"/>
       </w:tblPr>
       <w:tblGrid>
-        <w:gridCol w:w="2880"/>
-        <w:gridCol w:w="2880"/>
-        <w:gridCol w:w="2880"/>
+        <w:gridCol w:w="1656"/>
+        <w:gridCol w:w="1296"/>
+        <w:gridCol w:w="6840"/>
       </w:tblGrid>
       <w:tr>
         <w:tc>
@@ -2520,37 +3997,52 @@
       <w:tr>
         <w:tc>
           <w:tcPr>
-            <w:tcW w:type="dxa" w:w="2880"/>
+            <w:tcW w:type="dxa" w:w="1656"/>
             <w:shd w:val="clear" w:color="auto" w:fill="F3F5F8"/>
           </w:tcPr>
           <w:p>
-            <w:r>
-              <w:rPr/>
+            <w:r/>
+            <w:r>
+              <w:rPr>
+                <w:rFonts w:ascii="Arial" w:hAnsi="Arial"/>
+                <w:b w:val="0"/>
+                <w:sz w:val="19"/>
+              </w:rPr>
               <w:t>9:30–9:45</w:t>
             </w:r>
           </w:p>
         </w:tc>
         <w:tc>
           <w:tcPr>
-            <w:tcW w:type="dxa" w:w="2880"/>
+            <w:tcW w:type="dxa" w:w="1296"/>
             <w:shd w:val="clear" w:color="auto" w:fill="F3F5F8"/>
           </w:tcPr>
           <w:p>
-            <w:r>
-              <w:rPr/>
+            <w:r/>
+            <w:r>
+              <w:rPr>
+                <w:rFonts w:ascii="Arial" w:hAnsi="Arial"/>
+                <w:b w:val="0"/>
+                <w:sz w:val="19"/>
+              </w:rPr>
               <w:t>15 min</w:t>
             </w:r>
           </w:p>
         </w:tc>
         <w:tc>
           <w:tcPr>
-            <w:tcW w:type="dxa" w:w="2880"/>
+            <w:tcW w:type="dxa" w:w="6840"/>
             <w:shd w:val="clear" w:color="auto" w:fill="F3F5F8"/>
           </w:tcPr>
           <w:p>
-            <w:r>
-              <w:rPr/>
-              <w:t>Day 4 recap and Q&amp;A</w:t>
+            <w:r/>
+            <w:r>
+              <w:rPr>
+                <w:rFonts w:ascii="Arial" w:hAnsi="Arial"/>
+                <w:b w:val="0"/>
+                <w:sz w:val="19"/>
+              </w:rPr>
+              <w:t>Day 4 review and warm-up questions</w:t>
             </w:r>
           </w:p>
         </w:tc>
@@ -2558,37 +4050,52 @@
       <w:tr>
         <w:tc>
           <w:tcPr>
-            <w:tcW w:type="dxa" w:w="2880"/>
-            <w:shd w:val="clear" w:color="auto" w:fill="F3F5F8"/>
-          </w:tcPr>
-          <w:p>
-            <w:r>
-              <w:rPr/>
-              <w:t>9:45–11:15</w:t>
-            </w:r>
-          </w:p>
-        </w:tc>
-        <w:tc>
-          <w:tcPr>
-            <w:tcW w:type="dxa" w:w="2880"/>
-            <w:shd w:val="clear" w:color="auto" w:fill="F3F5F8"/>
-          </w:tcPr>
-          <w:p>
-            <w:r>
-              <w:rPr/>
-              <w:t>90 min</w:t>
-            </w:r>
-          </w:p>
-        </w:tc>
-        <w:tc>
-          <w:tcPr>
-            <w:tcW w:type="dxa" w:w="2880"/>
-            <w:shd w:val="clear" w:color="auto" w:fill="F3F5F8"/>
-          </w:tcPr>
-          <w:p>
-            <w:r>
-              <w:rPr/>
-              <w:t>Domain 5 concepts: governance, policies/standards/procedures, risk management and CVSS</w:t>
+            <w:tcW w:type="dxa" w:w="1656"/>
+            <w:shd w:val="clear" w:color="auto" w:fill="E8F0FE"/>
+          </w:tcPr>
+          <w:p>
+            <w:r/>
+            <w:r>
+              <w:rPr>
+                <w:rFonts w:ascii="Arial" w:hAnsi="Arial"/>
+                <w:b/>
+                <w:sz w:val="19"/>
+              </w:rPr>
+              <w:t>9:45–10:30</w:t>
+            </w:r>
+          </w:p>
+        </w:tc>
+        <w:tc>
+          <w:tcPr>
+            <w:tcW w:type="dxa" w:w="1296"/>
+            <w:shd w:val="clear" w:color="auto" w:fill="E8F0FE"/>
+          </w:tcPr>
+          <w:p>
+            <w:r/>
+            <w:r>
+              <w:rPr>
+                <w:rFonts w:ascii="Arial" w:hAnsi="Arial"/>
+                <w:b w:val="0"/>
+                <w:sz w:val="19"/>
+              </w:rPr>
+              <w:t>45 min</w:t>
+            </w:r>
+          </w:p>
+        </w:tc>
+        <w:tc>
+          <w:tcPr>
+            <w:tcW w:type="dxa" w:w="6840"/>
+            <w:shd w:val="clear" w:color="auto" w:fill="E8F0FE"/>
+          </w:tcPr>
+          <w:p>
+            <w:r/>
+            <w:r>
+              <w:rPr>
+                <w:rFonts w:ascii="Arial" w:hAnsi="Arial"/>
+                <w:b/>
+                <w:sz w:val="19"/>
+              </w:rPr>
+              <w:t>Domain 5 Security Program Management and Oversight — Objectives 5.1 governance, 5.2 risk management, 5.3 third-party risk</w:t>
             </w:r>
           </w:p>
         </w:tc>
@@ -2596,37 +4103,49 @@
       <w:tr>
         <w:tc>
           <w:tcPr>
-            <w:tcW w:type="dxa" w:w="2880"/>
-            <w:shd w:val="clear" w:color="auto" w:fill="F3F5F8"/>
-          </w:tcPr>
-          <w:p>
-            <w:r>
-              <w:rPr/>
-              <w:t>11:15–12:45</w:t>
-            </w:r>
-          </w:p>
-        </w:tc>
-        <w:tc>
-          <w:tcPr>
-            <w:tcW w:type="dxa" w:w="2880"/>
-            <w:shd w:val="clear" w:color="auto" w:fill="F3F5F8"/>
-          </w:tcPr>
-          <w:p>
-            <w:r>
-              <w:rPr/>
-              <w:t>90 min</w:t>
-            </w:r>
-          </w:p>
-        </w:tc>
-        <w:tc>
-          <w:tcPr>
-            <w:tcW w:type="dxa" w:w="2880"/>
-            <w:shd w:val="clear" w:color="auto" w:fill="F3F5F8"/>
-          </w:tcPr>
-          <w:p>
-            <w:r>
-              <w:rPr/>
-              <w:t>Domain 5 concepts: audits &amp; assessments, penetration testing, third-party risk, security awareness</w:t>
+            <w:tcW w:type="dxa" w:w="1656"/>
+          </w:tcPr>
+          <w:p>
+            <w:r/>
+            <w:r>
+              <w:rPr>
+                <w:rFonts w:ascii="Arial" w:hAnsi="Arial"/>
+                <w:b w:val="0"/>
+                <w:sz w:val="19"/>
+              </w:rPr>
+              <w:t>10:30–11:30</w:t>
+            </w:r>
+          </w:p>
+        </w:tc>
+        <w:tc>
+          <w:tcPr>
+            <w:tcW w:type="dxa" w:w="1296"/>
+          </w:tcPr>
+          <w:p>
+            <w:r/>
+            <w:r>
+              <w:rPr>
+                <w:rFonts w:ascii="Arial" w:hAnsi="Arial"/>
+                <w:b w:val="0"/>
+                <w:sz w:val="19"/>
+              </w:rPr>
+              <w:t>60 min</w:t>
+            </w:r>
+          </w:p>
+        </w:tc>
+        <w:tc>
+          <w:tcPr>
+            <w:tcW w:type="dxa" w:w="6840"/>
+          </w:tcPr>
+          <w:p>
+            <w:r/>
+            <w:r>
+              <w:rPr>
+                <w:rFonts w:ascii="Arial" w:hAnsi="Arial"/>
+                <w:b w:val="0"/>
+                <w:sz w:val="19"/>
+              </w:rPr>
+              <w:t>Hands-on: Lab 45: Governance: Policies, Standards, Procedures; Lab 46: Risk Register, CVSS Scoring, and Quantitative Risk; Lab 47: Supply Chain Security: SBOM and Vendor Trust</w:t>
             </w:r>
           </w:p>
         </w:tc>
@@ -2634,37 +4153,52 @@
       <w:tr>
         <w:tc>
           <w:tcPr>
-            <w:tcW w:type="dxa" w:w="2880"/>
-            <w:shd w:val="clear" w:color="auto" w:fill="F3F5F8"/>
-          </w:tcPr>
-          <w:p>
-            <w:r>
-              <w:rPr/>
-              <w:t>12:45–13:15</w:t>
-            </w:r>
-          </w:p>
-        </w:tc>
-        <w:tc>
-          <w:tcPr>
-            <w:tcW w:type="dxa" w:w="2880"/>
-            <w:shd w:val="clear" w:color="auto" w:fill="F3F5F8"/>
-          </w:tcPr>
-          <w:p>
-            <w:r>
-              <w:rPr/>
-              <w:t>30 min</w:t>
-            </w:r>
-          </w:p>
-        </w:tc>
-        <w:tc>
-          <w:tcPr>
-            <w:tcW w:type="dxa" w:w="2880"/>
-            <w:shd w:val="clear" w:color="auto" w:fill="F3F5F8"/>
-          </w:tcPr>
-          <w:p>
-            <w:r>
-              <w:rPr/>
-              <w:t>Lunch break</w:t>
+            <w:tcW w:type="dxa" w:w="1656"/>
+            <w:shd w:val="clear" w:color="auto" w:fill="FFF4E5"/>
+          </w:tcPr>
+          <w:p>
+            <w:r/>
+            <w:r>
+              <w:rPr>
+                <w:rFonts w:ascii="Arial" w:hAnsi="Arial"/>
+                <w:b w:val="0"/>
+                <w:sz w:val="19"/>
+              </w:rPr>
+              <w:t>11:30–11:45</w:t>
+            </w:r>
+          </w:p>
+        </w:tc>
+        <w:tc>
+          <w:tcPr>
+            <w:tcW w:type="dxa" w:w="1296"/>
+            <w:shd w:val="clear" w:color="auto" w:fill="FFF4E5"/>
+          </w:tcPr>
+          <w:p>
+            <w:r/>
+            <w:r>
+              <w:rPr>
+                <w:rFonts w:ascii="Arial" w:hAnsi="Arial"/>
+                <w:b w:val="0"/>
+                <w:sz w:val="19"/>
+              </w:rPr>
+              <w:t>15 min</w:t>
+            </w:r>
+          </w:p>
+        </w:tc>
+        <w:tc>
+          <w:tcPr>
+            <w:tcW w:type="dxa" w:w="6840"/>
+            <w:shd w:val="clear" w:color="auto" w:fill="FFF4E5"/>
+          </w:tcPr>
+          <w:p>
+            <w:r/>
+            <w:r>
+              <w:rPr>
+                <w:rFonts w:ascii="Arial" w:hAnsi="Arial"/>
+                <w:b w:val="0"/>
+                <w:sz w:val="19"/>
+              </w:rPr>
+              <w:t>Tea break</w:t>
             </w:r>
           </w:p>
         </w:tc>
@@ -2672,37 +4206,52 @@
       <w:tr>
         <w:tc>
           <w:tcPr>
-            <w:tcW w:type="dxa" w:w="2880"/>
-            <w:shd w:val="clear" w:color="auto" w:fill="F3F5F8"/>
-          </w:tcPr>
-          <w:p>
-            <w:r>
-              <w:rPr/>
-              <w:t>13:15–15:00</w:t>
-            </w:r>
-          </w:p>
-        </w:tc>
-        <w:tc>
-          <w:tcPr>
-            <w:tcW w:type="dxa" w:w="2880"/>
-            <w:shd w:val="clear" w:color="auto" w:fill="F3F5F8"/>
-          </w:tcPr>
-          <w:p>
-            <w:r>
-              <w:rPr/>
-              <w:t>105 min</w:t>
-            </w:r>
-          </w:p>
-        </w:tc>
-        <w:tc>
-          <w:tcPr>
-            <w:tcW w:type="dxa" w:w="2880"/>
-            <w:shd w:val="clear" w:color="auto" w:fill="F3F5F8"/>
-          </w:tcPr>
-          <w:p>
-            <w:r>
-              <w:rPr/>
-              <w:t>Hands-on: Lab 31: Risk Register and CVSS Scoring; Lab 32: OSINT Reconnaissance; Lab 33: Active Reconnaissance with Nmap; Lab 34: Penetration Testing with Metasploit (Authorised)</w:t>
+            <w:tcW w:type="dxa" w:w="1656"/>
+            <w:shd w:val="clear" w:color="auto" w:fill="E8F0FE"/>
+          </w:tcPr>
+          <w:p>
+            <w:r/>
+            <w:r>
+              <w:rPr>
+                <w:rFonts w:ascii="Arial" w:hAnsi="Arial"/>
+                <w:b/>
+                <w:sz w:val="19"/>
+              </w:rPr>
+              <w:t>11:45–12:20</w:t>
+            </w:r>
+          </w:p>
+        </w:tc>
+        <w:tc>
+          <w:tcPr>
+            <w:tcW w:type="dxa" w:w="1296"/>
+            <w:shd w:val="clear" w:color="auto" w:fill="E8F0FE"/>
+          </w:tcPr>
+          <w:p>
+            <w:r/>
+            <w:r>
+              <w:rPr>
+                <w:rFonts w:ascii="Arial" w:hAnsi="Arial"/>
+                <w:b w:val="0"/>
+                <w:sz w:val="19"/>
+              </w:rPr>
+              <w:t>35 min</w:t>
+            </w:r>
+          </w:p>
+        </w:tc>
+        <w:tc>
+          <w:tcPr>
+            <w:tcW w:type="dxa" w:w="6840"/>
+            <w:shd w:val="clear" w:color="auto" w:fill="E8F0FE"/>
+          </w:tcPr>
+          <w:p>
+            <w:r/>
+            <w:r>
+              <w:rPr>
+                <w:rFonts w:ascii="Arial" w:hAnsi="Arial"/>
+                <w:b/>
+                <w:sz w:val="19"/>
+              </w:rPr>
+              <w:t>Objectives 5.4 compliance, 5.5 audits, assessments and penetration testing, 5.6 security awareness</w:t>
             </w:r>
           </w:p>
         </w:tc>
@@ -2710,37 +4259,49 @@
       <w:tr>
         <w:tc>
           <w:tcPr>
-            <w:tcW w:type="dxa" w:w="2880"/>
-            <w:shd w:val="clear" w:color="auto" w:fill="F3F5F8"/>
-          </w:tcPr>
-          <w:p>
-            <w:r>
-              <w:rPr/>
-              <w:t>15:00–16:00</w:t>
-            </w:r>
-          </w:p>
-        </w:tc>
-        <w:tc>
-          <w:tcPr>
-            <w:tcW w:type="dxa" w:w="2880"/>
-            <w:shd w:val="clear" w:color="auto" w:fill="F3F5F8"/>
-          </w:tcPr>
-          <w:p>
-            <w:r>
-              <w:rPr/>
-              <w:t>60 min</w:t>
-            </w:r>
-          </w:p>
-        </w:tc>
-        <w:tc>
-          <w:tcPr>
-            <w:tcW w:type="dxa" w:w="2880"/>
-            <w:shd w:val="clear" w:color="auto" w:fill="F3F5F8"/>
-          </w:tcPr>
-          <w:p>
-            <w:r>
-              <w:rPr/>
-              <w:t>Hands-on: Lab 35: Compliance Audit with OpenSCAP; Lab 36: Phishing Awareness with GoPhish</w:t>
+            <w:tcW w:type="dxa" w:w="1656"/>
+          </w:tcPr>
+          <w:p>
+            <w:r/>
+            <w:r>
+              <w:rPr>
+                <w:rFonts w:ascii="Arial" w:hAnsi="Arial"/>
+                <w:b w:val="0"/>
+                <w:sz w:val="19"/>
+              </w:rPr>
+              <w:t>12:20–13:00</w:t>
+            </w:r>
+          </w:p>
+        </w:tc>
+        <w:tc>
+          <w:tcPr>
+            <w:tcW w:type="dxa" w:w="1296"/>
+          </w:tcPr>
+          <w:p>
+            <w:r/>
+            <w:r>
+              <w:rPr>
+                <w:rFonts w:ascii="Arial" w:hAnsi="Arial"/>
+                <w:b w:val="0"/>
+                <w:sz w:val="19"/>
+              </w:rPr>
+              <w:t>40 min</w:t>
+            </w:r>
+          </w:p>
+        </w:tc>
+        <w:tc>
+          <w:tcPr>
+            <w:tcW w:type="dxa" w:w="6840"/>
+          </w:tcPr>
+          <w:p>
+            <w:r/>
+            <w:r>
+              <w:rPr>
+                <w:rFonts w:ascii="Arial" w:hAnsi="Arial"/>
+                <w:b w:val="0"/>
+                <w:sz w:val="19"/>
+              </w:rPr>
+              <w:t>Hands-on: Lab 48: Compliance Audit with OpenSCAP</w:t>
             </w:r>
           </w:p>
         </w:tc>
@@ -2748,37 +4309,52 @@
       <w:tr>
         <w:tc>
           <w:tcPr>
-            <w:tcW w:type="dxa" w:w="2880"/>
-            <w:shd w:val="clear" w:color="auto" w:fill="F3F5F8"/>
-          </w:tcPr>
-          <w:p>
-            <w:r>
-              <w:rPr/>
-              <w:t>16:00–16:30</w:t>
-            </w:r>
-          </w:p>
-        </w:tc>
-        <w:tc>
-          <w:tcPr>
-            <w:tcW w:type="dxa" w:w="2880"/>
-            <w:shd w:val="clear" w:color="auto" w:fill="F3F5F8"/>
-          </w:tcPr>
-          <w:p>
-            <w:r>
-              <w:rPr/>
-              <w:t>30 min</w:t>
-            </w:r>
-          </w:p>
-        </w:tc>
-        <w:tc>
-          <w:tcPr>
-            <w:tcW w:type="dxa" w:w="2880"/>
-            <w:shd w:val="clear" w:color="auto" w:fill="F3F5F8"/>
-          </w:tcPr>
-          <w:p>
-            <w:r>
-              <w:rPr/>
-              <w:t>SY0-701 exam review across all five domains — key concepts, command recall and scenario practice</w:t>
+            <w:tcW w:type="dxa" w:w="1656"/>
+            <w:shd w:val="clear" w:color="auto" w:fill="FDE9D9"/>
+          </w:tcPr>
+          <w:p>
+            <w:r/>
+            <w:r>
+              <w:rPr>
+                <w:rFonts w:ascii="Arial" w:hAnsi="Arial"/>
+                <w:b w:val="0"/>
+                <w:sz w:val="19"/>
+              </w:rPr>
+              <w:t>13:00–14:00</w:t>
+            </w:r>
+          </w:p>
+        </w:tc>
+        <w:tc>
+          <w:tcPr>
+            <w:tcW w:type="dxa" w:w="1296"/>
+            <w:shd w:val="clear" w:color="auto" w:fill="FDE9D9"/>
+          </w:tcPr>
+          <w:p>
+            <w:r/>
+            <w:r>
+              <w:rPr>
+                <w:rFonts w:ascii="Arial" w:hAnsi="Arial"/>
+                <w:b w:val="0"/>
+                <w:sz w:val="19"/>
+              </w:rPr>
+              <w:t>60 min</w:t>
+            </w:r>
+          </w:p>
+        </w:tc>
+        <w:tc>
+          <w:tcPr>
+            <w:tcW w:type="dxa" w:w="6840"/>
+            <w:shd w:val="clear" w:color="auto" w:fill="FDE9D9"/>
+          </w:tcPr>
+          <w:p>
+            <w:r/>
+            <w:r>
+              <w:rPr>
+                <w:rFonts w:ascii="Arial" w:hAnsi="Arial"/>
+                <w:b w:val="0"/>
+                <w:sz w:val="19"/>
+              </w:rPr>
+              <w:t>Lunch break</w:t>
             </w:r>
           </w:p>
         </w:tc>
@@ -2786,37 +4362,49 @@
       <w:tr>
         <w:tc>
           <w:tcPr>
-            <w:tcW w:type="dxa" w:w="2880"/>
-            <w:shd w:val="clear" w:color="auto" w:fill="F3F5F8"/>
-          </w:tcPr>
-          <w:p>
-            <w:r>
-              <w:rPr/>
-              <w:t>16:30–17:15</w:t>
-            </w:r>
-          </w:p>
-        </w:tc>
-        <w:tc>
-          <w:tcPr>
-            <w:tcW w:type="dxa" w:w="2880"/>
-            <w:shd w:val="clear" w:color="auto" w:fill="F3F5F8"/>
-          </w:tcPr>
-          <w:p>
-            <w:r>
-              <w:rPr/>
-              <w:t>45 min</w:t>
-            </w:r>
-          </w:p>
-        </w:tc>
-        <w:tc>
-          <w:tcPr>
-            <w:tcW w:type="dxa" w:w="2880"/>
-            <w:shd w:val="clear" w:color="auto" w:fill="F3F5F8"/>
-          </w:tcPr>
-          <w:p>
-            <w:r>
-              <w:rPr/>
-              <w:t>CompTIA exam registration walkthrough and the Tertiary Infotech practice exam</w:t>
+            <w:tcW w:type="dxa" w:w="1656"/>
+          </w:tcPr>
+          <w:p>
+            <w:r/>
+            <w:r>
+              <w:rPr>
+                <w:rFonts w:ascii="Arial" w:hAnsi="Arial"/>
+                <w:b w:val="0"/>
+                <w:sz w:val="19"/>
+              </w:rPr>
+              <w:t>14:00–15:40</w:t>
+            </w:r>
+          </w:p>
+        </w:tc>
+        <w:tc>
+          <w:tcPr>
+            <w:tcW w:type="dxa" w:w="1296"/>
+          </w:tcPr>
+          <w:p>
+            <w:r/>
+            <w:r>
+              <w:rPr>
+                <w:rFonts w:ascii="Arial" w:hAnsi="Arial"/>
+                <w:b w:val="0"/>
+                <w:sz w:val="19"/>
+              </w:rPr>
+              <w:t>100 min</w:t>
+            </w:r>
+          </w:p>
+        </w:tc>
+        <w:tc>
+          <w:tcPr>
+            <w:tcW w:type="dxa" w:w="6840"/>
+          </w:tcPr>
+          <w:p>
+            <w:r/>
+            <w:r>
+              <w:rPr>
+                <w:rFonts w:ascii="Arial" w:hAnsi="Arial"/>
+                <w:b w:val="0"/>
+                <w:sz w:val="19"/>
+              </w:rPr>
+              <w:t>Hands-on: Lab 49: Passive Reconnaissance / OSINT; Lab 50: Active Reconnaissance with Nmap; Lab 51: Penetration Testing in an Authorised Lab; Lab 52: Security Awareness: Phishing Simulation</w:t>
             </w:r>
           </w:p>
         </w:tc>
@@ -2824,37 +4412,158 @@
       <w:tr>
         <w:tc>
           <w:tcPr>
-            <w:tcW w:type="dxa" w:w="2880"/>
+            <w:tcW w:type="dxa" w:w="1656"/>
+            <w:shd w:val="clear" w:color="auto" w:fill="FFF4E5"/>
+          </w:tcPr>
+          <w:p>
+            <w:r/>
+            <w:r>
+              <w:rPr>
+                <w:rFonts w:ascii="Arial" w:hAnsi="Arial"/>
+                <w:b w:val="0"/>
+                <w:sz w:val="19"/>
+              </w:rPr>
+              <w:t>15:40–15:55</w:t>
+            </w:r>
+          </w:p>
+        </w:tc>
+        <w:tc>
+          <w:tcPr>
+            <w:tcW w:type="dxa" w:w="1296"/>
+            <w:shd w:val="clear" w:color="auto" w:fill="FFF4E5"/>
+          </w:tcPr>
+          <w:p>
+            <w:r/>
+            <w:r>
+              <w:rPr>
+                <w:rFonts w:ascii="Arial" w:hAnsi="Arial"/>
+                <w:b w:val="0"/>
+                <w:sz w:val="19"/>
+              </w:rPr>
+              <w:t>15 min</w:t>
+            </w:r>
+          </w:p>
+        </w:tc>
+        <w:tc>
+          <w:tcPr>
+            <w:tcW w:type="dxa" w:w="6840"/>
+            <w:shd w:val="clear" w:color="auto" w:fill="FFF4E5"/>
+          </w:tcPr>
+          <w:p>
+            <w:r/>
+            <w:r>
+              <w:rPr>
+                <w:rFonts w:ascii="Arial" w:hAnsi="Arial"/>
+                <w:b w:val="0"/>
+                <w:sz w:val="19"/>
+              </w:rPr>
+              <w:t>Tea break</w:t>
+            </w:r>
+          </w:p>
+        </w:tc>
+      </w:tr>
+      <w:tr>
+        <w:tc>
+          <w:tcPr>
+            <w:tcW w:type="dxa" w:w="1656"/>
             <w:shd w:val="clear" w:color="auto" w:fill="F3F5F8"/>
           </w:tcPr>
           <w:p>
-            <w:r>
-              <w:rPr/>
-              <w:t>17:15–17:30</w:t>
-            </w:r>
-          </w:p>
-        </w:tc>
-        <w:tc>
-          <w:tcPr>
-            <w:tcW w:type="dxa" w:w="2880"/>
+            <w:r/>
+            <w:r>
+              <w:rPr>
+                <w:rFonts w:ascii="Arial" w:hAnsi="Arial"/>
+                <w:b w:val="0"/>
+                <w:sz w:val="19"/>
+              </w:rPr>
+              <w:t>15:55–17:00</w:t>
+            </w:r>
+          </w:p>
+        </w:tc>
+        <w:tc>
+          <w:tcPr>
+            <w:tcW w:type="dxa" w:w="1296"/>
             <w:shd w:val="clear" w:color="auto" w:fill="F3F5F8"/>
           </w:tcPr>
           <w:p>
-            <w:r>
-              <w:rPr/>
-              <w:t>15 min</w:t>
-            </w:r>
-          </w:p>
-        </w:tc>
-        <w:tc>
-          <w:tcPr>
-            <w:tcW w:type="dxa" w:w="2880"/>
+            <w:r/>
+            <w:r>
+              <w:rPr>
+                <w:rFonts w:ascii="Arial" w:hAnsi="Arial"/>
+                <w:b w:val="0"/>
+                <w:sz w:val="19"/>
+              </w:rPr>
+              <w:t>65 min</w:t>
+            </w:r>
+          </w:p>
+        </w:tc>
+        <w:tc>
+          <w:tcPr>
+            <w:tcW w:type="dxa" w:w="6840"/>
             <w:shd w:val="clear" w:color="auto" w:fill="F3F5F8"/>
           </w:tcPr>
           <w:p>
-            <w:r>
-              <w:rPr/>
-              <w:t>Course wrap-up, feedback and Q&amp;A</w:t>
+            <w:r/>
+            <w:r>
+              <w:rPr>
+                <w:rFonts w:ascii="Arial" w:hAnsi="Arial"/>
+                <w:b w:val="0"/>
+                <w:sz w:val="19"/>
+              </w:rPr>
+              <w:t>Domain 5 recap and exam-style practice questions; full-course review across all 28 SY0-701 objectives</w:t>
+            </w:r>
+          </w:p>
+        </w:tc>
+      </w:tr>
+      <w:tr>
+        <w:tc>
+          <w:tcPr>
+            <w:tcW w:type="dxa" w:w="1656"/>
+            <w:shd w:val="clear" w:color="auto" w:fill="F3F5F8"/>
+          </w:tcPr>
+          <w:p>
+            <w:r/>
+            <w:r>
+              <w:rPr>
+                <w:rFonts w:ascii="Arial" w:hAnsi="Arial"/>
+                <w:b w:val="0"/>
+                <w:sz w:val="19"/>
+              </w:rPr>
+              <w:t>17:00–18:30</w:t>
+            </w:r>
+          </w:p>
+        </w:tc>
+        <w:tc>
+          <w:tcPr>
+            <w:tcW w:type="dxa" w:w="1296"/>
+            <w:shd w:val="clear" w:color="auto" w:fill="F3F5F8"/>
+          </w:tcPr>
+          <w:p>
+            <w:r/>
+            <w:r>
+              <w:rPr>
+                <w:rFonts w:ascii="Arial" w:hAnsi="Arial"/>
+                <w:b w:val="0"/>
+                <w:sz w:val="19"/>
+              </w:rPr>
+              <w:t>90 min</w:t>
+            </w:r>
+          </w:p>
+        </w:tc>
+        <w:tc>
+          <w:tcPr>
+            <w:tcW w:type="dxa" w:w="6840"/>
+            <w:shd w:val="clear" w:color="auto" w:fill="F3F5F8"/>
+          </w:tcPr>
+          <w:p>
+            <w:r/>
+            <w:r>
+              <w:rPr>
+                <w:rFonts w:ascii="Arial" w:hAnsi="Arial"/>
+                <w:b w:val="0"/>
+                <w:sz w:val="19"/>
+              </w:rPr>
+              <w:t>Exam readiness: timed practice-exam walkthrough, performance-based question strategy, booking the exam and next steps</w:t>
             </w:r>
           </w:p>
         </w:tc>
@@ -2867,7 +4576,7 @@
           <w:color w:val="555B66"/>
           <w:sz w:val="19"/>
         </w:rPr>
-        <w:t>Total instructional time: 450 minutes (7.5 hours).</w:t>
+        <w:t>Total scheduled time: 480 minutes (8 hours) excluding lunch — of which 450 minutes (7.5 hours) are instructional, plus 30 minutes of tea breaks.</w:t>
       </w:r>
     </w:p>
     <w:p>
@@ -2875,24 +4584,25 @@
         <w:pStyle w:val="Heading1"/>
       </w:pPr>
       <w:r>
-        <w:t>Lab Reference (aligned to exam domains)</w:t>
+        <w:t>Lab Reference (aligned to the exam domains)</w:t>
       </w:r>
     </w:p>
     <w:tbl>
       <w:tblPr>
         <w:tblStyle w:val="TableGrid"/>
         <w:tblW w:type="auto" w:w="0"/>
+        <w:tblLayout w:type="fixed"/>
         <w:tblLook w:firstColumn="1" w:firstRow="1" w:lastColumn="0" w:lastRow="0" w:noHBand="0" w:noVBand="1" w:val="04A0"/>
       </w:tblPr>
       <w:tblGrid>
-        <w:gridCol w:w="2880"/>
-        <w:gridCol w:w="2880"/>
-        <w:gridCol w:w="2880"/>
+        <w:gridCol w:w="3744"/>
+        <w:gridCol w:w="1728"/>
+        <w:gridCol w:w="4320"/>
       </w:tblGrid>
       <w:tr>
         <w:tc>
           <w:tcPr>
-            <w:tcW w:type="dxa" w:w="2880"/>
+            <w:tcW w:type="dxa" w:w="3744"/>
             <w:shd w:val="clear" w:color="auto" w:fill="1F6FEB"/>
           </w:tcPr>
           <w:p>
@@ -2904,13 +4614,13 @@
                 <w:color w:val="FFFFFF"/>
                 <w:sz w:val="20"/>
               </w:rPr>
-              <w:t>Domain / exam area</w:t>
-            </w:r>
-          </w:p>
-        </w:tc>
-        <w:tc>
-          <w:tcPr>
-            <w:tcW w:type="dxa" w:w="2880"/>
+              <w:t>Exam domain</w:t>
+            </w:r>
+          </w:p>
+        </w:tc>
+        <w:tc>
+          <w:tcPr>
+            <w:tcW w:type="dxa" w:w="1728"/>
             <w:shd w:val="clear" w:color="auto" w:fill="1F6FEB"/>
           </w:tcPr>
           <w:p>
@@ -2922,13 +4632,13 @@
                 <w:color w:val="FFFFFF"/>
                 <w:sz w:val="20"/>
               </w:rPr>
-              <w:t>Weighting</w:t>
-            </w:r>
-          </w:p>
-        </w:tc>
-        <w:tc>
-          <w:tcPr>
-            <w:tcW w:type="dxa" w:w="2880"/>
+              <w:t>Exam weighting</w:t>
+            </w:r>
+          </w:p>
+        </w:tc>
+        <w:tc>
+          <w:tcPr>
+            <w:tcW w:type="dxa" w:w="4320"/>
             <w:shd w:val="clear" w:color="auto" w:fill="1F6FEB"/>
           </w:tcPr>
           <w:p>
@@ -2948,7 +4658,7 @@
       <w:tr>
         <w:tc>
           <w:tcPr>
-            <w:tcW w:type="dxa" w:w="2880"/>
+            <w:tcW w:type="dxa" w:w="3744"/>
             <w:shd w:val="clear" w:color="auto" w:fill="E8F0FE"/>
           </w:tcPr>
           <w:p>
@@ -2959,13 +4669,13 @@
                 <w:b/>
                 <w:sz w:val="19"/>
               </w:rPr>
-              <w:t>Domain 01: General Security Concepts</w:t>
-            </w:r>
-          </w:p>
-        </w:tc>
-        <w:tc>
-          <w:tcPr>
-            <w:tcW w:type="dxa" w:w="2880"/>
+              <w:t>Domain 1: General Security Concepts</w:t>
+            </w:r>
+          </w:p>
+        </w:tc>
+        <w:tc>
+          <w:tcPr>
+            <w:tcW w:type="dxa" w:w="1728"/>
             <w:shd w:val="clear" w:color="auto" w:fill="E8F0FE"/>
           </w:tcPr>
           <w:p>
@@ -2982,7 +4692,7 @@
         </w:tc>
         <w:tc>
           <w:tcPr>
-            <w:tcW w:type="dxa" w:w="2880"/>
+            <w:tcW w:type="dxa" w:w="4320"/>
           </w:tcPr>
           <w:p>
             <w:r/>
@@ -2992,7 +4702,7 @@
                 <w:b w:val="0"/>
                 <w:sz w:val="19"/>
               </w:rPr>
-              <w:t>Lab 1, Lab 2, Lab 3, Lab 4, Lab 5</w:t>
+              <w:t>Lab 1, Lab 2, Lab 3, Lab 4, Lab 5, Lab 6, Lab 7</w:t>
             </w:r>
           </w:p>
         </w:tc>
@@ -3000,7 +4710,7 @@
       <w:tr>
         <w:tc>
           <w:tcPr>
-            <w:tcW w:type="dxa" w:w="2880"/>
+            <w:tcW w:type="dxa" w:w="3744"/>
             <w:shd w:val="clear" w:color="auto" w:fill="E8F0FE"/>
           </w:tcPr>
           <w:p>
@@ -3011,13 +4721,13 @@
                 <w:b/>
                 <w:sz w:val="19"/>
               </w:rPr>
-              <w:t>Domain 02: Threats, Vulnerabilities &amp; Mitigations</w:t>
-            </w:r>
-          </w:p>
-        </w:tc>
-        <w:tc>
-          <w:tcPr>
-            <w:tcW w:type="dxa" w:w="2880"/>
+              <w:t>Domain 2: Threats, Vulnerabilities &amp; Mitigations</w:t>
+            </w:r>
+          </w:p>
+        </w:tc>
+        <w:tc>
+          <w:tcPr>
+            <w:tcW w:type="dxa" w:w="1728"/>
             <w:shd w:val="clear" w:color="auto" w:fill="E8F0FE"/>
           </w:tcPr>
           <w:p>
@@ -3034,7 +4744,7 @@
         </w:tc>
         <w:tc>
           <w:tcPr>
-            <w:tcW w:type="dxa" w:w="2880"/>
+            <w:tcW w:type="dxa" w:w="4320"/>
           </w:tcPr>
           <w:p>
             <w:r/>
@@ -3044,7 +4754,7 @@
                 <w:b w:val="0"/>
                 <w:sz w:val="19"/>
               </w:rPr>
-              <w:t>Lab 6, Lab 7, Lab 8, Lab 9, Lab 10, Lab 11, Lab 12, Lab 13</w:t>
+              <w:t>Lab 8, Lab 9, Lab 10, Lab 11, Lab 12, Lab 13, Lab 14, Lab 15, Lab 16</w:t>
             </w:r>
           </w:p>
         </w:tc>
@@ -3052,7 +4762,7 @@
       <w:tr>
         <w:tc>
           <w:tcPr>
-            <w:tcW w:type="dxa" w:w="2880"/>
+            <w:tcW w:type="dxa" w:w="3744"/>
             <w:shd w:val="clear" w:color="auto" w:fill="E8F0FE"/>
           </w:tcPr>
           <w:p>
@@ -3063,13 +4773,13 @@
                 <w:b/>
                 <w:sz w:val="19"/>
               </w:rPr>
-              <w:t>Domain 03: Security Architecture</w:t>
-            </w:r>
-          </w:p>
-        </w:tc>
-        <w:tc>
-          <w:tcPr>
-            <w:tcW w:type="dxa" w:w="2880"/>
+              <w:t>Domain 3: Security Architecture</w:t>
+            </w:r>
+          </w:p>
+        </w:tc>
+        <w:tc>
+          <w:tcPr>
+            <w:tcW w:type="dxa" w:w="1728"/>
             <w:shd w:val="clear" w:color="auto" w:fill="E8F0FE"/>
           </w:tcPr>
           <w:p>
@@ -3086,7 +4796,7 @@
         </w:tc>
         <w:tc>
           <w:tcPr>
-            <w:tcW w:type="dxa" w:w="2880"/>
+            <w:tcW w:type="dxa" w:w="4320"/>
           </w:tcPr>
           <w:p>
             <w:r/>
@@ -3096,7 +4806,7 @@
                 <w:b w:val="0"/>
                 <w:sz w:val="19"/>
               </w:rPr>
-              <w:t>Lab 14, Lab 15, Lab 16, Lab 17, Lab 18, Lab 19, Lab 20, Lab 37, Lab 38, Lab 39</w:t>
+              <w:t>Lab 17, Lab 18, Lab 19, Lab 20, Lab 21, Lab 22, Lab 23, Lab 24, Lab 25, Lab 26, Lab 27</w:t>
             </w:r>
           </w:p>
         </w:tc>
@@ -3104,7 +4814,7 @@
       <w:tr>
         <w:tc>
           <w:tcPr>
-            <w:tcW w:type="dxa" w:w="2880"/>
+            <w:tcW w:type="dxa" w:w="3744"/>
             <w:shd w:val="clear" w:color="auto" w:fill="E8F0FE"/>
           </w:tcPr>
           <w:p>
@@ -3115,13 +4825,13 @@
                 <w:b/>
                 <w:sz w:val="19"/>
               </w:rPr>
-              <w:t>Domain 04: Security Operations</w:t>
-            </w:r>
-          </w:p>
-        </w:tc>
-        <w:tc>
-          <w:tcPr>
-            <w:tcW w:type="dxa" w:w="2880"/>
+              <w:t>Domain 4: Security Operations</w:t>
+            </w:r>
+          </w:p>
+        </w:tc>
+        <w:tc>
+          <w:tcPr>
+            <w:tcW w:type="dxa" w:w="1728"/>
             <w:shd w:val="clear" w:color="auto" w:fill="E8F0FE"/>
           </w:tcPr>
           <w:p>
@@ -3138,7 +4848,7 @@
         </w:tc>
         <w:tc>
           <w:tcPr>
-            <w:tcW w:type="dxa" w:w="2880"/>
+            <w:tcW w:type="dxa" w:w="4320"/>
           </w:tcPr>
           <w:p>
             <w:r/>
@@ -3148,7 +4858,7 @@
                 <w:b w:val="0"/>
                 <w:sz w:val="19"/>
               </w:rPr>
-              <w:t>Lab 21, Lab 22, Lab 23, Lab 24, Lab 25, Lab 26, Lab 27, Lab 28, Lab 29, Lab 30, Lab 40, Lab 41, Lab 42, Lab 43</w:t>
+              <w:t>Lab 28, Lab 29, Lab 30, Lab 31, Lab 32, Lab 33, Lab 34, Lab 35, Lab 36, Lab 37, Lab 38, Lab 39, Lab 40, Lab 41, Lab 42, Lab 43, Lab 44</w:t>
             </w:r>
           </w:p>
         </w:tc>
@@ -3156,7 +4866,7 @@
       <w:tr>
         <w:tc>
           <w:tcPr>
-            <w:tcW w:type="dxa" w:w="2880"/>
+            <w:tcW w:type="dxa" w:w="3744"/>
             <w:shd w:val="clear" w:color="auto" w:fill="E8F0FE"/>
           </w:tcPr>
           <w:p>
@@ -3167,13 +4877,13 @@
                 <w:b/>
                 <w:sz w:val="19"/>
               </w:rPr>
-              <w:t>Domain 05: Security Program Management &amp; Oversight</w:t>
-            </w:r>
-          </w:p>
-        </w:tc>
-        <w:tc>
-          <w:tcPr>
-            <w:tcW w:type="dxa" w:w="2880"/>
+              <w:t>Domain 5: Security Program Management &amp; Oversight</w:t>
+            </w:r>
+          </w:p>
+        </w:tc>
+        <w:tc>
+          <w:tcPr>
+            <w:tcW w:type="dxa" w:w="1728"/>
             <w:shd w:val="clear" w:color="auto" w:fill="E8F0FE"/>
           </w:tcPr>
           <w:p>
@@ -3190,7 +4900,7 @@
         </w:tc>
         <w:tc>
           <w:tcPr>
-            <w:tcW w:type="dxa" w:w="2880"/>
+            <w:tcW w:type="dxa" w:w="4320"/>
           </w:tcPr>
           <w:p>
             <w:r/>
@@ -3200,7 +4910,1517 @@
                 <w:b w:val="0"/>
                 <w:sz w:val="19"/>
               </w:rPr>
-              <w:t>Lab 31, Lab 32, Lab 33, Lab 34, Lab 35, Lab 36</w:t>
+              <w:t>Lab 45, Lab 46, Lab 47, Lab 48, Lab 49, Lab 50, Lab 51, Lab 52</w:t>
+            </w:r>
+          </w:p>
+        </w:tc>
+      </w:tr>
+    </w:tbl>
+    <w:p>
+      <w:pPr>
+        <w:pStyle w:val="Heading1"/>
+      </w:pPr>
+      <w:r>
+        <w:t>SY0-701 Exam Objective Coverage</w:t>
+      </w:r>
+    </w:p>
+    <w:p>
+      <w:r>
+        <w:t>The course follows the official CompTIA Security+ SY0-701 blueprint in order. Every exam objective is taught and then practised in at least one hands-on lab.</w:t>
+      </w:r>
+    </w:p>
+    <w:tbl>
+      <w:tblPr>
+        <w:tblStyle w:val="TableGrid"/>
+        <w:tblW w:type="auto" w:w="0"/>
+        <w:tblLayout w:type="fixed"/>
+        <w:tblLook w:firstColumn="1" w:firstRow="1" w:lastColumn="0" w:lastRow="0" w:noHBand="0" w:noVBand="1" w:val="04A0"/>
+      </w:tblPr>
+      <w:tblGrid>
+        <w:gridCol w:w="1296"/>
+        <w:gridCol w:w="6624"/>
+        <w:gridCol w:w="1872"/>
+      </w:tblGrid>
+      <w:tr>
+        <w:tc>
+          <w:tcPr>
+            <w:tcW w:type="dxa" w:w="1296"/>
+            <w:shd w:val="clear" w:color="auto" w:fill="1F6FEB"/>
+          </w:tcPr>
+          <w:p>
+            <w:r/>
+            <w:r>
+              <w:rPr>
+                <w:rFonts w:ascii="Arial" w:hAnsi="Arial"/>
+                <w:b/>
+                <w:color w:val="FFFFFF"/>
+                <w:sz w:val="20"/>
+              </w:rPr>
+              <w:t>Objective</w:t>
+            </w:r>
+          </w:p>
+        </w:tc>
+        <w:tc>
+          <w:tcPr>
+            <w:tcW w:type="dxa" w:w="6624"/>
+            <w:shd w:val="clear" w:color="auto" w:fill="1F6FEB"/>
+          </w:tcPr>
+          <w:p>
+            <w:r/>
+            <w:r>
+              <w:rPr>
+                <w:rFonts w:ascii="Arial" w:hAnsi="Arial"/>
+                <w:b/>
+                <w:color w:val="FFFFFF"/>
+                <w:sz w:val="20"/>
+              </w:rPr>
+              <w:t>Exam objective (official wording)</w:t>
+            </w:r>
+          </w:p>
+        </w:tc>
+        <w:tc>
+          <w:tcPr>
+            <w:tcW w:type="dxa" w:w="1872"/>
+            <w:shd w:val="clear" w:color="auto" w:fill="1F6FEB"/>
+          </w:tcPr>
+          <w:p>
+            <w:r/>
+            <w:r>
+              <w:rPr>
+                <w:rFonts w:ascii="Arial" w:hAnsi="Arial"/>
+                <w:b/>
+                <w:color w:val="FFFFFF"/>
+                <w:sz w:val="20"/>
+              </w:rPr>
+              <w:t>Labs</w:t>
+            </w:r>
+          </w:p>
+        </w:tc>
+      </w:tr>
+      <w:tr>
+        <w:tc>
+          <w:tcPr>
+            <w:tcW w:type="dxa" w:w="1296"/>
+            <w:shd w:val="clear" w:color="auto" w:fill="E8F0FE"/>
+          </w:tcPr>
+          <w:p>
+            <w:r/>
+            <w:r>
+              <w:rPr>
+                <w:rFonts w:ascii="Arial" w:hAnsi="Arial"/>
+                <w:b/>
+                <w:sz w:val="19"/>
+              </w:rPr>
+              <w:t>1.1</w:t>
+            </w:r>
+          </w:p>
+        </w:tc>
+        <w:tc>
+          <w:tcPr>
+            <w:tcW w:type="dxa" w:w="6624"/>
+          </w:tcPr>
+          <w:p>
+            <w:r/>
+            <w:r>
+              <w:rPr>
+                <w:rFonts w:ascii="Arial" w:hAnsi="Arial"/>
+                <w:b w:val="0"/>
+                <w:sz w:val="19"/>
+              </w:rPr>
+              <w:t>Compare and contrast various types of security controls</w:t>
+            </w:r>
+          </w:p>
+        </w:tc>
+        <w:tc>
+          <w:tcPr>
+            <w:tcW w:type="dxa" w:w="1872"/>
+          </w:tcPr>
+          <w:p>
+            <w:r/>
+            <w:r>
+              <w:rPr>
+                <w:rFonts w:ascii="Arial" w:hAnsi="Arial"/>
+                <w:b w:val="0"/>
+                <w:sz w:val="19"/>
+              </w:rPr>
+              <w:t>Lab 1</w:t>
+            </w:r>
+          </w:p>
+        </w:tc>
+      </w:tr>
+      <w:tr>
+        <w:tc>
+          <w:tcPr>
+            <w:tcW w:type="dxa" w:w="1296"/>
+            <w:shd w:val="clear" w:color="auto" w:fill="E8F0FE"/>
+          </w:tcPr>
+          <w:p>
+            <w:r/>
+            <w:r>
+              <w:rPr>
+                <w:rFonts w:ascii="Arial" w:hAnsi="Arial"/>
+                <w:b/>
+                <w:sz w:val="19"/>
+              </w:rPr>
+              <w:t>1.2</w:t>
+            </w:r>
+          </w:p>
+        </w:tc>
+        <w:tc>
+          <w:tcPr>
+            <w:tcW w:type="dxa" w:w="6624"/>
+          </w:tcPr>
+          <w:p>
+            <w:r/>
+            <w:r>
+              <w:rPr>
+                <w:rFonts w:ascii="Arial" w:hAnsi="Arial"/>
+                <w:b w:val="0"/>
+                <w:sz w:val="19"/>
+              </w:rPr>
+              <w:t>Summarize fundamental security concepts</w:t>
+            </w:r>
+          </w:p>
+        </w:tc>
+        <w:tc>
+          <w:tcPr>
+            <w:tcW w:type="dxa" w:w="1872"/>
+          </w:tcPr>
+          <w:p>
+            <w:r/>
+            <w:r>
+              <w:rPr>
+                <w:rFonts w:ascii="Arial" w:hAnsi="Arial"/>
+                <w:b w:val="0"/>
+                <w:sz w:val="19"/>
+              </w:rPr>
+              <w:t>Lab 2, Lab 3</w:t>
+            </w:r>
+          </w:p>
+        </w:tc>
+      </w:tr>
+      <w:tr>
+        <w:tc>
+          <w:tcPr>
+            <w:tcW w:type="dxa" w:w="1296"/>
+            <w:shd w:val="clear" w:color="auto" w:fill="E8F0FE"/>
+          </w:tcPr>
+          <w:p>
+            <w:r/>
+            <w:r>
+              <w:rPr>
+                <w:rFonts w:ascii="Arial" w:hAnsi="Arial"/>
+                <w:b/>
+                <w:sz w:val="19"/>
+              </w:rPr>
+              <w:t>1.3</w:t>
+            </w:r>
+          </w:p>
+        </w:tc>
+        <w:tc>
+          <w:tcPr>
+            <w:tcW w:type="dxa" w:w="6624"/>
+          </w:tcPr>
+          <w:p>
+            <w:r/>
+            <w:r>
+              <w:rPr>
+                <w:rFonts w:ascii="Arial" w:hAnsi="Arial"/>
+                <w:b w:val="0"/>
+                <w:sz w:val="19"/>
+              </w:rPr>
+              <w:t>Explain the importance of change management processes and the impact to security</w:t>
+            </w:r>
+          </w:p>
+        </w:tc>
+        <w:tc>
+          <w:tcPr>
+            <w:tcW w:type="dxa" w:w="1872"/>
+          </w:tcPr>
+          <w:p>
+            <w:r/>
+            <w:r>
+              <w:rPr>
+                <w:rFonts w:ascii="Arial" w:hAnsi="Arial"/>
+                <w:b w:val="0"/>
+                <w:sz w:val="19"/>
+              </w:rPr>
+              <w:t>Lab 4</w:t>
+            </w:r>
+          </w:p>
+        </w:tc>
+      </w:tr>
+      <w:tr>
+        <w:tc>
+          <w:tcPr>
+            <w:tcW w:type="dxa" w:w="1296"/>
+            <w:shd w:val="clear" w:color="auto" w:fill="E8F0FE"/>
+          </w:tcPr>
+          <w:p>
+            <w:r/>
+            <w:r>
+              <w:rPr>
+                <w:rFonts w:ascii="Arial" w:hAnsi="Arial"/>
+                <w:b/>
+                <w:sz w:val="19"/>
+              </w:rPr>
+              <w:t>1.4</w:t>
+            </w:r>
+          </w:p>
+        </w:tc>
+        <w:tc>
+          <w:tcPr>
+            <w:tcW w:type="dxa" w:w="6624"/>
+          </w:tcPr>
+          <w:p>
+            <w:r/>
+            <w:r>
+              <w:rPr>
+                <w:rFonts w:ascii="Arial" w:hAnsi="Arial"/>
+                <w:b w:val="0"/>
+                <w:sz w:val="19"/>
+              </w:rPr>
+              <w:t>Explain the importance of using appropriate cryptographic solutions</w:t>
+            </w:r>
+          </w:p>
+        </w:tc>
+        <w:tc>
+          <w:tcPr>
+            <w:tcW w:type="dxa" w:w="1872"/>
+          </w:tcPr>
+          <w:p>
+            <w:r/>
+            <w:r>
+              <w:rPr>
+                <w:rFonts w:ascii="Arial" w:hAnsi="Arial"/>
+                <w:b w:val="0"/>
+                <w:sz w:val="19"/>
+              </w:rPr>
+              <w:t>Lab 5, Lab 6, Lab 7</w:t>
+            </w:r>
+          </w:p>
+        </w:tc>
+      </w:tr>
+      <w:tr>
+        <w:tc>
+          <w:tcPr>
+            <w:tcW w:type="dxa" w:w="1296"/>
+            <w:shd w:val="clear" w:color="auto" w:fill="E8F0FE"/>
+          </w:tcPr>
+          <w:p>
+            <w:r/>
+            <w:r>
+              <w:rPr>
+                <w:rFonts w:ascii="Arial" w:hAnsi="Arial"/>
+                <w:b/>
+                <w:sz w:val="19"/>
+              </w:rPr>
+              <w:t>2.1</w:t>
+            </w:r>
+          </w:p>
+        </w:tc>
+        <w:tc>
+          <w:tcPr>
+            <w:tcW w:type="dxa" w:w="6624"/>
+          </w:tcPr>
+          <w:p>
+            <w:r/>
+            <w:r>
+              <w:rPr>
+                <w:rFonts w:ascii="Arial" w:hAnsi="Arial"/>
+                <w:b w:val="0"/>
+                <w:sz w:val="19"/>
+              </w:rPr>
+              <w:t>Compare and contrast common threat actors and motivations</w:t>
+            </w:r>
+          </w:p>
+        </w:tc>
+        <w:tc>
+          <w:tcPr>
+            <w:tcW w:type="dxa" w:w="1872"/>
+          </w:tcPr>
+          <w:p>
+            <w:r/>
+            <w:r>
+              <w:rPr>
+                <w:rFonts w:ascii="Arial" w:hAnsi="Arial"/>
+                <w:b w:val="0"/>
+                <w:sz w:val="19"/>
+              </w:rPr>
+              <w:t>Lab 8</w:t>
+            </w:r>
+          </w:p>
+        </w:tc>
+      </w:tr>
+      <w:tr>
+        <w:tc>
+          <w:tcPr>
+            <w:tcW w:type="dxa" w:w="1296"/>
+            <w:shd w:val="clear" w:color="auto" w:fill="E8F0FE"/>
+          </w:tcPr>
+          <w:p>
+            <w:r/>
+            <w:r>
+              <w:rPr>
+                <w:rFonts w:ascii="Arial" w:hAnsi="Arial"/>
+                <w:b/>
+                <w:sz w:val="19"/>
+              </w:rPr>
+              <w:t>2.2</w:t>
+            </w:r>
+          </w:p>
+        </w:tc>
+        <w:tc>
+          <w:tcPr>
+            <w:tcW w:type="dxa" w:w="6624"/>
+          </w:tcPr>
+          <w:p>
+            <w:r/>
+            <w:r>
+              <w:rPr>
+                <w:rFonts w:ascii="Arial" w:hAnsi="Arial"/>
+                <w:b w:val="0"/>
+                <w:sz w:val="19"/>
+              </w:rPr>
+              <w:t>Explain common threat vectors and attack surfaces</w:t>
+            </w:r>
+          </w:p>
+        </w:tc>
+        <w:tc>
+          <w:tcPr>
+            <w:tcW w:type="dxa" w:w="1872"/>
+          </w:tcPr>
+          <w:p>
+            <w:r/>
+            <w:r>
+              <w:rPr>
+                <w:rFonts w:ascii="Arial" w:hAnsi="Arial"/>
+                <w:b w:val="0"/>
+                <w:sz w:val="19"/>
+              </w:rPr>
+              <w:t>Lab 9</w:t>
+            </w:r>
+          </w:p>
+        </w:tc>
+      </w:tr>
+      <w:tr>
+        <w:tc>
+          <w:tcPr>
+            <w:tcW w:type="dxa" w:w="1296"/>
+            <w:shd w:val="clear" w:color="auto" w:fill="E8F0FE"/>
+          </w:tcPr>
+          <w:p>
+            <w:r/>
+            <w:r>
+              <w:rPr>
+                <w:rFonts w:ascii="Arial" w:hAnsi="Arial"/>
+                <w:b/>
+                <w:sz w:val="19"/>
+              </w:rPr>
+              <w:t>2.3</w:t>
+            </w:r>
+          </w:p>
+        </w:tc>
+        <w:tc>
+          <w:tcPr>
+            <w:tcW w:type="dxa" w:w="6624"/>
+          </w:tcPr>
+          <w:p>
+            <w:r/>
+            <w:r>
+              <w:rPr>
+                <w:rFonts w:ascii="Arial" w:hAnsi="Arial"/>
+                <w:b w:val="0"/>
+                <w:sz w:val="19"/>
+              </w:rPr>
+              <w:t>Explain various types of vulnerabilities</w:t>
+            </w:r>
+          </w:p>
+        </w:tc>
+        <w:tc>
+          <w:tcPr>
+            <w:tcW w:type="dxa" w:w="1872"/>
+          </w:tcPr>
+          <w:p>
+            <w:r/>
+            <w:r>
+              <w:rPr>
+                <w:rFonts w:ascii="Arial" w:hAnsi="Arial"/>
+                <w:b w:val="0"/>
+                <w:sz w:val="19"/>
+              </w:rPr>
+              <w:t>Lab 10, Lab 11, Lab 12</w:t>
+            </w:r>
+          </w:p>
+        </w:tc>
+      </w:tr>
+      <w:tr>
+        <w:tc>
+          <w:tcPr>
+            <w:tcW w:type="dxa" w:w="1296"/>
+            <w:shd w:val="clear" w:color="auto" w:fill="E8F0FE"/>
+          </w:tcPr>
+          <w:p>
+            <w:r/>
+            <w:r>
+              <w:rPr>
+                <w:rFonts w:ascii="Arial" w:hAnsi="Arial"/>
+                <w:b/>
+                <w:sz w:val="19"/>
+              </w:rPr>
+              <w:t>2.4</w:t>
+            </w:r>
+          </w:p>
+        </w:tc>
+        <w:tc>
+          <w:tcPr>
+            <w:tcW w:type="dxa" w:w="6624"/>
+          </w:tcPr>
+          <w:p>
+            <w:r/>
+            <w:r>
+              <w:rPr>
+                <w:rFonts w:ascii="Arial" w:hAnsi="Arial"/>
+                <w:b w:val="0"/>
+                <w:sz w:val="19"/>
+              </w:rPr>
+              <w:t>Given a scenario, analyze indicators of malicious activity</w:t>
+            </w:r>
+          </w:p>
+        </w:tc>
+        <w:tc>
+          <w:tcPr>
+            <w:tcW w:type="dxa" w:w="1872"/>
+          </w:tcPr>
+          <w:p>
+            <w:r/>
+            <w:r>
+              <w:rPr>
+                <w:rFonts w:ascii="Arial" w:hAnsi="Arial"/>
+                <w:b w:val="0"/>
+                <w:sz w:val="19"/>
+              </w:rPr>
+              <w:t>Lab 13, Lab 14, Lab 15</w:t>
+            </w:r>
+          </w:p>
+        </w:tc>
+      </w:tr>
+      <w:tr>
+        <w:tc>
+          <w:tcPr>
+            <w:tcW w:type="dxa" w:w="1296"/>
+            <w:shd w:val="clear" w:color="auto" w:fill="E8F0FE"/>
+          </w:tcPr>
+          <w:p>
+            <w:r/>
+            <w:r>
+              <w:rPr>
+                <w:rFonts w:ascii="Arial" w:hAnsi="Arial"/>
+                <w:b/>
+                <w:sz w:val="19"/>
+              </w:rPr>
+              <w:t>2.5</w:t>
+            </w:r>
+          </w:p>
+        </w:tc>
+        <w:tc>
+          <w:tcPr>
+            <w:tcW w:type="dxa" w:w="6624"/>
+          </w:tcPr>
+          <w:p>
+            <w:r/>
+            <w:r>
+              <w:rPr>
+                <w:rFonts w:ascii="Arial" w:hAnsi="Arial"/>
+                <w:b w:val="0"/>
+                <w:sz w:val="19"/>
+              </w:rPr>
+              <w:t>Explain the purpose of mitigation techniques used to secure the enterprise</w:t>
+            </w:r>
+          </w:p>
+        </w:tc>
+        <w:tc>
+          <w:tcPr>
+            <w:tcW w:type="dxa" w:w="1872"/>
+          </w:tcPr>
+          <w:p>
+            <w:r/>
+            <w:r>
+              <w:rPr>
+                <w:rFonts w:ascii="Arial" w:hAnsi="Arial"/>
+                <w:b w:val="0"/>
+                <w:sz w:val="19"/>
+              </w:rPr>
+              <w:t>Lab 16</w:t>
+            </w:r>
+          </w:p>
+        </w:tc>
+      </w:tr>
+      <w:tr>
+        <w:tc>
+          <w:tcPr>
+            <w:tcW w:type="dxa" w:w="1296"/>
+            <w:shd w:val="clear" w:color="auto" w:fill="E8F0FE"/>
+          </w:tcPr>
+          <w:p>
+            <w:r/>
+            <w:r>
+              <w:rPr>
+                <w:rFonts w:ascii="Arial" w:hAnsi="Arial"/>
+                <w:b/>
+                <w:sz w:val="19"/>
+              </w:rPr>
+              <w:t>3.1</w:t>
+            </w:r>
+          </w:p>
+        </w:tc>
+        <w:tc>
+          <w:tcPr>
+            <w:tcW w:type="dxa" w:w="6624"/>
+          </w:tcPr>
+          <w:p>
+            <w:r/>
+            <w:r>
+              <w:rPr>
+                <w:rFonts w:ascii="Arial" w:hAnsi="Arial"/>
+                <w:b w:val="0"/>
+                <w:sz w:val="19"/>
+              </w:rPr>
+              <w:t>Compare and contrast security implications of different architecture models</w:t>
+            </w:r>
+          </w:p>
+        </w:tc>
+        <w:tc>
+          <w:tcPr>
+            <w:tcW w:type="dxa" w:w="1872"/>
+          </w:tcPr>
+          <w:p>
+            <w:r/>
+            <w:r>
+              <w:rPr>
+                <w:rFonts w:ascii="Arial" w:hAnsi="Arial"/>
+                <w:b w:val="0"/>
+                <w:sz w:val="19"/>
+              </w:rPr>
+              <w:t>Lab 17, Lab 18</w:t>
+            </w:r>
+          </w:p>
+        </w:tc>
+      </w:tr>
+      <w:tr>
+        <w:tc>
+          <w:tcPr>
+            <w:tcW w:type="dxa" w:w="1296"/>
+            <w:shd w:val="clear" w:color="auto" w:fill="E8F0FE"/>
+          </w:tcPr>
+          <w:p>
+            <w:r/>
+            <w:r>
+              <w:rPr>
+                <w:rFonts w:ascii="Arial" w:hAnsi="Arial"/>
+                <w:b/>
+                <w:sz w:val="19"/>
+              </w:rPr>
+              <w:t>3.2</w:t>
+            </w:r>
+          </w:p>
+        </w:tc>
+        <w:tc>
+          <w:tcPr>
+            <w:tcW w:type="dxa" w:w="6624"/>
+          </w:tcPr>
+          <w:p>
+            <w:r/>
+            <w:r>
+              <w:rPr>
+                <w:rFonts w:ascii="Arial" w:hAnsi="Arial"/>
+                <w:b w:val="0"/>
+                <w:sz w:val="19"/>
+              </w:rPr>
+              <w:t>Given a scenario, apply security principles to secure enterprise infrastructure</w:t>
+            </w:r>
+          </w:p>
+        </w:tc>
+        <w:tc>
+          <w:tcPr>
+            <w:tcW w:type="dxa" w:w="1872"/>
+          </w:tcPr>
+          <w:p>
+            <w:r/>
+            <w:r>
+              <w:rPr>
+                <w:rFonts w:ascii="Arial" w:hAnsi="Arial"/>
+                <w:b w:val="0"/>
+                <w:sz w:val="19"/>
+              </w:rPr>
+              <w:t>Lab 19, Lab 20, Lab 21, Lab 22</w:t>
+            </w:r>
+          </w:p>
+        </w:tc>
+      </w:tr>
+      <w:tr>
+        <w:tc>
+          <w:tcPr>
+            <w:tcW w:type="dxa" w:w="1296"/>
+            <w:shd w:val="clear" w:color="auto" w:fill="E8F0FE"/>
+          </w:tcPr>
+          <w:p>
+            <w:r/>
+            <w:r>
+              <w:rPr>
+                <w:rFonts w:ascii="Arial" w:hAnsi="Arial"/>
+                <w:b/>
+                <w:sz w:val="19"/>
+              </w:rPr>
+              <w:t>3.3</w:t>
+            </w:r>
+          </w:p>
+        </w:tc>
+        <w:tc>
+          <w:tcPr>
+            <w:tcW w:type="dxa" w:w="6624"/>
+          </w:tcPr>
+          <w:p>
+            <w:r/>
+            <w:r>
+              <w:rPr>
+                <w:rFonts w:ascii="Arial" w:hAnsi="Arial"/>
+                <w:b w:val="0"/>
+                <w:sz w:val="19"/>
+              </w:rPr>
+              <w:t>Compare and contrast concepts and strategies to protect data</w:t>
+            </w:r>
+          </w:p>
+        </w:tc>
+        <w:tc>
+          <w:tcPr>
+            <w:tcW w:type="dxa" w:w="1872"/>
+          </w:tcPr>
+          <w:p>
+            <w:r/>
+            <w:r>
+              <w:rPr>
+                <w:rFonts w:ascii="Arial" w:hAnsi="Arial"/>
+                <w:b w:val="0"/>
+                <w:sz w:val="19"/>
+              </w:rPr>
+              <w:t>Lab 23, Lab 24, Lab 25</w:t>
+            </w:r>
+          </w:p>
+        </w:tc>
+      </w:tr>
+      <w:tr>
+        <w:tc>
+          <w:tcPr>
+            <w:tcW w:type="dxa" w:w="1296"/>
+            <w:shd w:val="clear" w:color="auto" w:fill="E8F0FE"/>
+          </w:tcPr>
+          <w:p>
+            <w:r/>
+            <w:r>
+              <w:rPr>
+                <w:rFonts w:ascii="Arial" w:hAnsi="Arial"/>
+                <w:b/>
+                <w:sz w:val="19"/>
+              </w:rPr>
+              <w:t>3.4</w:t>
+            </w:r>
+          </w:p>
+        </w:tc>
+        <w:tc>
+          <w:tcPr>
+            <w:tcW w:type="dxa" w:w="6624"/>
+          </w:tcPr>
+          <w:p>
+            <w:r/>
+            <w:r>
+              <w:rPr>
+                <w:rFonts w:ascii="Arial" w:hAnsi="Arial"/>
+                <w:b w:val="0"/>
+                <w:sz w:val="19"/>
+              </w:rPr>
+              <w:t>Explain the importance of resilience and recovery in security architecture</w:t>
+            </w:r>
+          </w:p>
+        </w:tc>
+        <w:tc>
+          <w:tcPr>
+            <w:tcW w:type="dxa" w:w="1872"/>
+          </w:tcPr>
+          <w:p>
+            <w:r/>
+            <w:r>
+              <w:rPr>
+                <w:rFonts w:ascii="Arial" w:hAnsi="Arial"/>
+                <w:b w:val="0"/>
+                <w:sz w:val="19"/>
+              </w:rPr>
+              <w:t>Lab 26, Lab 27</w:t>
+            </w:r>
+          </w:p>
+        </w:tc>
+      </w:tr>
+      <w:tr>
+        <w:tc>
+          <w:tcPr>
+            <w:tcW w:type="dxa" w:w="1296"/>
+            <w:shd w:val="clear" w:color="auto" w:fill="E8F0FE"/>
+          </w:tcPr>
+          <w:p>
+            <w:r/>
+            <w:r>
+              <w:rPr>
+                <w:rFonts w:ascii="Arial" w:hAnsi="Arial"/>
+                <w:b/>
+                <w:sz w:val="19"/>
+              </w:rPr>
+              <w:t>4.1</w:t>
+            </w:r>
+          </w:p>
+        </w:tc>
+        <w:tc>
+          <w:tcPr>
+            <w:tcW w:type="dxa" w:w="6624"/>
+          </w:tcPr>
+          <w:p>
+            <w:r/>
+            <w:r>
+              <w:rPr>
+                <w:rFonts w:ascii="Arial" w:hAnsi="Arial"/>
+                <w:b w:val="0"/>
+                <w:sz w:val="19"/>
+              </w:rPr>
+              <w:t>Given a scenario, apply common security techniques to computing resources</w:t>
+            </w:r>
+          </w:p>
+        </w:tc>
+        <w:tc>
+          <w:tcPr>
+            <w:tcW w:type="dxa" w:w="1872"/>
+          </w:tcPr>
+          <w:p>
+            <w:r/>
+            <w:r>
+              <w:rPr>
+                <w:rFonts w:ascii="Arial" w:hAnsi="Arial"/>
+                <w:b w:val="0"/>
+                <w:sz w:val="19"/>
+              </w:rPr>
+              <w:t>Lab 28, Lab 29</w:t>
+            </w:r>
+          </w:p>
+        </w:tc>
+      </w:tr>
+      <w:tr>
+        <w:tc>
+          <w:tcPr>
+            <w:tcW w:type="dxa" w:w="1296"/>
+            <w:shd w:val="clear" w:color="auto" w:fill="E8F0FE"/>
+          </w:tcPr>
+          <w:p>
+            <w:r/>
+            <w:r>
+              <w:rPr>
+                <w:rFonts w:ascii="Arial" w:hAnsi="Arial"/>
+                <w:b/>
+                <w:sz w:val="19"/>
+              </w:rPr>
+              <w:t>4.2</w:t>
+            </w:r>
+          </w:p>
+        </w:tc>
+        <w:tc>
+          <w:tcPr>
+            <w:tcW w:type="dxa" w:w="6624"/>
+          </w:tcPr>
+          <w:p>
+            <w:r/>
+            <w:r>
+              <w:rPr>
+                <w:rFonts w:ascii="Arial" w:hAnsi="Arial"/>
+                <w:b w:val="0"/>
+                <w:sz w:val="19"/>
+              </w:rPr>
+              <w:t>Explain the security implications of proper hardware, software, and data asset management</w:t>
+            </w:r>
+          </w:p>
+        </w:tc>
+        <w:tc>
+          <w:tcPr>
+            <w:tcW w:type="dxa" w:w="1872"/>
+          </w:tcPr>
+          <w:p>
+            <w:r/>
+            <w:r>
+              <w:rPr>
+                <w:rFonts w:ascii="Arial" w:hAnsi="Arial"/>
+                <w:b w:val="0"/>
+                <w:sz w:val="19"/>
+              </w:rPr>
+              <w:t>Lab 30</w:t>
+            </w:r>
+          </w:p>
+        </w:tc>
+      </w:tr>
+      <w:tr>
+        <w:tc>
+          <w:tcPr>
+            <w:tcW w:type="dxa" w:w="1296"/>
+            <w:shd w:val="clear" w:color="auto" w:fill="E8F0FE"/>
+          </w:tcPr>
+          <w:p>
+            <w:r/>
+            <w:r>
+              <w:rPr>
+                <w:rFonts w:ascii="Arial" w:hAnsi="Arial"/>
+                <w:b/>
+                <w:sz w:val="19"/>
+              </w:rPr>
+              <w:t>4.3</w:t>
+            </w:r>
+          </w:p>
+        </w:tc>
+        <w:tc>
+          <w:tcPr>
+            <w:tcW w:type="dxa" w:w="6624"/>
+          </w:tcPr>
+          <w:p>
+            <w:r/>
+            <w:r>
+              <w:rPr>
+                <w:rFonts w:ascii="Arial" w:hAnsi="Arial"/>
+                <w:b w:val="0"/>
+                <w:sz w:val="19"/>
+              </w:rPr>
+              <w:t>Explain various activities associated with vulnerability management</w:t>
+            </w:r>
+          </w:p>
+        </w:tc>
+        <w:tc>
+          <w:tcPr>
+            <w:tcW w:type="dxa" w:w="1872"/>
+          </w:tcPr>
+          <w:p>
+            <w:r/>
+            <w:r>
+              <w:rPr>
+                <w:rFonts w:ascii="Arial" w:hAnsi="Arial"/>
+                <w:b w:val="0"/>
+                <w:sz w:val="19"/>
+              </w:rPr>
+              <w:t>Lab 31, Lab 32</w:t>
+            </w:r>
+          </w:p>
+        </w:tc>
+      </w:tr>
+      <w:tr>
+        <w:tc>
+          <w:tcPr>
+            <w:tcW w:type="dxa" w:w="1296"/>
+            <w:shd w:val="clear" w:color="auto" w:fill="E8F0FE"/>
+          </w:tcPr>
+          <w:p>
+            <w:r/>
+            <w:r>
+              <w:rPr>
+                <w:rFonts w:ascii="Arial" w:hAnsi="Arial"/>
+                <w:b/>
+                <w:sz w:val="19"/>
+              </w:rPr>
+              <w:t>4.4</w:t>
+            </w:r>
+          </w:p>
+        </w:tc>
+        <w:tc>
+          <w:tcPr>
+            <w:tcW w:type="dxa" w:w="6624"/>
+          </w:tcPr>
+          <w:p>
+            <w:r/>
+            <w:r>
+              <w:rPr>
+                <w:rFonts w:ascii="Arial" w:hAnsi="Arial"/>
+                <w:b w:val="0"/>
+                <w:sz w:val="19"/>
+              </w:rPr>
+              <w:t>Explain security alerting and monitoring concepts and tools</w:t>
+            </w:r>
+          </w:p>
+        </w:tc>
+        <w:tc>
+          <w:tcPr>
+            <w:tcW w:type="dxa" w:w="1872"/>
+          </w:tcPr>
+          <w:p>
+            <w:r/>
+            <w:r>
+              <w:rPr>
+                <w:rFonts w:ascii="Arial" w:hAnsi="Arial"/>
+                <w:b w:val="0"/>
+                <w:sz w:val="19"/>
+              </w:rPr>
+              <w:t>Lab 33, Lab 34</w:t>
+            </w:r>
+          </w:p>
+        </w:tc>
+      </w:tr>
+      <w:tr>
+        <w:tc>
+          <w:tcPr>
+            <w:tcW w:type="dxa" w:w="1296"/>
+            <w:shd w:val="clear" w:color="auto" w:fill="E8F0FE"/>
+          </w:tcPr>
+          <w:p>
+            <w:r/>
+            <w:r>
+              <w:rPr>
+                <w:rFonts w:ascii="Arial" w:hAnsi="Arial"/>
+                <w:b/>
+                <w:sz w:val="19"/>
+              </w:rPr>
+              <w:t>4.5</w:t>
+            </w:r>
+          </w:p>
+        </w:tc>
+        <w:tc>
+          <w:tcPr>
+            <w:tcW w:type="dxa" w:w="6624"/>
+          </w:tcPr>
+          <w:p>
+            <w:r/>
+            <w:r>
+              <w:rPr>
+                <w:rFonts w:ascii="Arial" w:hAnsi="Arial"/>
+                <w:b w:val="0"/>
+                <w:sz w:val="19"/>
+              </w:rPr>
+              <w:t>Given a scenario, modify enterprise capabilities to enhance security</w:t>
+            </w:r>
+          </w:p>
+        </w:tc>
+        <w:tc>
+          <w:tcPr>
+            <w:tcW w:type="dxa" w:w="1872"/>
+          </w:tcPr>
+          <w:p>
+            <w:r/>
+            <w:r>
+              <w:rPr>
+                <w:rFonts w:ascii="Arial" w:hAnsi="Arial"/>
+                <w:b w:val="0"/>
+                <w:sz w:val="19"/>
+              </w:rPr>
+              <w:t>Lab 35, Lab 36, Lab 37</w:t>
+            </w:r>
+          </w:p>
+        </w:tc>
+      </w:tr>
+      <w:tr>
+        <w:tc>
+          <w:tcPr>
+            <w:tcW w:type="dxa" w:w="1296"/>
+            <w:shd w:val="clear" w:color="auto" w:fill="E8F0FE"/>
+          </w:tcPr>
+          <w:p>
+            <w:r/>
+            <w:r>
+              <w:rPr>
+                <w:rFonts w:ascii="Arial" w:hAnsi="Arial"/>
+                <w:b/>
+                <w:sz w:val="19"/>
+              </w:rPr>
+              <w:t>4.6</w:t>
+            </w:r>
+          </w:p>
+        </w:tc>
+        <w:tc>
+          <w:tcPr>
+            <w:tcW w:type="dxa" w:w="6624"/>
+          </w:tcPr>
+          <w:p>
+            <w:r/>
+            <w:r>
+              <w:rPr>
+                <w:rFonts w:ascii="Arial" w:hAnsi="Arial"/>
+                <w:b w:val="0"/>
+                <w:sz w:val="19"/>
+              </w:rPr>
+              <w:t>Given a scenario, implement and maintain identity and access management</w:t>
+            </w:r>
+          </w:p>
+        </w:tc>
+        <w:tc>
+          <w:tcPr>
+            <w:tcW w:type="dxa" w:w="1872"/>
+          </w:tcPr>
+          <w:p>
+            <w:r/>
+            <w:r>
+              <w:rPr>
+                <w:rFonts w:ascii="Arial" w:hAnsi="Arial"/>
+                <w:b w:val="0"/>
+                <w:sz w:val="19"/>
+              </w:rPr>
+              <w:t>Lab 38, Lab 39</w:t>
+            </w:r>
+          </w:p>
+        </w:tc>
+      </w:tr>
+      <w:tr>
+        <w:tc>
+          <w:tcPr>
+            <w:tcW w:type="dxa" w:w="1296"/>
+            <w:shd w:val="clear" w:color="auto" w:fill="E8F0FE"/>
+          </w:tcPr>
+          <w:p>
+            <w:r/>
+            <w:r>
+              <w:rPr>
+                <w:rFonts w:ascii="Arial" w:hAnsi="Arial"/>
+                <w:b/>
+                <w:sz w:val="19"/>
+              </w:rPr>
+              <w:t>4.7</w:t>
+            </w:r>
+          </w:p>
+        </w:tc>
+        <w:tc>
+          <w:tcPr>
+            <w:tcW w:type="dxa" w:w="6624"/>
+          </w:tcPr>
+          <w:p>
+            <w:r/>
+            <w:r>
+              <w:rPr>
+                <w:rFonts w:ascii="Arial" w:hAnsi="Arial"/>
+                <w:b w:val="0"/>
+                <w:sz w:val="19"/>
+              </w:rPr>
+              <w:t>Explain the importance of automation and orchestration related to secure operations</w:t>
+            </w:r>
+          </w:p>
+        </w:tc>
+        <w:tc>
+          <w:tcPr>
+            <w:tcW w:type="dxa" w:w="1872"/>
+          </w:tcPr>
+          <w:p>
+            <w:r/>
+            <w:r>
+              <w:rPr>
+                <w:rFonts w:ascii="Arial" w:hAnsi="Arial"/>
+                <w:b w:val="0"/>
+                <w:sz w:val="19"/>
+              </w:rPr>
+              <w:t>Lab 40</w:t>
+            </w:r>
+          </w:p>
+        </w:tc>
+      </w:tr>
+      <w:tr>
+        <w:tc>
+          <w:tcPr>
+            <w:tcW w:type="dxa" w:w="1296"/>
+            <w:shd w:val="clear" w:color="auto" w:fill="E8F0FE"/>
+          </w:tcPr>
+          <w:p>
+            <w:r/>
+            <w:r>
+              <w:rPr>
+                <w:rFonts w:ascii="Arial" w:hAnsi="Arial"/>
+                <w:b/>
+                <w:sz w:val="19"/>
+              </w:rPr>
+              <w:t>4.8</w:t>
+            </w:r>
+          </w:p>
+        </w:tc>
+        <w:tc>
+          <w:tcPr>
+            <w:tcW w:type="dxa" w:w="6624"/>
+          </w:tcPr>
+          <w:p>
+            <w:r/>
+            <w:r>
+              <w:rPr>
+                <w:rFonts w:ascii="Arial" w:hAnsi="Arial"/>
+                <w:b w:val="0"/>
+                <w:sz w:val="19"/>
+              </w:rPr>
+              <w:t>Explain appropriate incident response activities</w:t>
+            </w:r>
+          </w:p>
+        </w:tc>
+        <w:tc>
+          <w:tcPr>
+            <w:tcW w:type="dxa" w:w="1872"/>
+          </w:tcPr>
+          <w:p>
+            <w:r/>
+            <w:r>
+              <w:rPr>
+                <w:rFonts w:ascii="Arial" w:hAnsi="Arial"/>
+                <w:b w:val="0"/>
+                <w:sz w:val="19"/>
+              </w:rPr>
+              <w:t>Lab 41, Lab 42</w:t>
+            </w:r>
+          </w:p>
+        </w:tc>
+      </w:tr>
+      <w:tr>
+        <w:tc>
+          <w:tcPr>
+            <w:tcW w:type="dxa" w:w="1296"/>
+            <w:shd w:val="clear" w:color="auto" w:fill="E8F0FE"/>
+          </w:tcPr>
+          <w:p>
+            <w:r/>
+            <w:r>
+              <w:rPr>
+                <w:rFonts w:ascii="Arial" w:hAnsi="Arial"/>
+                <w:b/>
+                <w:sz w:val="19"/>
+              </w:rPr>
+              <w:t>4.9</w:t>
+            </w:r>
+          </w:p>
+        </w:tc>
+        <w:tc>
+          <w:tcPr>
+            <w:tcW w:type="dxa" w:w="6624"/>
+          </w:tcPr>
+          <w:p>
+            <w:r/>
+            <w:r>
+              <w:rPr>
+                <w:rFonts w:ascii="Arial" w:hAnsi="Arial"/>
+                <w:b w:val="0"/>
+                <w:sz w:val="19"/>
+              </w:rPr>
+              <w:t>Given a scenario, use data sources to support an investigation</w:t>
+            </w:r>
+          </w:p>
+        </w:tc>
+        <w:tc>
+          <w:tcPr>
+            <w:tcW w:type="dxa" w:w="1872"/>
+          </w:tcPr>
+          <w:p>
+            <w:r/>
+            <w:r>
+              <w:rPr>
+                <w:rFonts w:ascii="Arial" w:hAnsi="Arial"/>
+                <w:b w:val="0"/>
+                <w:sz w:val="19"/>
+              </w:rPr>
+              <w:t>Lab 43, Lab 44</w:t>
+            </w:r>
+          </w:p>
+        </w:tc>
+      </w:tr>
+      <w:tr>
+        <w:tc>
+          <w:tcPr>
+            <w:tcW w:type="dxa" w:w="1296"/>
+            <w:shd w:val="clear" w:color="auto" w:fill="E8F0FE"/>
+          </w:tcPr>
+          <w:p>
+            <w:r/>
+            <w:r>
+              <w:rPr>
+                <w:rFonts w:ascii="Arial" w:hAnsi="Arial"/>
+                <w:b/>
+                <w:sz w:val="19"/>
+              </w:rPr>
+              <w:t>5.1</w:t>
+            </w:r>
+          </w:p>
+        </w:tc>
+        <w:tc>
+          <w:tcPr>
+            <w:tcW w:type="dxa" w:w="6624"/>
+          </w:tcPr>
+          <w:p>
+            <w:r/>
+            <w:r>
+              <w:rPr>
+                <w:rFonts w:ascii="Arial" w:hAnsi="Arial"/>
+                <w:b w:val="0"/>
+                <w:sz w:val="19"/>
+              </w:rPr>
+              <w:t>Summarize elements of effective security governance</w:t>
+            </w:r>
+          </w:p>
+        </w:tc>
+        <w:tc>
+          <w:tcPr>
+            <w:tcW w:type="dxa" w:w="1872"/>
+          </w:tcPr>
+          <w:p>
+            <w:r/>
+            <w:r>
+              <w:rPr>
+                <w:rFonts w:ascii="Arial" w:hAnsi="Arial"/>
+                <w:b w:val="0"/>
+                <w:sz w:val="19"/>
+              </w:rPr>
+              <w:t>Lab 45</w:t>
+            </w:r>
+          </w:p>
+        </w:tc>
+      </w:tr>
+      <w:tr>
+        <w:tc>
+          <w:tcPr>
+            <w:tcW w:type="dxa" w:w="1296"/>
+            <w:shd w:val="clear" w:color="auto" w:fill="E8F0FE"/>
+          </w:tcPr>
+          <w:p>
+            <w:r/>
+            <w:r>
+              <w:rPr>
+                <w:rFonts w:ascii="Arial" w:hAnsi="Arial"/>
+                <w:b/>
+                <w:sz w:val="19"/>
+              </w:rPr>
+              <w:t>5.2</w:t>
+            </w:r>
+          </w:p>
+        </w:tc>
+        <w:tc>
+          <w:tcPr>
+            <w:tcW w:type="dxa" w:w="6624"/>
+          </w:tcPr>
+          <w:p>
+            <w:r/>
+            <w:r>
+              <w:rPr>
+                <w:rFonts w:ascii="Arial" w:hAnsi="Arial"/>
+                <w:b w:val="0"/>
+                <w:sz w:val="19"/>
+              </w:rPr>
+              <w:t>Explain elements of the risk management process</w:t>
+            </w:r>
+          </w:p>
+        </w:tc>
+        <w:tc>
+          <w:tcPr>
+            <w:tcW w:type="dxa" w:w="1872"/>
+          </w:tcPr>
+          <w:p>
+            <w:r/>
+            <w:r>
+              <w:rPr>
+                <w:rFonts w:ascii="Arial" w:hAnsi="Arial"/>
+                <w:b w:val="0"/>
+                <w:sz w:val="19"/>
+              </w:rPr>
+              <w:t>Lab 46</w:t>
+            </w:r>
+          </w:p>
+        </w:tc>
+      </w:tr>
+      <w:tr>
+        <w:tc>
+          <w:tcPr>
+            <w:tcW w:type="dxa" w:w="1296"/>
+            <w:shd w:val="clear" w:color="auto" w:fill="E8F0FE"/>
+          </w:tcPr>
+          <w:p>
+            <w:r/>
+            <w:r>
+              <w:rPr>
+                <w:rFonts w:ascii="Arial" w:hAnsi="Arial"/>
+                <w:b/>
+                <w:sz w:val="19"/>
+              </w:rPr>
+              <w:t>5.3</w:t>
+            </w:r>
+          </w:p>
+        </w:tc>
+        <w:tc>
+          <w:tcPr>
+            <w:tcW w:type="dxa" w:w="6624"/>
+          </w:tcPr>
+          <w:p>
+            <w:r/>
+            <w:r>
+              <w:rPr>
+                <w:rFonts w:ascii="Arial" w:hAnsi="Arial"/>
+                <w:b w:val="0"/>
+                <w:sz w:val="19"/>
+              </w:rPr>
+              <w:t>Explain the processes associated with third-party risk assessment and management</w:t>
+            </w:r>
+          </w:p>
+        </w:tc>
+        <w:tc>
+          <w:tcPr>
+            <w:tcW w:type="dxa" w:w="1872"/>
+          </w:tcPr>
+          <w:p>
+            <w:r/>
+            <w:r>
+              <w:rPr>
+                <w:rFonts w:ascii="Arial" w:hAnsi="Arial"/>
+                <w:b w:val="0"/>
+                <w:sz w:val="19"/>
+              </w:rPr>
+              <w:t>Lab 47</w:t>
+            </w:r>
+          </w:p>
+        </w:tc>
+      </w:tr>
+      <w:tr>
+        <w:tc>
+          <w:tcPr>
+            <w:tcW w:type="dxa" w:w="1296"/>
+            <w:shd w:val="clear" w:color="auto" w:fill="E8F0FE"/>
+          </w:tcPr>
+          <w:p>
+            <w:r/>
+            <w:r>
+              <w:rPr>
+                <w:rFonts w:ascii="Arial" w:hAnsi="Arial"/>
+                <w:b/>
+                <w:sz w:val="19"/>
+              </w:rPr>
+              <w:t>5.4</w:t>
+            </w:r>
+          </w:p>
+        </w:tc>
+        <w:tc>
+          <w:tcPr>
+            <w:tcW w:type="dxa" w:w="6624"/>
+          </w:tcPr>
+          <w:p>
+            <w:r/>
+            <w:r>
+              <w:rPr>
+                <w:rFonts w:ascii="Arial" w:hAnsi="Arial"/>
+                <w:b w:val="0"/>
+                <w:sz w:val="19"/>
+              </w:rPr>
+              <w:t>Summarize elements of effective security compliance</w:t>
+            </w:r>
+          </w:p>
+        </w:tc>
+        <w:tc>
+          <w:tcPr>
+            <w:tcW w:type="dxa" w:w="1872"/>
+          </w:tcPr>
+          <w:p>
+            <w:r/>
+            <w:r>
+              <w:rPr>
+                <w:rFonts w:ascii="Arial" w:hAnsi="Arial"/>
+                <w:b w:val="0"/>
+                <w:sz w:val="19"/>
+              </w:rPr>
+              <w:t>Lab 48</w:t>
+            </w:r>
+          </w:p>
+        </w:tc>
+      </w:tr>
+      <w:tr>
+        <w:tc>
+          <w:tcPr>
+            <w:tcW w:type="dxa" w:w="1296"/>
+            <w:shd w:val="clear" w:color="auto" w:fill="E8F0FE"/>
+          </w:tcPr>
+          <w:p>
+            <w:r/>
+            <w:r>
+              <w:rPr>
+                <w:rFonts w:ascii="Arial" w:hAnsi="Arial"/>
+                <w:b/>
+                <w:sz w:val="19"/>
+              </w:rPr>
+              <w:t>5.5</w:t>
+            </w:r>
+          </w:p>
+        </w:tc>
+        <w:tc>
+          <w:tcPr>
+            <w:tcW w:type="dxa" w:w="6624"/>
+          </w:tcPr>
+          <w:p>
+            <w:r/>
+            <w:r>
+              <w:rPr>
+                <w:rFonts w:ascii="Arial" w:hAnsi="Arial"/>
+                <w:b w:val="0"/>
+                <w:sz w:val="19"/>
+              </w:rPr>
+              <w:t>Explain types and purposes of audits and assessments</w:t>
+            </w:r>
+          </w:p>
+        </w:tc>
+        <w:tc>
+          <w:tcPr>
+            <w:tcW w:type="dxa" w:w="1872"/>
+          </w:tcPr>
+          <w:p>
+            <w:r/>
+            <w:r>
+              <w:rPr>
+                <w:rFonts w:ascii="Arial" w:hAnsi="Arial"/>
+                <w:b w:val="0"/>
+                <w:sz w:val="19"/>
+              </w:rPr>
+              <w:t>Lab 49, Lab 50, Lab 51</w:t>
+            </w:r>
+          </w:p>
+        </w:tc>
+      </w:tr>
+      <w:tr>
+        <w:tc>
+          <w:tcPr>
+            <w:tcW w:type="dxa" w:w="1296"/>
+            <w:shd w:val="clear" w:color="auto" w:fill="E8F0FE"/>
+          </w:tcPr>
+          <w:p>
+            <w:r/>
+            <w:r>
+              <w:rPr>
+                <w:rFonts w:ascii="Arial" w:hAnsi="Arial"/>
+                <w:b/>
+                <w:sz w:val="19"/>
+              </w:rPr>
+              <w:t>5.6</w:t>
+            </w:r>
+          </w:p>
+        </w:tc>
+        <w:tc>
+          <w:tcPr>
+            <w:tcW w:type="dxa" w:w="6624"/>
+          </w:tcPr>
+          <w:p>
+            <w:r/>
+            <w:r>
+              <w:rPr>
+                <w:rFonts w:ascii="Arial" w:hAnsi="Arial"/>
+                <w:b w:val="0"/>
+                <w:sz w:val="19"/>
+              </w:rPr>
+              <w:t>Given a scenario, implement security awareness practices</w:t>
+            </w:r>
+          </w:p>
+        </w:tc>
+        <w:tc>
+          <w:tcPr>
+            <w:tcW w:type="dxa" w:w="1872"/>
+          </w:tcPr>
+          <w:p>
+            <w:r/>
+            <w:r>
+              <w:rPr>
+                <w:rFonts w:ascii="Arial" w:hAnsi="Arial"/>
+                <w:b w:val="0"/>
+                <w:sz w:val="19"/>
+              </w:rPr>
+              <w:t>Lab 52</w:t>
             </w:r>
           </w:p>
         </w:tc>
@@ -3208,9 +6428,6 @@
     </w:tbl>
     <w:sectPr>
       <w:footerReference w:type="default" r:id="rId10"/>
-      <w:headerReference w:type="default" r:id="rId11"/>
-      <w:footerReference w:type="even" r:id="rId12"/>
-      <w:footerReference w:type="first" r:id="rId13"/>
       <w:pgSz w:w="12240" w:h="15840"/>
       <w:pgMar w:top="1440" w:right="1800" w:bottom="1440" w:left="1800" w:header="720" w:footer="720" w:gutter="0"/>
       <w:cols w:space="720"/>
@@ -3276,36 +6493,6 @@
     </w:r>
   </w:p>
 </w:ftr>
-</file>
-
-<file path=word/footer2.xml><?xml version="1.0" encoding="utf-8"?>
-<w:ftr xmlns:m="http://schemas.openxmlformats.org/officeDocument/2006/math" xmlns:mc="http://schemas.openxmlformats.org/markup-compatibility/2006" xmlns:mo="http://schemas.microsoft.com/office/mac/office/2008/main" xmlns:mv="urn:schemas-microsoft-com:mac:vml" xmlns:o="urn:schemas-microsoft-com:office:office" xmlns:r="http://schemas.openxmlformats.org/officeDocument/2006/relationships" xmlns:v="urn:schemas-microsoft-com:vml" xmlns:w10="urn:schemas-microsoft-com:office:word" xmlns:w14="http://schemas.microsoft.com/office/word/2010/wordml" xmlns:w="http://schemas.openxmlformats.org/wordprocessingml/2006/main" xmlns:wne="http://schemas.microsoft.com/office/word/2006/wordml" xmlns:wp14="http://schemas.microsoft.com/office/word/2010/wordprocessingDrawing" xmlns:wp="http://schemas.openxmlformats.org/drawingml/2006/wordprocessingDrawing" xmlns:wpc="http://schemas.microsoft.com/office/word/2010/wordprocessingCanvas" xmlns:wpg="http://schemas.microsoft.com/office/word/2010/wordprocessingGroup" xmlns:wpi="http://schemas.microsoft.com/office/word/2010/wordprocessingInk" xmlns:wps="http://schemas.microsoft.com/office/word/2010/wordprocessingShape" mc:Ignorable="w14 wp14">
-  <w:p>
-    <w:pPr>
-      <w:pStyle w:val="Footer"/>
-    </w:pPr>
-  </w:p>
-</w:ftr>
-</file>
-
-<file path=word/footer3.xml><?xml version="1.0" encoding="utf-8"?>
-<w:ftr xmlns:m="http://schemas.openxmlformats.org/officeDocument/2006/math" xmlns:mc="http://schemas.openxmlformats.org/markup-compatibility/2006" xmlns:mo="http://schemas.microsoft.com/office/mac/office/2008/main" xmlns:mv="urn:schemas-microsoft-com:mac:vml" xmlns:o="urn:schemas-microsoft-com:office:office" xmlns:r="http://schemas.openxmlformats.org/officeDocument/2006/relationships" xmlns:v="urn:schemas-microsoft-com:vml" xmlns:w10="urn:schemas-microsoft-com:office:word" xmlns:w14="http://schemas.microsoft.com/office/word/2010/wordml" xmlns:w="http://schemas.openxmlformats.org/wordprocessingml/2006/main" xmlns:wne="http://schemas.microsoft.com/office/word/2006/wordml" xmlns:wp14="http://schemas.microsoft.com/office/word/2010/wordprocessingDrawing" xmlns:wp="http://schemas.openxmlformats.org/drawingml/2006/wordprocessingDrawing" xmlns:wpc="http://schemas.microsoft.com/office/word/2010/wordprocessingCanvas" xmlns:wpg="http://schemas.microsoft.com/office/word/2010/wordprocessingGroup" xmlns:wpi="http://schemas.microsoft.com/office/word/2010/wordprocessingInk" xmlns:wps="http://schemas.microsoft.com/office/word/2010/wordprocessingShape" mc:Ignorable="w14 wp14">
-  <w:p>
-    <w:pPr>
-      <w:pStyle w:val="Footer"/>
-    </w:pPr>
-  </w:p>
-</w:ftr>
-</file>
-
-<file path=word/header1.xml><?xml version="1.0" encoding="utf-8"?>
-<w:hdr xmlns:m="http://schemas.openxmlformats.org/officeDocument/2006/math" xmlns:mc="http://schemas.openxmlformats.org/markup-compatibility/2006" xmlns:mo="http://schemas.microsoft.com/office/mac/office/2008/main" xmlns:mv="urn:schemas-microsoft-com:mac:vml" xmlns:o="urn:schemas-microsoft-com:office:office" xmlns:r="http://schemas.openxmlformats.org/officeDocument/2006/relationships" xmlns:v="urn:schemas-microsoft-com:vml" xmlns:w10="urn:schemas-microsoft-com:office:word" xmlns:w14="http://schemas.microsoft.com/office/word/2010/wordml" xmlns:w="http://schemas.openxmlformats.org/wordprocessingml/2006/main" xmlns:wne="http://schemas.microsoft.com/office/word/2006/wordml" xmlns:wp14="http://schemas.microsoft.com/office/word/2010/wordprocessingDrawing" xmlns:wp="http://schemas.openxmlformats.org/drawingml/2006/wordprocessingDrawing" xmlns:wpc="http://schemas.microsoft.com/office/word/2010/wordprocessingCanvas" xmlns:wpg="http://schemas.microsoft.com/office/word/2010/wordprocessingGroup" xmlns:wpi="http://schemas.microsoft.com/office/word/2010/wordprocessingInk" xmlns:wps="http://schemas.microsoft.com/office/word/2010/wordprocessingShape" mc:Ignorable="w14 wp14">
-  <w:p>
-    <w:pPr>
-      <w:pStyle w:val="Header"/>
-    </w:pPr>
-  </w:p>
-</w:hdr>
 </file>
 
 <file path=word/numbering.xml><?xml version="1.0" encoding="utf-8"?>
